--- a/Manuscript/V2/Supplement.docx
+++ b/Manuscript/V2/Supplement.docx
@@ -813,17 +813,6 @@
           <w:lang w:val="en-US" w:bidi="he-IL"/>
         </w:rPr>
       </w:pPr>
-    </w:p>
-    <w:p>
-      <w:pPr>
-        <w:spacing w:after="0" w:line="240" w:lineRule="auto"/>
-        <w:rPr>
-          <w:rFonts w:ascii="Futura" w:hAnsi="Futura" w:cs="Futura"/>
-          <w:sz w:val="20"/>
-          <w:szCs w:val="20"/>
-          <w:lang w:val="en-US" w:bidi="he-IL"/>
-        </w:rPr>
-      </w:pPr>
       <w:r>
         <w:rPr>
           <w:rFonts w:ascii="Futura" w:hAnsi="Futura" w:cs="Futura"/>
@@ -897,7 +886,7 @@
           <w:szCs w:val="20"/>
           <w:lang w:val="en-US" w:bidi="he-IL"/>
         </w:rPr>
-        <w:t>. Rarefaction curves.</w:t>
+        <w:t xml:space="preserve">. Rarefaction </w:t>
       </w:r>
       <w:r>
         <w:rPr>
@@ -906,6 +895,24 @@
           <w:szCs w:val="20"/>
           <w:lang w:val="en-US" w:bidi="he-IL"/>
         </w:rPr>
+        <w:t xml:space="preserve">methods illustrated </w:t>
+      </w:r>
+      <w:r>
+        <w:rPr>
+          <w:rFonts w:ascii="Futura" w:hAnsi="Futura" w:cs="Futura"/>
+          <w:sz w:val="20"/>
+          <w:szCs w:val="20"/>
+          <w:lang w:val="en-US" w:bidi="he-IL"/>
+        </w:rPr>
+        <w:t>curves.</w:t>
+      </w:r>
+      <w:r>
+        <w:rPr>
+          <w:rFonts w:ascii="Futura" w:hAnsi="Futura" w:cs="Futura"/>
+          <w:sz w:val="20"/>
+          <w:szCs w:val="20"/>
+          <w:lang w:val="en-US" w:bidi="he-IL"/>
+        </w:rPr>
         <w:t xml:space="preserve"> Each line is a sample. The vertical </w:t>
       </w:r>
       <w:r>
@@ -1069,6 +1076,33 @@
           <w:lang w:val="en-US" w:bidi="he-IL"/>
         </w:rPr>
         <w:t>.</w:t>
+      </w:r>
+      <w:r>
+        <w:rPr>
+          <w:rFonts w:ascii="Futura" w:hAnsi="Futura" w:cs="Futura"/>
+          <w:sz w:val="20"/>
+          <w:szCs w:val="20"/>
+          <w:lang w:val="en-US" w:bidi="he-IL"/>
+        </w:rPr>
+        <w:t xml:space="preserve"> The effect of these methods </w:t>
+      </w:r>
+      <w:r>
+        <w:rPr>
+          <w:rFonts w:ascii="Futura" w:hAnsi="Futura" w:cs="Futura"/>
+          <w:sz w:val="20"/>
+          <w:szCs w:val="20"/>
+          <w:lang w:val="en-US" w:bidi="he-IL"/>
+        </w:rPr>
+        <w:t xml:space="preserve">on estimates of bacterial richness </w:t>
+      </w:r>
+      <w:r>
+        <w:rPr>
+          <w:rFonts w:ascii="Futura" w:hAnsi="Futura" w:cs="Futura"/>
+          <w:sz w:val="20"/>
+          <w:szCs w:val="20"/>
+          <w:lang w:val="en-US" w:bidi="he-IL"/>
+        </w:rPr>
+        <w:t>is illustrated in Figure S2.</w:t>
       </w:r>
     </w:p>
     <w:p>
@@ -1166,7 +1200,7 @@
           <w:szCs w:val="20"/>
           <w:lang w:val="en-US" w:bidi="he-IL"/>
         </w:rPr>
-        <w:t>. Effect of rarefaction on number of ASVs over time.</w:t>
+        <w:t xml:space="preserve">. Effect of rarefaction </w:t>
       </w:r>
       <w:r>
         <w:rPr>
@@ -1175,7 +1209,205 @@
           <w:szCs w:val="20"/>
           <w:lang w:val="en-US" w:bidi="he-IL"/>
         </w:rPr>
-        <w:t xml:space="preserve"> (cf. Table S2)</w:t>
+        <w:t xml:space="preserve">method </w:t>
+      </w:r>
+      <w:r>
+        <w:rPr>
+          <w:rFonts w:ascii="Futura" w:hAnsi="Futura" w:cs="Futura"/>
+          <w:sz w:val="20"/>
+          <w:szCs w:val="20"/>
+          <w:lang w:val="en-US" w:bidi="he-IL"/>
+        </w:rPr>
+        <w:t xml:space="preserve">on </w:t>
+      </w:r>
+      <w:r>
+        <w:rPr>
+          <w:rFonts w:ascii="Futura" w:hAnsi="Futura" w:cs="Futura"/>
+          <w:sz w:val="20"/>
+          <w:szCs w:val="20"/>
+          <w:lang w:val="en-US" w:bidi="he-IL"/>
+        </w:rPr>
+        <w:t>bacterial richness</w:t>
+      </w:r>
+      <w:r>
+        <w:rPr>
+          <w:rFonts w:ascii="Futura" w:hAnsi="Futura" w:cs="Futura"/>
+          <w:sz w:val="20"/>
+          <w:szCs w:val="20"/>
+          <w:lang w:val="en-US" w:bidi="he-IL"/>
+        </w:rPr>
+        <w:t xml:space="preserve"> over </w:t>
+      </w:r>
+      <w:r>
+        <w:rPr>
+          <w:rFonts w:ascii="Futura" w:hAnsi="Futura" w:cs="Futura"/>
+          <w:sz w:val="20"/>
+          <w:szCs w:val="20"/>
+          <w:lang w:val="en-US" w:bidi="he-IL"/>
+        </w:rPr>
+        <w:t>detrital age</w:t>
+      </w:r>
+      <w:r>
+        <w:rPr>
+          <w:rFonts w:ascii="Futura" w:hAnsi="Futura" w:cs="Futura"/>
+          <w:sz w:val="20"/>
+          <w:szCs w:val="20"/>
+          <w:lang w:val="en-US" w:bidi="he-IL"/>
+        </w:rPr>
+        <w:t>.</w:t>
+      </w:r>
+      <w:r>
+        <w:rPr>
+          <w:rFonts w:ascii="Futura" w:hAnsi="Futura" w:cs="Futura"/>
+          <w:sz w:val="20"/>
+          <w:szCs w:val="20"/>
+          <w:lang w:val="en-US" w:bidi="he-IL"/>
+        </w:rPr>
+        <w:t xml:space="preserve"> </w:t>
+      </w:r>
+      <w:r>
+        <w:rPr>
+          <w:rFonts w:ascii="Futura" w:hAnsi="Futura" w:cs="Futura"/>
+          <w:sz w:val="20"/>
+          <w:szCs w:val="20"/>
+          <w:lang w:val="en-US" w:bidi="he-IL"/>
+        </w:rPr>
+        <w:t>Although</w:t>
+      </w:r>
+      <w:r>
+        <w:rPr>
+          <w:rFonts w:ascii="Futura" w:hAnsi="Futura" w:cs="Futura"/>
+          <w:sz w:val="20"/>
+          <w:szCs w:val="20"/>
+          <w:lang w:val="en-US" w:bidi="he-IL"/>
+        </w:rPr>
+        <w:t xml:space="preserve"> </w:t>
+      </w:r>
+      <w:r>
+        <w:rPr>
+          <w:rFonts w:ascii="Futura" w:hAnsi="Futura" w:cs="Futura"/>
+          <w:sz w:val="20"/>
+          <w:szCs w:val="20"/>
+          <w:lang w:val="en-US" w:bidi="he-IL"/>
+        </w:rPr>
+        <w:t xml:space="preserve">the observed number of ASVs </w:t>
+      </w:r>
+      <w:r>
+        <w:rPr>
+          <w:rFonts w:ascii="Futura" w:hAnsi="Futura" w:cs="Futura"/>
+          <w:sz w:val="20"/>
+          <w:szCs w:val="20"/>
+          <w:lang w:val="en-US" w:bidi="he-IL"/>
+        </w:rPr>
+        <w:t>seem</w:t>
+      </w:r>
+      <w:r>
+        <w:rPr>
+          <w:rFonts w:ascii="Futura" w:hAnsi="Futura" w:cs="Futura"/>
+          <w:sz w:val="20"/>
+          <w:szCs w:val="20"/>
+          <w:lang w:val="en-US" w:bidi="he-IL"/>
+        </w:rPr>
+        <w:t>s</w:t>
+      </w:r>
+      <w:r>
+        <w:rPr>
+          <w:rFonts w:ascii="Futura" w:hAnsi="Futura" w:cs="Futura"/>
+          <w:sz w:val="20"/>
+          <w:szCs w:val="20"/>
+          <w:lang w:val="en-US" w:bidi="he-IL"/>
+        </w:rPr>
+        <w:t xml:space="preserve"> to track</w:t>
+      </w:r>
+      <w:r>
+        <w:rPr>
+          <w:rFonts w:ascii="Futura" w:hAnsi="Futura" w:cs="Futura"/>
+          <w:sz w:val="20"/>
+          <w:szCs w:val="20"/>
+          <w:lang w:val="en-US" w:bidi="he-IL"/>
+        </w:rPr>
+        <w:t xml:space="preserve"> sequencing depth</w:t>
+      </w:r>
+      <w:r>
+        <w:rPr>
+          <w:rFonts w:ascii="Futura" w:hAnsi="Futura" w:cs="Futura"/>
+          <w:sz w:val="20"/>
+          <w:szCs w:val="20"/>
+          <w:lang w:val="en-US" w:bidi="he-IL"/>
+        </w:rPr>
+        <w:t xml:space="preserve">, correcting for sequencing depth </w:t>
+      </w:r>
+      <w:r>
+        <w:rPr>
+          <w:rFonts w:ascii="Futura" w:hAnsi="Futura" w:cs="Futura"/>
+          <w:sz w:val="20"/>
+          <w:szCs w:val="20"/>
+          <w:lang w:val="en-US" w:bidi="he-IL"/>
+        </w:rPr>
+        <w:t>or</w:t>
+      </w:r>
+      <w:r>
+        <w:rPr>
+          <w:rFonts w:ascii="Futura" w:hAnsi="Futura" w:cs="Futura"/>
+          <w:sz w:val="20"/>
+          <w:szCs w:val="20"/>
+          <w:lang w:val="en-US" w:bidi="he-IL"/>
+        </w:rPr>
+        <w:t xml:space="preserve"> coverage </w:t>
+      </w:r>
+      <w:r>
+        <w:rPr>
+          <w:rFonts w:ascii="Futura" w:hAnsi="Futura" w:cs="Futura"/>
+          <w:sz w:val="20"/>
+          <w:szCs w:val="20"/>
+          <w:lang w:val="en-US" w:bidi="he-IL"/>
+        </w:rPr>
+        <w:t xml:space="preserve">(cf. Figure S1) </w:t>
+      </w:r>
+      <w:r>
+        <w:rPr>
+          <w:rFonts w:ascii="Futura" w:hAnsi="Futura" w:cs="Futura"/>
+          <w:sz w:val="20"/>
+          <w:szCs w:val="20"/>
+          <w:lang w:val="en-US" w:bidi="he-IL"/>
+        </w:rPr>
+        <w:t>does not remove the temporal trend</w:t>
+      </w:r>
+      <w:r>
+        <w:rPr>
+          <w:rFonts w:ascii="Futura" w:hAnsi="Futura" w:cs="Futura"/>
+          <w:sz w:val="20"/>
+          <w:szCs w:val="20"/>
+          <w:lang w:val="en-US" w:bidi="he-IL"/>
+        </w:rPr>
+        <w:t>. Time-averaged sequencing depths and cover-rarefied richness are given in</w:t>
+      </w:r>
+      <w:r>
+        <w:rPr>
+          <w:rFonts w:ascii="Futura" w:hAnsi="Futura" w:cs="Futura"/>
+          <w:sz w:val="20"/>
+          <w:szCs w:val="20"/>
+          <w:lang w:val="en-US" w:bidi="he-IL"/>
+        </w:rPr>
+        <w:t xml:space="preserve"> </w:t>
+      </w:r>
+      <w:r>
+        <w:rPr>
+          <w:rFonts w:ascii="Futura" w:hAnsi="Futura" w:cs="Futura"/>
+          <w:sz w:val="20"/>
+          <w:szCs w:val="20"/>
+          <w:lang w:val="en-US" w:bidi="he-IL"/>
+        </w:rPr>
+        <w:t>Table S2</w:t>
+      </w:r>
+      <w:r>
+        <w:rPr>
+          <w:rFonts w:ascii="Futura" w:hAnsi="Futura" w:cs="Futura"/>
+          <w:sz w:val="20"/>
+          <w:szCs w:val="20"/>
+          <w:lang w:val="en-US" w:bidi="he-IL"/>
+        </w:rPr>
+        <w:t>.</w:t>
       </w:r>
     </w:p>
     <w:p>
@@ -1209,7 +1441,134 @@
         </w:rPr>
         <w:lastRenderedPageBreak/>
         <w:drawing>
-          <wp:inline distT="0" distB="0" distL="0" distR="0" wp14:anchorId="2BA7D48C" wp14:editId="5F921699">
+          <wp:inline distT="0" distB="0" distL="0" distR="0" wp14:anchorId="4B7C4E83" wp14:editId="7ADCC8F5">
+            <wp:extent cx="5731391" cy="3037840"/>
+            <wp:effectExtent l="0" t="0" r="0" b="0"/>
+            <wp:docPr id="23237829" name="Picture 1"/>
+            <wp:cNvGraphicFramePr>
+              <a:graphicFrameLocks xmlns:a="http://schemas.openxmlformats.org/drawingml/2006/main" noChangeAspect="1"/>
+            </wp:cNvGraphicFramePr>
+            <a:graphic xmlns:a="http://schemas.openxmlformats.org/drawingml/2006/main">
+              <a:graphicData uri="http://schemas.openxmlformats.org/drawingml/2006/picture">
+                <pic:pic xmlns:pic="http://schemas.openxmlformats.org/drawingml/2006/picture">
+                  <pic:nvPicPr>
+                    <pic:cNvPr id="23237829" name="Picture 1"/>
+                    <pic:cNvPicPr/>
+                  </pic:nvPicPr>
+                  <pic:blipFill>
+                    <a:blip r:embed="rId16"/>
+                    <a:stretch>
+                      <a:fillRect/>
+                    </a:stretch>
+                  </pic:blipFill>
+                  <pic:spPr>
+                    <a:xfrm>
+                      <a:off x="0" y="0"/>
+                      <a:ext cx="5731391" cy="3037840"/>
+                    </a:xfrm>
+                    <a:prstGeom prst="rect">
+                      <a:avLst/>
+                    </a:prstGeom>
+                  </pic:spPr>
+                </pic:pic>
+              </a:graphicData>
+            </a:graphic>
+          </wp:inline>
+        </w:drawing>
+      </w:r>
+    </w:p>
+    <w:p>
+      <w:pPr>
+        <w:spacing w:after="0" w:line="240" w:lineRule="auto"/>
+        <w:rPr>
+          <w:rFonts w:ascii="Futura" w:hAnsi="Futura" w:cs="Futura"/>
+          <w:sz w:val="20"/>
+          <w:szCs w:val="20"/>
+          <w:lang w:val="en-US" w:bidi="he-IL"/>
+        </w:rPr>
+      </w:pPr>
+      <w:r>
+        <w:rPr>
+          <w:rFonts w:ascii="Futura" w:hAnsi="Futura" w:cs="Futura" w:hint="cs"/>
+          <w:b/>
+          <w:bCs/>
+          <w:sz w:val="20"/>
+          <w:szCs w:val="20"/>
+          <w:lang w:val="en-US" w:bidi="he-IL"/>
+        </w:rPr>
+        <w:t>Figure S</w:t>
+      </w:r>
+      <w:r>
+        <w:rPr>
+          <w:rFonts w:ascii="Futura" w:hAnsi="Futura" w:cs="Futura"/>
+          <w:b/>
+          <w:bCs/>
+          <w:sz w:val="20"/>
+          <w:szCs w:val="20"/>
+          <w:lang w:val="en-US" w:bidi="he-IL"/>
+        </w:rPr>
+        <w:t>3</w:t>
+      </w:r>
+      <w:r>
+        <w:rPr>
+          <w:rFonts w:ascii="Futura" w:hAnsi="Futura" w:cs="Futura"/>
+          <w:sz w:val="20"/>
+          <w:szCs w:val="20"/>
+          <w:lang w:val="en-US" w:bidi="he-IL"/>
+        </w:rPr>
+        <w:t xml:space="preserve">. Relationship between the number of ASVs and the activities of </w:t>
+      </w:r>
+      <w:r>
+        <w:rPr>
+          <w:rFonts w:ascii="Helvetica Neue Medium" w:hAnsi="Helvetica Neue Medium" w:cs="Futura"/>
+          <w:sz w:val="20"/>
+          <w:szCs w:val="20"/>
+          <w:lang w:val="en-US" w:bidi="he-IL"/>
+        </w:rPr>
+        <w:t>β</w:t>
+      </w:r>
+      <w:r>
+        <w:rPr>
+          <w:rFonts w:ascii="Futura" w:hAnsi="Futura" w:cs="Futura"/>
+          <w:sz w:val="20"/>
+          <w:szCs w:val="20"/>
+          <w:lang w:val="en-US" w:bidi="he-IL"/>
+        </w:rPr>
+        <w:t>-glucosidase (BG) and leucine aminopeptidase (LAP).</w:t>
+      </w:r>
+    </w:p>
+    <w:p>
+      <w:pPr>
+        <w:spacing w:after="0" w:line="240" w:lineRule="auto"/>
+        <w:rPr>
+          <w:rFonts w:ascii="Futura" w:hAnsi="Futura" w:cs="Futura"/>
+          <w:sz w:val="20"/>
+          <w:szCs w:val="20"/>
+          <w:lang w:val="en-US" w:bidi="he-IL"/>
+        </w:rPr>
+      </w:pPr>
+    </w:p>
+    <w:p>
+      <w:pPr>
+        <w:spacing w:after="0" w:line="240" w:lineRule="auto"/>
+        <w:rPr>
+          <w:rFonts w:ascii="Futura" w:hAnsi="Futura" w:cs="Futura"/>
+          <w:sz w:val="20"/>
+          <w:szCs w:val="20"/>
+          <w:lang w:val="en-US" w:bidi="he-IL"/>
+        </w:rPr>
+      </w:pPr>
+      <w:r>
+        <w:rPr>
+          <w:rFonts w:ascii="Futura" w:hAnsi="Futura" w:cs="Futura"/>
+          <w:noProof/>
+          <w:sz w:val="20"/>
+          <w:szCs w:val="20"/>
+          <w:lang w:val="en-US" w:bidi="he-IL"/>
+        </w:rPr>
+        <w:lastRenderedPageBreak/>
+        <w:drawing>
+          <wp:inline distT="0" distB="0" distL="0" distR="0" wp14:anchorId="2BA7D48C" wp14:editId="5748848D">
             <wp:extent cx="5731510" cy="5731510"/>
             <wp:effectExtent l="0" t="0" r="0" b="0"/>
             <wp:docPr id="1443588165" name="Picture 1"/>
@@ -1224,7 +1583,7 @@
                     <pic:cNvPicPr/>
                   </pic:nvPicPr>
                   <pic:blipFill>
-                    <a:blip r:embed="rId16"/>
+                    <a:blip r:embed="rId17"/>
                     <a:stretch>
                       <a:fillRect/>
                     </a:stretch>
@@ -1264,7 +1623,18 @@
           <w:szCs w:val="20"/>
           <w:lang w:val="en-US" w:bidi="he-IL"/>
         </w:rPr>
-        <w:t>Figure S3</w:t>
+        <w:t>Figure S</w:t>
+      </w:r>
+      <w:r>
+        <w:rPr>
+          <w:rFonts w:ascii="Futura" w:hAnsi="Futura" w:cs="Futura"/>
+          <w:b/>
+          <w:bCs/>
+          <w:sz w:val="20"/>
+          <w:szCs w:val="20"/>
+          <w:lang w:val="en-US" w:bidi="he-IL"/>
+        </w:rPr>
+        <w:t>4</w:t>
       </w:r>
       <w:r>
         <w:rPr>
@@ -1295,111 +1665,6 @@
           <w:lang w:val="en-US" w:bidi="he-IL"/>
         </w:rPr>
       </w:pPr>
-    </w:p>
-    <w:p>
-      <w:pPr>
-        <w:spacing w:after="0" w:line="240" w:lineRule="auto"/>
-        <w:rPr>
-          <w:rFonts w:ascii="Futura" w:hAnsi="Futura" w:cs="Futura"/>
-          <w:sz w:val="20"/>
-          <w:szCs w:val="20"/>
-          <w:lang w:val="en-US" w:bidi="he-IL"/>
-        </w:rPr>
-      </w:pPr>
-      <w:r>
-        <w:rPr>
-          <w:rFonts w:ascii="Futura" w:hAnsi="Futura" w:cs="Futura"/>
-          <w:noProof/>
-          <w:sz w:val="20"/>
-          <w:szCs w:val="20"/>
-          <w:lang w:val="en-US" w:bidi="he-IL"/>
-        </w:rPr>
-        <w:lastRenderedPageBreak/>
-        <w:drawing>
-          <wp:inline distT="0" distB="0" distL="0" distR="0" wp14:anchorId="7FBFEDB5" wp14:editId="759C001D">
-            <wp:extent cx="5731391" cy="3037840"/>
-            <wp:effectExtent l="0" t="0" r="0" b="0"/>
-            <wp:docPr id="23237829" name="Picture 1"/>
-            <wp:cNvGraphicFramePr>
-              <a:graphicFrameLocks xmlns:a="http://schemas.openxmlformats.org/drawingml/2006/main" noChangeAspect="1"/>
-            </wp:cNvGraphicFramePr>
-            <a:graphic xmlns:a="http://schemas.openxmlformats.org/drawingml/2006/main">
-              <a:graphicData uri="http://schemas.openxmlformats.org/drawingml/2006/picture">
-                <pic:pic xmlns:pic="http://schemas.openxmlformats.org/drawingml/2006/picture">
-                  <pic:nvPicPr>
-                    <pic:cNvPr id="23237829" name="Picture 1"/>
-                    <pic:cNvPicPr/>
-                  </pic:nvPicPr>
-                  <pic:blipFill>
-                    <a:blip r:embed="rId17"/>
-                    <a:stretch>
-                      <a:fillRect/>
-                    </a:stretch>
-                  </pic:blipFill>
-                  <pic:spPr>
-                    <a:xfrm>
-                      <a:off x="0" y="0"/>
-                      <a:ext cx="5731391" cy="3037840"/>
-                    </a:xfrm>
-                    <a:prstGeom prst="rect">
-                      <a:avLst/>
-                    </a:prstGeom>
-                  </pic:spPr>
-                </pic:pic>
-              </a:graphicData>
-            </a:graphic>
-          </wp:inline>
-        </w:drawing>
-      </w:r>
-    </w:p>
-    <w:p>
-      <w:pPr>
-        <w:spacing w:after="0" w:line="240" w:lineRule="auto"/>
-        <w:rPr>
-          <w:rFonts w:ascii="Futura" w:hAnsi="Futura" w:cs="Futura"/>
-          <w:sz w:val="20"/>
-          <w:szCs w:val="20"/>
-          <w:lang w:val="en-US" w:bidi="he-IL"/>
-        </w:rPr>
-      </w:pPr>
-      <w:r>
-        <w:rPr>
-          <w:rFonts w:ascii="Futura" w:hAnsi="Futura" w:cs="Futura" w:hint="cs"/>
-          <w:b/>
-          <w:bCs/>
-          <w:sz w:val="20"/>
-          <w:szCs w:val="20"/>
-          <w:lang w:val="en-US" w:bidi="he-IL"/>
-        </w:rPr>
-        <w:t>Figure S4</w:t>
-      </w:r>
-      <w:r>
-        <w:rPr>
-          <w:rFonts w:ascii="Futura" w:hAnsi="Futura" w:cs="Futura"/>
-          <w:sz w:val="20"/>
-          <w:szCs w:val="20"/>
-          <w:lang w:val="en-US" w:bidi="he-IL"/>
-        </w:rPr>
-        <w:t xml:space="preserve">. Relationship between the number of ASVs and the activities of </w:t>
-      </w:r>
-      <w:r>
-        <w:rPr>
-          <w:rFonts w:ascii="Helvetica Neue Medium" w:hAnsi="Helvetica Neue Medium" w:cs="Futura"/>
-          <w:sz w:val="20"/>
-          <w:szCs w:val="20"/>
-          <w:lang w:val="en-US" w:bidi="he-IL"/>
-        </w:rPr>
-        <w:t>β</w:t>
-      </w:r>
-      <w:r>
-        <w:rPr>
-          <w:rFonts w:ascii="Futura" w:hAnsi="Futura" w:cs="Futura"/>
-          <w:sz w:val="20"/>
-          <w:szCs w:val="20"/>
-          <w:lang w:val="en-US" w:bidi="he-IL"/>
-        </w:rPr>
-        <w:t>-glucosidase (BG) and leucine aminopeptidase (LAP).</w:t>
-      </w:r>
     </w:p>
     <w:p>
       <w:pPr>
@@ -1681,67 +1946,17 @@
                 <w:lang w:bidi="he-IL"/>
               </w:rPr>
             </w:pPr>
-            <w:proofErr w:type="spellStart"/>
-            <w:r>
-              <w:rPr>
-                <w:rFonts w:ascii="Futura" w:hAnsi="Futura" w:cs="Futura"/>
-                <w:i/>
-                <w:iCs/>
-                <w:sz w:val="20"/>
-                <w:szCs w:val="20"/>
-                <w:lang w:bidi="he-IL"/>
-              </w:rPr>
-              <w:t>natriegens</w:t>
-            </w:r>
-            <w:proofErr w:type="spellEnd"/>
-            <w:r>
-              <w:rPr>
-                <w:rFonts w:ascii="Futura" w:hAnsi="Futura" w:cs="Futura"/>
-                <w:i/>
-                <w:iCs/>
-                <w:sz w:val="20"/>
-                <w:szCs w:val="20"/>
-                <w:lang w:bidi="he-IL"/>
-              </w:rPr>
-              <w:t xml:space="preserve">, atlanticus, </w:t>
-            </w:r>
-            <w:proofErr w:type="spellStart"/>
-            <w:r>
-              <w:rPr>
-                <w:rFonts w:ascii="Futura" w:hAnsi="Futura" w:cs="Futura"/>
-                <w:i/>
-                <w:iCs/>
-                <w:sz w:val="20"/>
-                <w:szCs w:val="20"/>
-                <w:lang w:bidi="he-IL"/>
-              </w:rPr>
-              <w:t>hyugaensis</w:t>
-            </w:r>
-            <w:proofErr w:type="spellEnd"/>
-            <w:r>
-              <w:rPr>
-                <w:rFonts w:ascii="Futura" w:hAnsi="Futura" w:cs="Futura"/>
-                <w:i/>
-                <w:iCs/>
-                <w:sz w:val="20"/>
-                <w:szCs w:val="20"/>
-                <w:lang w:bidi="he-IL"/>
-              </w:rPr>
-              <w:t xml:space="preserve">, </w:t>
-            </w:r>
-            <w:proofErr w:type="spellStart"/>
-            <w:r>
-              <w:rPr>
-                <w:rFonts w:ascii="Futura" w:hAnsi="Futura" w:cs="Futura"/>
-                <w:i/>
-                <w:iCs/>
-                <w:sz w:val="20"/>
-                <w:szCs w:val="20"/>
-                <w:lang w:bidi="he-IL"/>
-              </w:rPr>
-              <w:t>rotiferianus</w:t>
-            </w:r>
-            <w:proofErr w:type="spellEnd"/>
+            <w:r>
+              <w:rPr>
+                <w:rFonts w:ascii="Futura" w:hAnsi="Futura" w:cs="Futura"/>
+                <w:i/>
+                <w:iCs/>
+                <w:sz w:val="20"/>
+                <w:szCs w:val="20"/>
+                <w:lang w:bidi="he-IL"/>
+              </w:rPr>
+              <w:t>natriegens, atlanticus, hyugaensis, rotiferianus</w:t>
+            </w:r>
           </w:p>
         </w:tc>
         <w:tc>
@@ -1859,45 +2074,8 @@
                 <w:szCs w:val="20"/>
                 <w:lang w:bidi="he-IL"/>
               </w:rPr>
-              <w:t xml:space="preserve">megaterium, licheniformis, </w:t>
-            </w:r>
-            <w:proofErr w:type="spellStart"/>
-            <w:r>
-              <w:rPr>
-                <w:rFonts w:ascii="Futura" w:hAnsi="Futura" w:cs="Futura"/>
-                <w:i/>
-                <w:iCs/>
-                <w:sz w:val="20"/>
-                <w:szCs w:val="20"/>
-                <w:lang w:bidi="he-IL"/>
-              </w:rPr>
-              <w:t>zhangzhouensis</w:t>
-            </w:r>
-            <w:proofErr w:type="spellEnd"/>
-            <w:r>
-              <w:rPr>
-                <w:rFonts w:ascii="Futura" w:hAnsi="Futura" w:cs="Futura"/>
-                <w:i/>
-                <w:iCs/>
-                <w:sz w:val="20"/>
-                <w:szCs w:val="20"/>
-                <w:lang w:bidi="he-IL"/>
-              </w:rPr>
-              <w:t xml:space="preserve">, </w:t>
-            </w:r>
-            <w:proofErr w:type="spellStart"/>
-            <w:r>
-              <w:rPr>
-                <w:rFonts w:ascii="Futura" w:hAnsi="Futura" w:cs="Futura"/>
-                <w:i/>
-                <w:iCs/>
-                <w:sz w:val="20"/>
-                <w:szCs w:val="20"/>
-                <w:lang w:bidi="he-IL"/>
-              </w:rPr>
-              <w:t>infantis</w:t>
-            </w:r>
-            <w:proofErr w:type="spellEnd"/>
+              <w:t>megaterium, licheniformis, zhangzhouensis, infantis</w:t>
+            </w:r>
           </w:p>
         </w:tc>
         <w:tc>
@@ -1971,7 +2149,6 @@
                 <w:lang w:bidi="he-IL"/>
               </w:rPr>
             </w:pPr>
-            <w:proofErr w:type="spellStart"/>
             <w:r>
               <w:rPr>
                 <w:rFonts w:ascii="Futura" w:hAnsi="Futura" w:cs="Futura"/>
@@ -1983,110 +2160,35 @@
               </w:rPr>
               <w:t>Pseudoalteromonas</w:t>
             </w:r>
-            <w:proofErr w:type="spellEnd"/>
-          </w:p>
-        </w:tc>
-        <w:tc>
-          <w:tcPr>
-            <w:tcW w:w="0" w:type="auto"/>
-          </w:tcPr>
-          <w:p>
-            <w:pPr>
-              <w:spacing w:after="0" w:line="240" w:lineRule="auto"/>
-              <w:rPr>
-                <w:rFonts w:ascii="Futura" w:hAnsi="Futura" w:cs="Futura"/>
-                <w:i/>
-                <w:iCs/>
-                <w:sz w:val="20"/>
-                <w:szCs w:val="20"/>
-                <w:lang w:bidi="he-IL"/>
-              </w:rPr>
-            </w:pPr>
-            <w:proofErr w:type="spellStart"/>
-            <w:r>
-              <w:rPr>
-                <w:rFonts w:ascii="Futura" w:hAnsi="Futura" w:cs="Futura"/>
-                <w:i/>
-                <w:iCs/>
-                <w:sz w:val="20"/>
-                <w:szCs w:val="20"/>
-                <w:lang w:bidi="he-IL"/>
-              </w:rPr>
-              <w:t>agarivorans</w:t>
-            </w:r>
-            <w:proofErr w:type="spellEnd"/>
-            <w:r>
-              <w:rPr>
-                <w:rFonts w:ascii="Futura" w:hAnsi="Futura" w:cs="Futura"/>
-                <w:i/>
-                <w:iCs/>
-                <w:sz w:val="20"/>
-                <w:szCs w:val="20"/>
-                <w:lang w:bidi="he-IL"/>
-              </w:rPr>
-              <w:t xml:space="preserve">, </w:t>
-            </w:r>
-            <w:proofErr w:type="spellStart"/>
-            <w:r>
-              <w:rPr>
-                <w:rFonts w:ascii="Futura" w:hAnsi="Futura" w:cs="Futura"/>
-                <w:i/>
-                <w:iCs/>
-                <w:sz w:val="20"/>
-                <w:szCs w:val="20"/>
-                <w:lang w:bidi="he-IL"/>
-              </w:rPr>
-              <w:t>distincta</w:t>
-            </w:r>
-            <w:proofErr w:type="spellEnd"/>
-            <w:r>
-              <w:rPr>
-                <w:rFonts w:ascii="Futura" w:hAnsi="Futura" w:cs="Futura"/>
-                <w:i/>
-                <w:iCs/>
-                <w:sz w:val="20"/>
-                <w:szCs w:val="20"/>
-                <w:lang w:bidi="he-IL"/>
-              </w:rPr>
-              <w:t xml:space="preserve">, </w:t>
-            </w:r>
-            <w:proofErr w:type="spellStart"/>
-            <w:r>
-              <w:rPr>
-                <w:rFonts w:ascii="Futura" w:hAnsi="Futura" w:cs="Futura"/>
-                <w:i/>
-                <w:iCs/>
-                <w:sz w:val="20"/>
-                <w:szCs w:val="20"/>
-                <w:lang w:bidi="he-IL"/>
-              </w:rPr>
-              <w:t>prydzensis</w:t>
-            </w:r>
-            <w:proofErr w:type="spellEnd"/>
-            <w:r>
-              <w:rPr>
-                <w:rFonts w:ascii="Futura" w:hAnsi="Futura" w:cs="Futura"/>
-                <w:i/>
-                <w:iCs/>
-                <w:sz w:val="20"/>
-                <w:szCs w:val="20"/>
-                <w:lang w:bidi="he-IL"/>
-              </w:rPr>
-              <w:t xml:space="preserve">, </w:t>
-            </w:r>
-            <w:proofErr w:type="spellStart"/>
-            <w:r>
-              <w:rPr>
-                <w:rFonts w:ascii="Futura" w:hAnsi="Futura" w:cs="Futura"/>
-                <w:i/>
-                <w:iCs/>
-                <w:sz w:val="20"/>
-                <w:szCs w:val="20"/>
-                <w:lang w:bidi="he-IL"/>
-              </w:rPr>
-              <w:t>aliena</w:t>
-            </w:r>
-            <w:proofErr w:type="spellEnd"/>
+          </w:p>
+        </w:tc>
+        <w:tc>
+          <w:tcPr>
+            <w:tcW w:w="0" w:type="auto"/>
+          </w:tcPr>
+          <w:p>
+            <w:pPr>
+              <w:spacing w:after="0" w:line="240" w:lineRule="auto"/>
+              <w:rPr>
+                <w:rFonts w:ascii="Futura" w:hAnsi="Futura" w:cs="Futura"/>
+                <w:i/>
+                <w:iCs/>
+                <w:sz w:val="20"/>
+                <w:szCs w:val="20"/>
+                <w:lang w:bidi="he-IL"/>
+              </w:rPr>
+            </w:pPr>
+            <w:r>
+              <w:rPr>
+                <w:rFonts w:ascii="Futura" w:hAnsi="Futura" w:cs="Futura"/>
+                <w:i/>
+                <w:iCs/>
+                <w:sz w:val="20"/>
+                <w:szCs w:val="20"/>
+                <w:lang w:bidi="he-IL"/>
+              </w:rPr>
+              <w:t>agarivorans, distincta, prydzensis, aliena</w:t>
+            </w:r>
           </w:p>
         </w:tc>
         <w:tc>
@@ -2160,7 +2262,6 @@
                 <w:lang w:bidi="he-IL"/>
               </w:rPr>
             </w:pPr>
-            <w:proofErr w:type="spellStart"/>
             <w:r>
               <w:rPr>
                 <w:rFonts w:ascii="Futura" w:hAnsi="Futura" w:cs="Futura"/>
@@ -2172,110 +2273,35 @@
               </w:rPr>
               <w:t>Alteromonas</w:t>
             </w:r>
-            <w:proofErr w:type="spellEnd"/>
-          </w:p>
-        </w:tc>
-        <w:tc>
-          <w:tcPr>
-            <w:tcW w:w="0" w:type="auto"/>
-          </w:tcPr>
-          <w:p>
-            <w:pPr>
-              <w:spacing w:after="0" w:line="240" w:lineRule="auto"/>
-              <w:rPr>
-                <w:rFonts w:ascii="Futura" w:hAnsi="Futura" w:cs="Futura"/>
-                <w:i/>
-                <w:iCs/>
-                <w:sz w:val="20"/>
-                <w:szCs w:val="20"/>
-                <w:lang w:bidi="he-IL"/>
-              </w:rPr>
-            </w:pPr>
-            <w:proofErr w:type="spellStart"/>
-            <w:r>
-              <w:rPr>
-                <w:rFonts w:ascii="Futura" w:hAnsi="Futura" w:cs="Futura"/>
-                <w:i/>
-                <w:iCs/>
-                <w:sz w:val="20"/>
-                <w:szCs w:val="20"/>
-                <w:lang w:bidi="he-IL"/>
-              </w:rPr>
-              <w:t>macleodii</w:t>
-            </w:r>
-            <w:proofErr w:type="spellEnd"/>
-            <w:r>
-              <w:rPr>
-                <w:rFonts w:ascii="Futura" w:hAnsi="Futura" w:cs="Futura"/>
-                <w:i/>
-                <w:iCs/>
-                <w:sz w:val="20"/>
-                <w:szCs w:val="20"/>
-                <w:lang w:bidi="he-IL"/>
-              </w:rPr>
-              <w:t xml:space="preserve">, </w:t>
-            </w:r>
-            <w:proofErr w:type="spellStart"/>
-            <w:r>
-              <w:rPr>
-                <w:rFonts w:ascii="Futura" w:hAnsi="Futura" w:cs="Futura"/>
-                <w:i/>
-                <w:iCs/>
-                <w:sz w:val="20"/>
-                <w:szCs w:val="20"/>
-                <w:lang w:bidi="he-IL"/>
-              </w:rPr>
-              <w:t>carrageenovora</w:t>
-            </w:r>
-            <w:proofErr w:type="spellEnd"/>
-            <w:r>
-              <w:rPr>
-                <w:rFonts w:ascii="Futura" w:hAnsi="Futura" w:cs="Futura"/>
-                <w:i/>
-                <w:iCs/>
-                <w:sz w:val="20"/>
-                <w:szCs w:val="20"/>
-                <w:lang w:bidi="he-IL"/>
-              </w:rPr>
-              <w:t xml:space="preserve">, </w:t>
-            </w:r>
-            <w:proofErr w:type="spellStart"/>
-            <w:r>
-              <w:rPr>
-                <w:rFonts w:ascii="Futura" w:hAnsi="Futura" w:cs="Futura"/>
-                <w:i/>
-                <w:iCs/>
-                <w:sz w:val="20"/>
-                <w:szCs w:val="20"/>
-                <w:lang w:bidi="he-IL"/>
-              </w:rPr>
-              <w:t>stellipolaris</w:t>
-            </w:r>
-            <w:proofErr w:type="spellEnd"/>
-            <w:r>
-              <w:rPr>
-                <w:rFonts w:ascii="Futura" w:hAnsi="Futura" w:cs="Futura"/>
-                <w:i/>
-                <w:iCs/>
-                <w:sz w:val="20"/>
-                <w:szCs w:val="20"/>
-                <w:lang w:bidi="he-IL"/>
-              </w:rPr>
-              <w:t xml:space="preserve">, </w:t>
-            </w:r>
-            <w:proofErr w:type="spellStart"/>
-            <w:r>
-              <w:rPr>
-                <w:rFonts w:ascii="Futura" w:hAnsi="Futura" w:cs="Futura"/>
-                <w:i/>
-                <w:iCs/>
-                <w:sz w:val="20"/>
-                <w:szCs w:val="20"/>
-                <w:lang w:bidi="he-IL"/>
-              </w:rPr>
-              <w:t>addita</w:t>
-            </w:r>
-            <w:proofErr w:type="spellEnd"/>
+          </w:p>
+        </w:tc>
+        <w:tc>
+          <w:tcPr>
+            <w:tcW w:w="0" w:type="auto"/>
+          </w:tcPr>
+          <w:p>
+            <w:pPr>
+              <w:spacing w:after="0" w:line="240" w:lineRule="auto"/>
+              <w:rPr>
+                <w:rFonts w:ascii="Futura" w:hAnsi="Futura" w:cs="Futura"/>
+                <w:i/>
+                <w:iCs/>
+                <w:sz w:val="20"/>
+                <w:szCs w:val="20"/>
+                <w:lang w:bidi="he-IL"/>
+              </w:rPr>
+            </w:pPr>
+            <w:r>
+              <w:rPr>
+                <w:rFonts w:ascii="Futura" w:hAnsi="Futura" w:cs="Futura"/>
+                <w:i/>
+                <w:iCs/>
+                <w:sz w:val="20"/>
+                <w:szCs w:val="20"/>
+                <w:lang w:bidi="he-IL"/>
+              </w:rPr>
+              <w:t>macleodii, carrageenovora, stellipolaris, addita</w:t>
+            </w:r>
           </w:p>
         </w:tc>
         <w:tc>
@@ -2387,45 +2413,8 @@
                 <w:szCs w:val="20"/>
                 <w:lang w:bidi="he-IL"/>
               </w:rPr>
-              <w:t xml:space="preserve">fluorescens, aeruginosa, </w:t>
-            </w:r>
-            <w:proofErr w:type="spellStart"/>
-            <w:r>
-              <w:rPr>
-                <w:rFonts w:ascii="Futura" w:hAnsi="Futura" w:cs="Futura"/>
-                <w:i/>
-                <w:iCs/>
-                <w:sz w:val="20"/>
-                <w:szCs w:val="20"/>
-                <w:lang w:bidi="he-IL"/>
-              </w:rPr>
-              <w:t>grimontii</w:t>
-            </w:r>
-            <w:proofErr w:type="spellEnd"/>
-            <w:r>
-              <w:rPr>
-                <w:rFonts w:ascii="Futura" w:hAnsi="Futura" w:cs="Futura"/>
-                <w:i/>
-                <w:iCs/>
-                <w:sz w:val="20"/>
-                <w:szCs w:val="20"/>
-                <w:lang w:bidi="he-IL"/>
-              </w:rPr>
-              <w:t xml:space="preserve">, </w:t>
-            </w:r>
-            <w:proofErr w:type="spellStart"/>
-            <w:r>
-              <w:rPr>
-                <w:rFonts w:ascii="Futura" w:hAnsi="Futura" w:cs="Futura"/>
-                <w:i/>
-                <w:iCs/>
-                <w:sz w:val="20"/>
-                <w:szCs w:val="20"/>
-                <w:lang w:bidi="he-IL"/>
-              </w:rPr>
-              <w:t>alginovora</w:t>
-            </w:r>
-            <w:proofErr w:type="spellEnd"/>
+              <w:t>fluorescens, aeruginosa, grimontii, alginovora</w:t>
+            </w:r>
           </w:p>
         </w:tc>
         <w:tc>
@@ -2499,7 +2488,6 @@
                 <w:lang w:bidi="he-IL"/>
               </w:rPr>
             </w:pPr>
-            <w:proofErr w:type="spellStart"/>
             <w:r>
               <w:rPr>
                 <w:rFonts w:ascii="Futura" w:hAnsi="Futura" w:cs="Futura"/>
@@ -2511,86 +2499,35 @@
               </w:rPr>
               <w:t>Zobellia</w:t>
             </w:r>
-            <w:proofErr w:type="spellEnd"/>
-          </w:p>
-        </w:tc>
-        <w:tc>
-          <w:tcPr>
-            <w:tcW w:w="0" w:type="auto"/>
-          </w:tcPr>
-          <w:p>
-            <w:pPr>
-              <w:spacing w:after="0" w:line="240" w:lineRule="auto"/>
-              <w:rPr>
-                <w:rFonts w:ascii="Futura" w:hAnsi="Futura" w:cs="Futura"/>
-                <w:i/>
-                <w:iCs/>
-                <w:sz w:val="20"/>
-                <w:szCs w:val="20"/>
-                <w:lang w:bidi="he-IL"/>
-              </w:rPr>
-            </w:pPr>
-            <w:proofErr w:type="spellStart"/>
-            <w:r>
-              <w:rPr>
-                <w:rFonts w:ascii="Futura" w:hAnsi="Futura" w:cs="Futura"/>
-                <w:i/>
-                <w:iCs/>
-                <w:sz w:val="20"/>
-                <w:szCs w:val="20"/>
-                <w:lang w:bidi="he-IL"/>
-              </w:rPr>
-              <w:t>russellii</w:t>
-            </w:r>
-            <w:proofErr w:type="spellEnd"/>
-            <w:r>
-              <w:rPr>
-                <w:rFonts w:ascii="Futura" w:hAnsi="Futura" w:cs="Futura"/>
-                <w:i/>
-                <w:iCs/>
-                <w:sz w:val="20"/>
-                <w:szCs w:val="20"/>
-                <w:lang w:bidi="he-IL"/>
-              </w:rPr>
-              <w:t xml:space="preserve">, </w:t>
-            </w:r>
-            <w:proofErr w:type="spellStart"/>
-            <w:r>
-              <w:rPr>
-                <w:rFonts w:ascii="Futura" w:hAnsi="Futura" w:cs="Futura"/>
-                <w:i/>
-                <w:iCs/>
-                <w:sz w:val="20"/>
-                <w:szCs w:val="20"/>
-                <w:lang w:bidi="he-IL"/>
-              </w:rPr>
-              <w:t>galactanivorans</w:t>
-            </w:r>
-            <w:proofErr w:type="spellEnd"/>
-            <w:r>
-              <w:rPr>
-                <w:rFonts w:ascii="Futura" w:hAnsi="Futura" w:cs="Futura"/>
-                <w:i/>
-                <w:iCs/>
-                <w:sz w:val="20"/>
-                <w:szCs w:val="20"/>
-                <w:lang w:bidi="he-IL"/>
-              </w:rPr>
-              <w:t xml:space="preserve">, </w:t>
-            </w:r>
-            <w:proofErr w:type="spellStart"/>
-            <w:r>
-              <w:rPr>
-                <w:rFonts w:ascii="Futura" w:hAnsi="Futura" w:cs="Futura"/>
-                <w:i/>
-                <w:iCs/>
-                <w:sz w:val="20"/>
-                <w:szCs w:val="20"/>
-                <w:lang w:bidi="he-IL"/>
-              </w:rPr>
-              <w:t>uliginosa</w:t>
-            </w:r>
-            <w:proofErr w:type="spellEnd"/>
+          </w:p>
+        </w:tc>
+        <w:tc>
+          <w:tcPr>
+            <w:tcW w:w="0" w:type="auto"/>
+          </w:tcPr>
+          <w:p>
+            <w:pPr>
+              <w:spacing w:after="0" w:line="240" w:lineRule="auto"/>
+              <w:rPr>
+                <w:rFonts w:ascii="Futura" w:hAnsi="Futura" w:cs="Futura"/>
+                <w:i/>
+                <w:iCs/>
+                <w:sz w:val="20"/>
+                <w:szCs w:val="20"/>
+                <w:lang w:bidi="he-IL"/>
+              </w:rPr>
+            </w:pPr>
+            <w:r>
+              <w:rPr>
+                <w:rFonts w:ascii="Futura" w:hAnsi="Futura" w:cs="Futura"/>
+                <w:i/>
+                <w:iCs/>
+                <w:sz w:val="20"/>
+                <w:szCs w:val="20"/>
+                <w:lang w:bidi="he-IL"/>
+              </w:rPr>
+              <w:t>russellii, galactanivorans, uliginosa</w:t>
+            </w:r>
           </w:p>
         </w:tc>
         <w:tc>
@@ -2639,7 +2576,7 @@
                 <w:szCs w:val="20"/>
                 <w:lang w:bidi="he-IL"/>
               </w:rPr>
-              <w:t>8</w:t>
+              <w:t>9</w:t>
             </w:r>
           </w:p>
         </w:tc>
@@ -2693,53 +2630,16 @@
                 <w:lang w:bidi="he-IL"/>
               </w:rPr>
             </w:pPr>
-            <w:proofErr w:type="spellStart"/>
-            <w:r>
-              <w:rPr>
-                <w:rFonts w:ascii="Futura" w:hAnsi="Futura" w:cs="Futura"/>
-                <w:i/>
-                <w:iCs/>
-                <w:sz w:val="20"/>
-                <w:szCs w:val="20"/>
-                <w:lang w:bidi="he-IL"/>
-              </w:rPr>
-              <w:t>gaetbuli</w:t>
-            </w:r>
-            <w:proofErr w:type="spellEnd"/>
-            <w:r>
-              <w:rPr>
-                <w:rFonts w:ascii="Futura" w:hAnsi="Futura" w:cs="Futura"/>
-                <w:i/>
-                <w:iCs/>
-                <w:sz w:val="20"/>
-                <w:szCs w:val="20"/>
-                <w:lang w:bidi="he-IL"/>
-              </w:rPr>
-              <w:t xml:space="preserve">, </w:t>
-            </w:r>
-            <w:proofErr w:type="spellStart"/>
-            <w:r>
-              <w:rPr>
-                <w:rFonts w:ascii="Futura" w:hAnsi="Futura" w:cs="Futura"/>
-                <w:i/>
-                <w:iCs/>
-                <w:sz w:val="20"/>
-                <w:szCs w:val="20"/>
-                <w:lang w:bidi="he-IL"/>
-              </w:rPr>
-              <w:t>algidipiscicola</w:t>
-            </w:r>
-            <w:proofErr w:type="spellEnd"/>
-            <w:r>
-              <w:rPr>
-                <w:rFonts w:ascii="Futura" w:hAnsi="Futura" w:cs="Futura"/>
-                <w:i/>
-                <w:iCs/>
-                <w:sz w:val="20"/>
-                <w:szCs w:val="20"/>
-                <w:lang w:bidi="he-IL"/>
-              </w:rPr>
-              <w:t>, pacifica, japonica</w:t>
+            <w:r>
+              <w:rPr>
+                <w:rFonts w:ascii="Futura" w:hAnsi="Futura" w:cs="Futura"/>
+                <w:i/>
+                <w:iCs/>
+                <w:sz w:val="20"/>
+                <w:szCs w:val="20"/>
+                <w:lang w:bidi="he-IL"/>
+              </w:rPr>
+              <w:t>gaetbuli, algidipiscicola, pacifica, japonica</w:t>
             </w:r>
           </w:p>
         </w:tc>
@@ -2814,7 +2714,6 @@
                 <w:lang w:bidi="he-IL"/>
               </w:rPr>
             </w:pPr>
-            <w:proofErr w:type="spellStart"/>
             <w:r>
               <w:rPr>
                 <w:rFonts w:ascii="Futura" w:hAnsi="Futura" w:cs="Futura"/>
@@ -2826,110 +2725,35 @@
               </w:rPr>
               <w:t>Cellulophaga</w:t>
             </w:r>
-            <w:proofErr w:type="spellEnd"/>
-          </w:p>
-        </w:tc>
-        <w:tc>
-          <w:tcPr>
-            <w:tcW w:w="0" w:type="auto"/>
-          </w:tcPr>
-          <w:p>
-            <w:pPr>
-              <w:spacing w:after="0" w:line="240" w:lineRule="auto"/>
-              <w:rPr>
-                <w:rFonts w:ascii="Futura" w:hAnsi="Futura" w:cs="Futura"/>
-                <w:i/>
-                <w:iCs/>
-                <w:sz w:val="20"/>
-                <w:szCs w:val="20"/>
-                <w:lang w:bidi="he-IL"/>
-              </w:rPr>
-            </w:pPr>
-            <w:proofErr w:type="spellStart"/>
-            <w:r>
-              <w:rPr>
-                <w:rFonts w:ascii="Futura" w:hAnsi="Futura" w:cs="Futura"/>
-                <w:i/>
-                <w:iCs/>
-                <w:sz w:val="20"/>
-                <w:szCs w:val="20"/>
-                <w:lang w:bidi="he-IL"/>
-              </w:rPr>
-              <w:t>omnivescoria</w:t>
-            </w:r>
-            <w:proofErr w:type="spellEnd"/>
-            <w:r>
-              <w:rPr>
-                <w:rFonts w:ascii="Futura" w:hAnsi="Futura" w:cs="Futura"/>
-                <w:i/>
-                <w:iCs/>
-                <w:sz w:val="20"/>
-                <w:szCs w:val="20"/>
-                <w:lang w:bidi="he-IL"/>
-              </w:rPr>
-              <w:t xml:space="preserve">, </w:t>
-            </w:r>
-            <w:proofErr w:type="spellStart"/>
-            <w:r>
-              <w:rPr>
-                <w:rFonts w:ascii="Futura" w:hAnsi="Futura" w:cs="Futura"/>
-                <w:i/>
-                <w:iCs/>
-                <w:sz w:val="20"/>
-                <w:szCs w:val="20"/>
-                <w:lang w:bidi="he-IL"/>
-              </w:rPr>
-              <w:t>lytica</w:t>
-            </w:r>
-            <w:proofErr w:type="spellEnd"/>
-            <w:r>
-              <w:rPr>
-                <w:rFonts w:ascii="Futura" w:hAnsi="Futura" w:cs="Futura"/>
-                <w:i/>
-                <w:iCs/>
-                <w:sz w:val="20"/>
-                <w:szCs w:val="20"/>
-                <w:lang w:bidi="he-IL"/>
-              </w:rPr>
-              <w:t xml:space="preserve">, </w:t>
-            </w:r>
-            <w:proofErr w:type="spellStart"/>
-            <w:r>
-              <w:rPr>
-                <w:rFonts w:ascii="Futura" w:hAnsi="Futura" w:cs="Futura"/>
-                <w:i/>
-                <w:iCs/>
-                <w:sz w:val="20"/>
-                <w:szCs w:val="20"/>
-                <w:lang w:bidi="he-IL"/>
-              </w:rPr>
-              <w:t>fucicola</w:t>
-            </w:r>
-            <w:proofErr w:type="spellEnd"/>
-            <w:r>
-              <w:rPr>
-                <w:rFonts w:ascii="Futura" w:hAnsi="Futura" w:cs="Futura"/>
-                <w:i/>
-                <w:iCs/>
-                <w:sz w:val="20"/>
-                <w:szCs w:val="20"/>
-                <w:lang w:bidi="he-IL"/>
-              </w:rPr>
-              <w:t xml:space="preserve">, </w:t>
-            </w:r>
-            <w:proofErr w:type="spellStart"/>
-            <w:r>
-              <w:rPr>
-                <w:rFonts w:ascii="Futura" w:hAnsi="Futura" w:cs="Futura"/>
-                <w:i/>
-                <w:iCs/>
-                <w:sz w:val="20"/>
-                <w:szCs w:val="20"/>
-                <w:lang w:bidi="he-IL"/>
-              </w:rPr>
-              <w:t>geojensis</w:t>
-            </w:r>
-            <w:proofErr w:type="spellEnd"/>
+          </w:p>
+        </w:tc>
+        <w:tc>
+          <w:tcPr>
+            <w:tcW w:w="0" w:type="auto"/>
+          </w:tcPr>
+          <w:p>
+            <w:pPr>
+              <w:spacing w:after="0" w:line="240" w:lineRule="auto"/>
+              <w:rPr>
+                <w:rFonts w:ascii="Futura" w:hAnsi="Futura" w:cs="Futura"/>
+                <w:i/>
+                <w:iCs/>
+                <w:sz w:val="20"/>
+                <w:szCs w:val="20"/>
+                <w:lang w:bidi="he-IL"/>
+              </w:rPr>
+            </w:pPr>
+            <w:r>
+              <w:rPr>
+                <w:rFonts w:ascii="Futura" w:hAnsi="Futura" w:cs="Futura"/>
+                <w:i/>
+                <w:iCs/>
+                <w:sz w:val="20"/>
+                <w:szCs w:val="20"/>
+                <w:lang w:bidi="he-IL"/>
+              </w:rPr>
+              <w:t>omnivescoria, lytica, fucicola, geojensis</w:t>
+            </w:r>
           </w:p>
         </w:tc>
         <w:tc>
@@ -3032,43 +2856,17 @@
                 <w:lang w:bidi="he-IL"/>
               </w:rPr>
             </w:pPr>
-            <w:proofErr w:type="spellStart"/>
-            <w:r>
-              <w:rPr>
-                <w:rFonts w:ascii="Futura" w:hAnsi="Futura" w:cs="Futura"/>
-                <w:i/>
-                <w:iCs/>
-                <w:sz w:val="20"/>
-                <w:szCs w:val="20"/>
-                <w:lang w:bidi="he-IL"/>
-              </w:rPr>
-              <w:t>algicola</w:t>
-            </w:r>
-            <w:proofErr w:type="spellEnd"/>
-            <w:r>
-              <w:rPr>
-                <w:rFonts w:ascii="Futura" w:hAnsi="Futura" w:cs="Futura"/>
-                <w:i/>
-                <w:iCs/>
-                <w:sz w:val="20"/>
-                <w:szCs w:val="20"/>
-                <w:lang w:bidi="he-IL"/>
-              </w:rPr>
-              <w:t xml:space="preserve">, </w:t>
-            </w:r>
-            <w:proofErr w:type="spellStart"/>
-            <w:r>
-              <w:rPr>
-                <w:rFonts w:ascii="Futura" w:hAnsi="Futura" w:cs="Futura"/>
-                <w:i/>
-                <w:iCs/>
-                <w:sz w:val="20"/>
-                <w:szCs w:val="20"/>
-                <w:lang w:bidi="he-IL"/>
-              </w:rPr>
-              <w:t>faecale</w:t>
-            </w:r>
-            <w:proofErr w:type="spellEnd"/>
+            <w:r>
+              <w:rPr>
+                <w:rFonts w:ascii="Futura" w:hAnsi="Futura" w:cs="Futura"/>
+                <w:i/>
+                <w:iCs/>
+                <w:sz w:val="20"/>
+                <w:szCs w:val="20"/>
+                <w:lang w:bidi="he-IL"/>
+              </w:rPr>
+              <w:t>algicola, faecale</w:t>
+            </w:r>
           </w:p>
         </w:tc>
         <w:tc>
@@ -3142,7 +2940,6 @@
                 <w:lang w:bidi="he-IL"/>
               </w:rPr>
             </w:pPr>
-            <w:proofErr w:type="spellStart"/>
             <w:r>
               <w:rPr>
                 <w:rFonts w:ascii="Futura" w:hAnsi="Futura" w:cs="Futura"/>
@@ -3154,49 +2951,35 @@
               </w:rPr>
               <w:t>Halomonas</w:t>
             </w:r>
-            <w:proofErr w:type="spellEnd"/>
-          </w:p>
-        </w:tc>
-        <w:tc>
-          <w:tcPr>
-            <w:tcW w:w="0" w:type="auto"/>
-          </w:tcPr>
-          <w:p>
-            <w:pPr>
-              <w:spacing w:after="0" w:line="240" w:lineRule="auto"/>
-              <w:rPr>
-                <w:rFonts w:ascii="Futura" w:hAnsi="Futura" w:cs="Futura"/>
-                <w:i/>
-                <w:iCs/>
-                <w:sz w:val="20"/>
-                <w:szCs w:val="20"/>
-                <w:lang w:bidi="he-IL"/>
-              </w:rPr>
-            </w:pPr>
-            <w:r>
-              <w:rPr>
-                <w:rFonts w:ascii="Futura" w:hAnsi="Futura" w:cs="Futura"/>
-                <w:i/>
-                <w:iCs/>
-                <w:sz w:val="20"/>
-                <w:szCs w:val="20"/>
-                <w:lang w:bidi="he-IL"/>
-              </w:rPr>
-              <w:t xml:space="preserve">marina, venusta, </w:t>
-            </w:r>
-            <w:proofErr w:type="spellStart"/>
-            <w:r>
-              <w:rPr>
-                <w:rFonts w:ascii="Futura" w:hAnsi="Futura" w:cs="Futura"/>
-                <w:i/>
-                <w:iCs/>
-                <w:sz w:val="20"/>
-                <w:szCs w:val="20"/>
-                <w:lang w:bidi="he-IL"/>
-              </w:rPr>
-              <w:t>denitrificans</w:t>
-            </w:r>
-            <w:proofErr w:type="spellEnd"/>
+          </w:p>
+        </w:tc>
+        <w:tc>
+          <w:tcPr>
+            <w:tcW w:w="0" w:type="auto"/>
+          </w:tcPr>
+          <w:p>
+            <w:pPr>
+              <w:spacing w:after="0" w:line="240" w:lineRule="auto"/>
+              <w:rPr>
+                <w:rFonts w:ascii="Futura" w:hAnsi="Futura" w:cs="Futura"/>
+                <w:i/>
+                <w:iCs/>
+                <w:sz w:val="20"/>
+                <w:szCs w:val="20"/>
+                <w:lang w:bidi="he-IL"/>
+              </w:rPr>
+            </w:pPr>
+            <w:r>
+              <w:rPr>
+                <w:rFonts w:ascii="Futura" w:hAnsi="Futura" w:cs="Futura"/>
+                <w:i/>
+                <w:iCs/>
+                <w:sz w:val="20"/>
+                <w:szCs w:val="20"/>
+                <w:lang w:bidi="he-IL"/>
+              </w:rPr>
+              <w:t>marina, venusta, denitrificans</w:t>
+            </w:r>
           </w:p>
         </w:tc>
         <w:tc>
@@ -3270,7 +3053,6 @@
                 <w:lang w:bidi="he-IL"/>
               </w:rPr>
             </w:pPr>
-            <w:proofErr w:type="spellStart"/>
             <w:r>
               <w:rPr>
                 <w:rFonts w:ascii="Futura" w:hAnsi="Futura" w:cs="Futura"/>
@@ -3282,62 +3064,35 @@
               </w:rPr>
               <w:t>Microbulbifer</w:t>
             </w:r>
-            <w:proofErr w:type="spellEnd"/>
-          </w:p>
-        </w:tc>
-        <w:tc>
-          <w:tcPr>
-            <w:tcW w:w="0" w:type="auto"/>
-          </w:tcPr>
-          <w:p>
-            <w:pPr>
-              <w:spacing w:after="0" w:line="240" w:lineRule="auto"/>
-              <w:rPr>
-                <w:rFonts w:ascii="Futura" w:hAnsi="Futura" w:cs="Futura"/>
-                <w:i/>
-                <w:iCs/>
-                <w:sz w:val="20"/>
-                <w:szCs w:val="20"/>
-                <w:lang w:bidi="he-IL"/>
-              </w:rPr>
-            </w:pPr>
-            <w:proofErr w:type="spellStart"/>
-            <w:r>
-              <w:rPr>
-                <w:rFonts w:ascii="Futura" w:hAnsi="Futura" w:cs="Futura"/>
-                <w:i/>
-                <w:iCs/>
-                <w:sz w:val="20"/>
-                <w:szCs w:val="20"/>
-                <w:lang w:bidi="he-IL"/>
-              </w:rPr>
-              <w:t>mangrovi</w:t>
-            </w:r>
-            <w:proofErr w:type="spellEnd"/>
-            <w:r>
-              <w:rPr>
-                <w:rFonts w:ascii="Futura" w:hAnsi="Futura" w:cs="Futura"/>
-                <w:i/>
-                <w:iCs/>
-                <w:sz w:val="20"/>
-                <w:szCs w:val="20"/>
-                <w:lang w:bidi="he-IL"/>
-              </w:rPr>
-              <w:t xml:space="preserve">, elongatus, </w:t>
-            </w:r>
-            <w:proofErr w:type="spellStart"/>
-            <w:r>
-              <w:rPr>
-                <w:rFonts w:ascii="Futura" w:hAnsi="Futura" w:cs="Futura"/>
-                <w:i/>
-                <w:iCs/>
-                <w:sz w:val="20"/>
-                <w:szCs w:val="20"/>
-                <w:lang w:bidi="he-IL"/>
-              </w:rPr>
-              <w:t>celer</w:t>
-            </w:r>
-            <w:proofErr w:type="spellEnd"/>
+          </w:p>
+        </w:tc>
+        <w:tc>
+          <w:tcPr>
+            <w:tcW w:w="0" w:type="auto"/>
+          </w:tcPr>
+          <w:p>
+            <w:pPr>
+              <w:spacing w:after="0" w:line="240" w:lineRule="auto"/>
+              <w:rPr>
+                <w:rFonts w:ascii="Futura" w:hAnsi="Futura" w:cs="Futura"/>
+                <w:i/>
+                <w:iCs/>
+                <w:sz w:val="20"/>
+                <w:szCs w:val="20"/>
+                <w:lang w:bidi="he-IL"/>
+              </w:rPr>
+            </w:pPr>
+            <w:r>
+              <w:rPr>
+                <w:rFonts w:ascii="Futura" w:hAnsi="Futura" w:cs="Futura"/>
+                <w:i/>
+                <w:iCs/>
+                <w:sz w:val="20"/>
+                <w:szCs w:val="20"/>
+                <w:lang w:bidi="he-IL"/>
+              </w:rPr>
+              <w:t>mangrovi, elongatus, celer</w:t>
+            </w:r>
           </w:p>
         </w:tc>
         <w:tc>
@@ -3411,7 +3166,6 @@
                 <w:lang w:bidi="he-IL"/>
               </w:rPr>
             </w:pPr>
-            <w:proofErr w:type="spellStart"/>
             <w:r>
               <w:rPr>
                 <w:rFonts w:ascii="Futura" w:hAnsi="Futura" w:cs="Futura"/>
@@ -3423,62 +3177,35 @@
               </w:rPr>
               <w:t>Maribacter</w:t>
             </w:r>
-            <w:proofErr w:type="spellEnd"/>
-          </w:p>
-        </w:tc>
-        <w:tc>
-          <w:tcPr>
-            <w:tcW w:w="0" w:type="auto"/>
-          </w:tcPr>
-          <w:p>
-            <w:pPr>
-              <w:spacing w:after="0" w:line="240" w:lineRule="auto"/>
-              <w:rPr>
-                <w:rFonts w:ascii="Futura" w:hAnsi="Futura" w:cs="Futura"/>
-                <w:i/>
-                <w:iCs/>
-                <w:sz w:val="20"/>
-                <w:szCs w:val="20"/>
-                <w:lang w:bidi="he-IL"/>
-              </w:rPr>
-            </w:pPr>
-            <w:proofErr w:type="spellStart"/>
-            <w:r>
-              <w:rPr>
-                <w:rFonts w:ascii="Futura" w:hAnsi="Futura" w:cs="Futura"/>
-                <w:i/>
-                <w:iCs/>
-                <w:sz w:val="20"/>
-                <w:szCs w:val="20"/>
-                <w:lang w:bidi="he-IL"/>
-              </w:rPr>
-              <w:t>forsetii</w:t>
-            </w:r>
-            <w:proofErr w:type="spellEnd"/>
-            <w:r>
-              <w:rPr>
-                <w:rFonts w:ascii="Futura" w:hAnsi="Futura" w:cs="Futura"/>
-                <w:i/>
-                <w:iCs/>
-                <w:sz w:val="20"/>
-                <w:szCs w:val="20"/>
-                <w:lang w:bidi="he-IL"/>
-              </w:rPr>
-              <w:t xml:space="preserve">, </w:t>
-            </w:r>
-            <w:proofErr w:type="spellStart"/>
-            <w:r>
-              <w:rPr>
-                <w:rFonts w:ascii="Futura" w:hAnsi="Futura" w:cs="Futura"/>
-                <w:i/>
-                <w:iCs/>
-                <w:sz w:val="20"/>
-                <w:szCs w:val="20"/>
-                <w:lang w:bidi="he-IL"/>
-              </w:rPr>
-              <w:t>stanieri</w:t>
-            </w:r>
-            <w:proofErr w:type="spellEnd"/>
+          </w:p>
+        </w:tc>
+        <w:tc>
+          <w:tcPr>
+            <w:tcW w:w="0" w:type="auto"/>
+          </w:tcPr>
+          <w:p>
+            <w:pPr>
+              <w:spacing w:after="0" w:line="240" w:lineRule="auto"/>
+              <w:rPr>
+                <w:rFonts w:ascii="Futura" w:hAnsi="Futura" w:cs="Futura"/>
+                <w:i/>
+                <w:iCs/>
+                <w:sz w:val="20"/>
+                <w:szCs w:val="20"/>
+                <w:lang w:bidi="he-IL"/>
+              </w:rPr>
+            </w:pPr>
+            <w:r>
+              <w:rPr>
+                <w:rFonts w:ascii="Futura" w:hAnsi="Futura" w:cs="Futura"/>
+                <w:i/>
+                <w:iCs/>
+                <w:sz w:val="20"/>
+                <w:szCs w:val="20"/>
+                <w:lang w:bidi="he-IL"/>
+              </w:rPr>
+              <w:t>forsetii, stanieri</w:t>
+            </w:r>
           </w:p>
         </w:tc>
         <w:tc>
@@ -3552,74 +3279,47 @@
                 <w:lang w:bidi="he-IL"/>
               </w:rPr>
             </w:pPr>
-            <w:proofErr w:type="spellStart"/>
-            <w:r>
-              <w:rPr>
-                <w:rFonts w:ascii="Futura" w:hAnsi="Futura" w:cs="Futura"/>
-                <w:i/>
-                <w:iCs/>
-                <w:sz w:val="20"/>
-                <w:szCs w:val="20"/>
-                <w:lang w:bidi="he-IL"/>
-              </w:rPr>
+            <w:r>
+              <w:rPr>
+                <w:rFonts w:ascii="Futura" w:hAnsi="Futura" w:cs="Futura"/>
+                <w:i/>
+                <w:iCs/>
+                <w:sz w:val="20"/>
+                <w:szCs w:val="20"/>
+                <w:lang w:bidi="he-IL"/>
+              </w:rPr>
+              <w:lastRenderedPageBreak/>
               <w:t>Sphingomonas</w:t>
             </w:r>
-            <w:proofErr w:type="spellEnd"/>
-          </w:p>
-        </w:tc>
-        <w:tc>
-          <w:tcPr>
-            <w:tcW w:w="0" w:type="auto"/>
-          </w:tcPr>
-          <w:p>
-            <w:pPr>
-              <w:spacing w:after="0" w:line="240" w:lineRule="auto"/>
-              <w:rPr>
-                <w:rFonts w:ascii="Futura" w:hAnsi="Futura" w:cs="Futura"/>
-                <w:i/>
-                <w:iCs/>
-                <w:sz w:val="20"/>
-                <w:szCs w:val="20"/>
-                <w:lang w:bidi="he-IL"/>
-              </w:rPr>
-            </w:pPr>
-            <w:proofErr w:type="spellStart"/>
-            <w:r>
-              <w:rPr>
-                <w:rFonts w:ascii="Futura" w:hAnsi="Futura" w:cs="Futura"/>
-                <w:i/>
-                <w:iCs/>
-                <w:sz w:val="20"/>
-                <w:szCs w:val="20"/>
-                <w:lang w:bidi="he-IL"/>
-              </w:rPr>
-              <w:t>paucimobilis</w:t>
-            </w:r>
-            <w:proofErr w:type="spellEnd"/>
-            <w:r>
-              <w:rPr>
-                <w:rFonts w:ascii="Futura" w:hAnsi="Futura" w:cs="Futura"/>
-                <w:i/>
-                <w:iCs/>
-                <w:sz w:val="20"/>
-                <w:szCs w:val="20"/>
-                <w:lang w:bidi="he-IL"/>
-              </w:rPr>
-              <w:t xml:space="preserve">, </w:t>
-            </w:r>
-            <w:proofErr w:type="spellStart"/>
-            <w:r>
-              <w:rPr>
-                <w:rFonts w:ascii="Futura" w:hAnsi="Futura" w:cs="Futura"/>
-                <w:i/>
-                <w:iCs/>
-                <w:sz w:val="20"/>
-                <w:szCs w:val="20"/>
-                <w:lang w:bidi="he-IL"/>
-              </w:rPr>
-              <w:t>leidyi</w:t>
-            </w:r>
-            <w:proofErr w:type="spellEnd"/>
+          </w:p>
+        </w:tc>
+        <w:tc>
+          <w:tcPr>
+            <w:tcW w:w="0" w:type="auto"/>
+          </w:tcPr>
+          <w:p>
+            <w:pPr>
+              <w:spacing w:after="0" w:line="240" w:lineRule="auto"/>
+              <w:rPr>
+                <w:rFonts w:ascii="Futura" w:hAnsi="Futura" w:cs="Futura"/>
+                <w:i/>
+                <w:iCs/>
+                <w:sz w:val="20"/>
+                <w:szCs w:val="20"/>
+                <w:lang w:bidi="he-IL"/>
+              </w:rPr>
+            </w:pPr>
+            <w:r>
+              <w:rPr>
+                <w:rFonts w:ascii="Futura" w:hAnsi="Futura" w:cs="Futura"/>
+                <w:i/>
+                <w:iCs/>
+                <w:sz w:val="20"/>
+                <w:szCs w:val="20"/>
+                <w:lang w:bidi="he-IL"/>
+              </w:rPr>
+              <w:t>paucimobilis, leidyi</w:t>
+            </w:r>
           </w:p>
         </w:tc>
         <w:tc>
@@ -3693,7 +3393,6 @@
                 <w:lang w:bidi="he-IL"/>
               </w:rPr>
             </w:pPr>
-            <w:proofErr w:type="spellStart"/>
             <w:r>
               <w:rPr>
                 <w:rFonts w:ascii="Futura" w:hAnsi="Futura" w:cs="Futura"/>
@@ -3705,97 +3404,35 @@
               </w:rPr>
               <w:t>Psychrobacter</w:t>
             </w:r>
-            <w:proofErr w:type="spellEnd"/>
-          </w:p>
-        </w:tc>
-        <w:tc>
-          <w:tcPr>
-            <w:tcW w:w="0" w:type="auto"/>
-          </w:tcPr>
-          <w:p>
-            <w:pPr>
-              <w:spacing w:after="0" w:line="240" w:lineRule="auto"/>
-              <w:rPr>
-                <w:rFonts w:ascii="Futura" w:hAnsi="Futura" w:cs="Futura"/>
-                <w:i/>
-                <w:iCs/>
-                <w:sz w:val="20"/>
-                <w:szCs w:val="20"/>
-                <w:lang w:bidi="he-IL"/>
-              </w:rPr>
-            </w:pPr>
-            <w:r>
-              <w:rPr>
-                <w:rFonts w:ascii="Futura" w:hAnsi="Futura" w:cs="Futura"/>
-                <w:i/>
-                <w:iCs/>
-                <w:sz w:val="20"/>
-                <w:szCs w:val="20"/>
-                <w:lang w:bidi="he-IL"/>
-              </w:rPr>
-              <w:t xml:space="preserve">maritimus, </w:t>
-            </w:r>
-            <w:proofErr w:type="spellStart"/>
-            <w:r>
-              <w:rPr>
-                <w:rFonts w:ascii="Futura" w:hAnsi="Futura" w:cs="Futura"/>
-                <w:i/>
-                <w:iCs/>
-                <w:sz w:val="20"/>
-                <w:szCs w:val="20"/>
-                <w:lang w:bidi="he-IL"/>
-              </w:rPr>
-              <w:t>nivimaris</w:t>
-            </w:r>
-            <w:proofErr w:type="spellEnd"/>
-            <w:r>
-              <w:rPr>
-                <w:rFonts w:ascii="Futura" w:hAnsi="Futura" w:cs="Futura"/>
-                <w:i/>
-                <w:iCs/>
-                <w:sz w:val="20"/>
-                <w:szCs w:val="20"/>
-                <w:lang w:bidi="he-IL"/>
-              </w:rPr>
-              <w:t xml:space="preserve">, </w:t>
-            </w:r>
-            <w:proofErr w:type="spellStart"/>
-            <w:r>
-              <w:rPr>
-                <w:rFonts w:ascii="Futura" w:hAnsi="Futura" w:cs="Futura"/>
-                <w:i/>
-                <w:iCs/>
-                <w:sz w:val="20"/>
-                <w:szCs w:val="20"/>
-                <w:lang w:bidi="he-IL"/>
-              </w:rPr>
-              <w:t>cryohalolentis</w:t>
-            </w:r>
-            <w:proofErr w:type="spellEnd"/>
-            <w:r>
-              <w:rPr>
-                <w:rFonts w:ascii="Futura" w:hAnsi="Futura" w:cs="Futura"/>
-                <w:i/>
-                <w:iCs/>
-                <w:sz w:val="20"/>
-                <w:szCs w:val="20"/>
-                <w:lang w:bidi="he-IL"/>
-              </w:rPr>
-              <w:t xml:space="preserve">, </w:t>
-            </w:r>
-            <w:proofErr w:type="spellStart"/>
-            <w:r>
-              <w:rPr>
-                <w:rFonts w:ascii="Futura" w:hAnsi="Futura" w:cs="Futura"/>
-                <w:i/>
-                <w:iCs/>
-                <w:sz w:val="20"/>
-                <w:szCs w:val="20"/>
-                <w:lang w:bidi="he-IL"/>
-              </w:rPr>
-              <w:t>alimentarius</w:t>
-            </w:r>
-            <w:proofErr w:type="spellEnd"/>
+          </w:p>
+        </w:tc>
+        <w:tc>
+          <w:tcPr>
+            <w:tcW w:w="0" w:type="auto"/>
+          </w:tcPr>
+          <w:p>
+            <w:pPr>
+              <w:spacing w:after="0" w:line="240" w:lineRule="auto"/>
+              <w:rPr>
+                <w:rFonts w:ascii="Futura" w:hAnsi="Futura" w:cs="Futura"/>
+                <w:i/>
+                <w:iCs/>
+                <w:sz w:val="20"/>
+                <w:szCs w:val="20"/>
+                <w:lang w:bidi="he-IL"/>
+              </w:rPr>
+            </w:pPr>
+            <w:r>
+              <w:rPr>
+                <w:rFonts w:ascii="Futura" w:hAnsi="Futura" w:cs="Futura"/>
+                <w:i/>
+                <w:iCs/>
+                <w:sz w:val="20"/>
+                <w:szCs w:val="20"/>
+                <w:lang w:bidi="he-IL"/>
+              </w:rPr>
+              <w:t>maritimus, nivimaris, cryohalolentis, alimentarius</w:t>
+            </w:r>
           </w:p>
         </w:tc>
         <w:tc>
@@ -3869,7 +3506,6 @@
                 <w:lang w:bidi="he-IL"/>
               </w:rPr>
             </w:pPr>
-            <w:proofErr w:type="spellStart"/>
             <w:r>
               <w:rPr>
                 <w:rFonts w:ascii="Futura" w:hAnsi="Futura" w:cs="Futura"/>
@@ -3881,62 +3517,35 @@
               </w:rPr>
               <w:t>Cytophaga</w:t>
             </w:r>
-            <w:proofErr w:type="spellEnd"/>
-          </w:p>
-        </w:tc>
-        <w:tc>
-          <w:tcPr>
-            <w:tcW w:w="0" w:type="auto"/>
-          </w:tcPr>
-          <w:p>
-            <w:pPr>
-              <w:spacing w:after="0" w:line="240" w:lineRule="auto"/>
-              <w:rPr>
-                <w:rFonts w:ascii="Futura" w:hAnsi="Futura" w:cs="Futura"/>
-                <w:i/>
-                <w:iCs/>
-                <w:sz w:val="20"/>
-                <w:szCs w:val="20"/>
-                <w:lang w:bidi="he-IL"/>
-              </w:rPr>
-            </w:pPr>
-            <w:proofErr w:type="spellStart"/>
-            <w:r>
-              <w:rPr>
-                <w:rFonts w:ascii="Futura" w:hAnsi="Futura" w:cs="Futura"/>
-                <w:i/>
-                <w:iCs/>
-                <w:sz w:val="20"/>
-                <w:szCs w:val="20"/>
-                <w:lang w:bidi="he-IL"/>
-              </w:rPr>
-              <w:t>diffluens</w:t>
-            </w:r>
-            <w:proofErr w:type="spellEnd"/>
-            <w:r>
-              <w:rPr>
-                <w:rFonts w:ascii="Futura" w:hAnsi="Futura" w:cs="Futura"/>
-                <w:i/>
-                <w:iCs/>
-                <w:sz w:val="20"/>
-                <w:szCs w:val="20"/>
-                <w:lang w:bidi="he-IL"/>
-              </w:rPr>
-              <w:t xml:space="preserve">, </w:t>
-            </w:r>
-            <w:proofErr w:type="spellStart"/>
-            <w:r>
-              <w:rPr>
-                <w:rFonts w:ascii="Futura" w:hAnsi="Futura" w:cs="Futura"/>
-                <w:i/>
-                <w:iCs/>
-                <w:sz w:val="20"/>
-                <w:szCs w:val="20"/>
-                <w:lang w:bidi="he-IL"/>
-              </w:rPr>
-              <w:t>uliginosa</w:t>
-            </w:r>
-            <w:proofErr w:type="spellEnd"/>
+          </w:p>
+        </w:tc>
+        <w:tc>
+          <w:tcPr>
+            <w:tcW w:w="0" w:type="auto"/>
+          </w:tcPr>
+          <w:p>
+            <w:pPr>
+              <w:spacing w:after="0" w:line="240" w:lineRule="auto"/>
+              <w:rPr>
+                <w:rFonts w:ascii="Futura" w:hAnsi="Futura" w:cs="Futura"/>
+                <w:i/>
+                <w:iCs/>
+                <w:sz w:val="20"/>
+                <w:szCs w:val="20"/>
+                <w:lang w:bidi="he-IL"/>
+              </w:rPr>
+            </w:pPr>
+            <w:r>
+              <w:rPr>
+                <w:rFonts w:ascii="Futura" w:hAnsi="Futura" w:cs="Futura"/>
+                <w:i/>
+                <w:iCs/>
+                <w:sz w:val="20"/>
+                <w:szCs w:val="20"/>
+                <w:lang w:bidi="he-IL"/>
+              </w:rPr>
+              <w:t>diffluens, uliginosa</w:t>
+            </w:r>
           </w:p>
         </w:tc>
         <w:tc>
@@ -4039,7 +3648,6 @@
                 <w:lang w:bidi="he-IL"/>
               </w:rPr>
             </w:pPr>
-            <w:proofErr w:type="spellStart"/>
             <w:r>
               <w:rPr>
                 <w:rFonts w:ascii="Futura" w:hAnsi="Futura" w:cs="Futura"/>
@@ -4051,7 +3659,6 @@
               </w:rPr>
               <w:t>swingsii</w:t>
             </w:r>
-            <w:proofErr w:type="spellEnd"/>
           </w:p>
         </w:tc>
         <w:tc>
@@ -4125,7 +3732,6 @@
                 <w:lang w:bidi="he-IL"/>
               </w:rPr>
             </w:pPr>
-            <w:proofErr w:type="spellStart"/>
             <w:r>
               <w:rPr>
                 <w:rFonts w:ascii="Futura" w:hAnsi="Futura" w:cs="Futura"/>
@@ -4137,7 +3743,6 @@
               </w:rPr>
               <w:t>Cobetia</w:t>
             </w:r>
-            <w:proofErr w:type="spellEnd"/>
           </w:p>
         </w:tc>
         <w:tc>
@@ -4342,7 +3947,6 @@
                 <w:lang w:bidi="he-IL"/>
               </w:rPr>
             </w:pPr>
-            <w:proofErr w:type="spellStart"/>
             <w:r>
               <w:rPr>
                 <w:rFonts w:ascii="Futura" w:hAnsi="Futura" w:cs="Futura"/>
@@ -4354,7 +3958,6 @@
               </w:rPr>
               <w:t>Colwellia</w:t>
             </w:r>
-            <w:proofErr w:type="spellEnd"/>
           </w:p>
         </w:tc>
         <w:tc>
@@ -4446,7 +4049,6 @@
                 <w:lang w:bidi="he-IL"/>
               </w:rPr>
             </w:pPr>
-            <w:proofErr w:type="spellStart"/>
             <w:r>
               <w:rPr>
                 <w:rFonts w:ascii="Futura" w:hAnsi="Futura" w:cs="Futura"/>
@@ -4458,7 +4060,6 @@
               </w:rPr>
               <w:t>Erythrobacter</w:t>
             </w:r>
-            <w:proofErr w:type="spellEnd"/>
           </w:p>
         </w:tc>
         <w:tc>
@@ -4561,7 +4162,6 @@
                 <w:lang w:bidi="he-IL"/>
               </w:rPr>
             </w:pPr>
-            <w:proofErr w:type="spellStart"/>
             <w:r>
               <w:rPr>
                 <w:rFonts w:ascii="Futura" w:hAnsi="Futura" w:cs="Futura"/>
@@ -4573,26 +4173,24 @@
               </w:rPr>
               <w:t>Brevibacterium</w:t>
             </w:r>
-            <w:proofErr w:type="spellEnd"/>
-          </w:p>
-        </w:tc>
-        <w:tc>
-          <w:tcPr>
-            <w:tcW w:w="0" w:type="auto"/>
-          </w:tcPr>
-          <w:p>
-            <w:pPr>
-              <w:spacing w:after="0" w:line="240" w:lineRule="auto"/>
-              <w:rPr>
-                <w:rFonts w:ascii="Futura" w:hAnsi="Futura" w:cs="Futura"/>
-                <w:i/>
-                <w:iCs/>
-                <w:sz w:val="20"/>
-                <w:szCs w:val="20"/>
-                <w:lang w:bidi="he-IL"/>
-              </w:rPr>
-            </w:pPr>
-            <w:proofErr w:type="spellStart"/>
+          </w:p>
+        </w:tc>
+        <w:tc>
+          <w:tcPr>
+            <w:tcW w:w="0" w:type="auto"/>
+          </w:tcPr>
+          <w:p>
+            <w:pPr>
+              <w:spacing w:after="0" w:line="240" w:lineRule="auto"/>
+              <w:rPr>
+                <w:rFonts w:ascii="Futura" w:hAnsi="Futura" w:cs="Futura"/>
+                <w:i/>
+                <w:iCs/>
+                <w:sz w:val="20"/>
+                <w:szCs w:val="20"/>
+                <w:lang w:bidi="he-IL"/>
+              </w:rPr>
+            </w:pPr>
             <w:r>
               <w:rPr>
                 <w:rFonts w:ascii="Futura" w:hAnsi="Futura" w:cs="Futura"/>
@@ -4604,7 +4202,6 @@
               </w:rPr>
               <w:t>celere</w:t>
             </w:r>
-            <w:proofErr w:type="spellEnd"/>
           </w:p>
         </w:tc>
         <w:tc>
@@ -4678,7 +4275,6 @@
                 <w:lang w:bidi="he-IL"/>
               </w:rPr>
             </w:pPr>
-            <w:proofErr w:type="spellStart"/>
             <w:r>
               <w:rPr>
                 <w:rFonts w:ascii="Futura" w:hAnsi="Futura" w:cs="Futura"/>
@@ -4690,26 +4286,24 @@
               </w:rPr>
               <w:t>Gracilibacillus</w:t>
             </w:r>
-            <w:proofErr w:type="spellEnd"/>
-          </w:p>
-        </w:tc>
-        <w:tc>
-          <w:tcPr>
-            <w:tcW w:w="0" w:type="auto"/>
-          </w:tcPr>
-          <w:p>
-            <w:pPr>
-              <w:spacing w:after="0" w:line="240" w:lineRule="auto"/>
-              <w:rPr>
-                <w:rFonts w:ascii="Futura" w:hAnsi="Futura" w:cs="Futura"/>
-                <w:i/>
-                <w:iCs/>
-                <w:sz w:val="20"/>
-                <w:szCs w:val="20"/>
-                <w:lang w:bidi="he-IL"/>
-              </w:rPr>
-            </w:pPr>
-            <w:proofErr w:type="spellStart"/>
+          </w:p>
+        </w:tc>
+        <w:tc>
+          <w:tcPr>
+            <w:tcW w:w="0" w:type="auto"/>
+          </w:tcPr>
+          <w:p>
+            <w:pPr>
+              <w:spacing w:after="0" w:line="240" w:lineRule="auto"/>
+              <w:rPr>
+                <w:rFonts w:ascii="Futura" w:hAnsi="Futura" w:cs="Futura"/>
+                <w:i/>
+                <w:iCs/>
+                <w:sz w:val="20"/>
+                <w:szCs w:val="20"/>
+                <w:lang w:bidi="he-IL"/>
+              </w:rPr>
+            </w:pPr>
             <w:r>
               <w:rPr>
                 <w:rFonts w:ascii="Futura" w:hAnsi="Futura" w:cs="Futura"/>
@@ -4721,7 +4315,6 @@
               </w:rPr>
               <w:t>halotolerans</w:t>
             </w:r>
-            <w:proofErr w:type="spellEnd"/>
           </w:p>
         </w:tc>
         <w:tc>
@@ -4795,7 +4388,6 @@
                 <w:lang w:bidi="he-IL"/>
               </w:rPr>
             </w:pPr>
-            <w:proofErr w:type="spellStart"/>
             <w:r>
               <w:rPr>
                 <w:rFonts w:ascii="Futura" w:hAnsi="Futura" w:cs="Futura"/>
@@ -4807,7 +4399,6 @@
               </w:rPr>
               <w:t>Fucobacter</w:t>
             </w:r>
-            <w:proofErr w:type="spellEnd"/>
           </w:p>
         </w:tc>
         <w:tc>
@@ -4910,7 +4501,6 @@
                 <w:lang w:bidi="he-IL"/>
               </w:rPr>
             </w:pPr>
-            <w:proofErr w:type="spellStart"/>
             <w:r>
               <w:rPr>
                 <w:rFonts w:ascii="Futura" w:hAnsi="Futura" w:cs="Futura"/>
@@ -4922,26 +4512,24 @@
               </w:rPr>
               <w:t>Marinomonas</w:t>
             </w:r>
-            <w:proofErr w:type="spellEnd"/>
-          </w:p>
-        </w:tc>
-        <w:tc>
-          <w:tcPr>
-            <w:tcW w:w="0" w:type="auto"/>
-          </w:tcPr>
-          <w:p>
-            <w:pPr>
-              <w:spacing w:after="0" w:line="240" w:lineRule="auto"/>
-              <w:rPr>
-                <w:rFonts w:ascii="Futura" w:hAnsi="Futura" w:cs="Futura"/>
-                <w:i/>
-                <w:iCs/>
-                <w:sz w:val="20"/>
-                <w:szCs w:val="20"/>
-                <w:lang w:bidi="he-IL"/>
-              </w:rPr>
-            </w:pPr>
-            <w:proofErr w:type="spellStart"/>
+          </w:p>
+        </w:tc>
+        <w:tc>
+          <w:tcPr>
+            <w:tcW w:w="0" w:type="auto"/>
+          </w:tcPr>
+          <w:p>
+            <w:pPr>
+              <w:spacing w:after="0" w:line="240" w:lineRule="auto"/>
+              <w:rPr>
+                <w:rFonts w:ascii="Futura" w:hAnsi="Futura" w:cs="Futura"/>
+                <w:i/>
+                <w:iCs/>
+                <w:sz w:val="20"/>
+                <w:szCs w:val="20"/>
+                <w:lang w:bidi="he-IL"/>
+              </w:rPr>
+            </w:pPr>
             <w:r>
               <w:rPr>
                 <w:rFonts w:ascii="Futura" w:hAnsi="Futura" w:cs="Futura"/>
@@ -4953,7 +4541,6 @@
               </w:rPr>
               <w:t>ushuaiensis</w:t>
             </w:r>
-            <w:proofErr w:type="spellEnd"/>
           </w:p>
         </w:tc>
         <w:tc>
@@ -5027,7 +4614,6 @@
                 <w:lang w:bidi="he-IL"/>
               </w:rPr>
             </w:pPr>
-            <w:proofErr w:type="spellStart"/>
             <w:r>
               <w:rPr>
                 <w:rFonts w:ascii="Futura" w:hAnsi="Futura" w:cs="Futura"/>
@@ -5039,26 +4625,24 @@
               </w:rPr>
               <w:t>Algibacter</w:t>
             </w:r>
-            <w:proofErr w:type="spellEnd"/>
-          </w:p>
-        </w:tc>
-        <w:tc>
-          <w:tcPr>
-            <w:tcW w:w="0" w:type="auto"/>
-          </w:tcPr>
-          <w:p>
-            <w:pPr>
-              <w:spacing w:after="0" w:line="240" w:lineRule="auto"/>
-              <w:rPr>
-                <w:rFonts w:ascii="Futura" w:hAnsi="Futura" w:cs="Futura"/>
-                <w:i/>
-                <w:iCs/>
-                <w:sz w:val="20"/>
-                <w:szCs w:val="20"/>
-                <w:lang w:bidi="he-IL"/>
-              </w:rPr>
-            </w:pPr>
-            <w:proofErr w:type="spellStart"/>
+          </w:p>
+        </w:tc>
+        <w:tc>
+          <w:tcPr>
+            <w:tcW w:w="0" w:type="auto"/>
+          </w:tcPr>
+          <w:p>
+            <w:pPr>
+              <w:spacing w:after="0" w:line="240" w:lineRule="auto"/>
+              <w:rPr>
+                <w:rFonts w:ascii="Futura" w:hAnsi="Futura" w:cs="Futura"/>
+                <w:i/>
+                <w:iCs/>
+                <w:sz w:val="20"/>
+                <w:szCs w:val="20"/>
+                <w:lang w:bidi="he-IL"/>
+              </w:rPr>
+            </w:pPr>
             <w:r>
               <w:rPr>
                 <w:rFonts w:ascii="Futura" w:hAnsi="Futura" w:cs="Futura"/>
@@ -5070,7 +4654,6 @@
               </w:rPr>
               <w:t>lectus</w:t>
             </w:r>
-            <w:proofErr w:type="spellEnd"/>
           </w:p>
         </w:tc>
         <w:tc>
@@ -5144,7 +4727,6 @@
                 <w:lang w:bidi="he-IL"/>
               </w:rPr>
             </w:pPr>
-            <w:proofErr w:type="spellStart"/>
             <w:r>
               <w:rPr>
                 <w:rFonts w:ascii="Futura" w:hAnsi="Futura" w:cs="Futura"/>
@@ -5156,26 +4738,24 @@
               </w:rPr>
               <w:t>Marinobacter</w:t>
             </w:r>
-            <w:proofErr w:type="spellEnd"/>
-          </w:p>
-        </w:tc>
-        <w:tc>
-          <w:tcPr>
-            <w:tcW w:w="0" w:type="auto"/>
-          </w:tcPr>
-          <w:p>
-            <w:pPr>
-              <w:spacing w:after="0" w:line="240" w:lineRule="auto"/>
-              <w:rPr>
-                <w:rFonts w:ascii="Futura" w:hAnsi="Futura" w:cs="Futura"/>
-                <w:i/>
-                <w:iCs/>
-                <w:sz w:val="20"/>
-                <w:szCs w:val="20"/>
-                <w:lang w:bidi="he-IL"/>
-              </w:rPr>
-            </w:pPr>
-            <w:proofErr w:type="spellStart"/>
+          </w:p>
+        </w:tc>
+        <w:tc>
+          <w:tcPr>
+            <w:tcW w:w="0" w:type="auto"/>
+          </w:tcPr>
+          <w:p>
+            <w:pPr>
+              <w:spacing w:after="0" w:line="240" w:lineRule="auto"/>
+              <w:rPr>
+                <w:rFonts w:ascii="Futura" w:hAnsi="Futura" w:cs="Futura"/>
+                <w:i/>
+                <w:iCs/>
+                <w:sz w:val="20"/>
+                <w:szCs w:val="20"/>
+                <w:lang w:bidi="he-IL"/>
+              </w:rPr>
+            </w:pPr>
             <w:r>
               <w:rPr>
                 <w:rFonts w:ascii="Futura" w:hAnsi="Futura" w:cs="Futura"/>
@@ -5187,7 +4767,6 @@
               </w:rPr>
               <w:t>hydrocarbonoclasticus</w:t>
             </w:r>
-            <w:proofErr w:type="spellEnd"/>
           </w:p>
         </w:tc>
         <w:tc>
@@ -5261,7 +4840,6 @@
                 <w:lang w:bidi="he-IL"/>
               </w:rPr>
             </w:pPr>
-            <w:proofErr w:type="spellStart"/>
             <w:r>
               <w:rPr>
                 <w:rFonts w:ascii="Futura" w:hAnsi="Futura" w:cs="Futura"/>
@@ -5273,26 +4851,24 @@
               </w:rPr>
               <w:t>Tamlana</w:t>
             </w:r>
-            <w:proofErr w:type="spellEnd"/>
-          </w:p>
-        </w:tc>
-        <w:tc>
-          <w:tcPr>
-            <w:tcW w:w="0" w:type="auto"/>
-          </w:tcPr>
-          <w:p>
-            <w:pPr>
-              <w:spacing w:after="0" w:line="240" w:lineRule="auto"/>
-              <w:rPr>
-                <w:rFonts w:ascii="Futura" w:hAnsi="Futura" w:cs="Futura"/>
-                <w:i/>
-                <w:iCs/>
-                <w:sz w:val="20"/>
-                <w:szCs w:val="20"/>
-                <w:lang w:bidi="he-IL"/>
-              </w:rPr>
-            </w:pPr>
-            <w:proofErr w:type="spellStart"/>
+          </w:p>
+        </w:tc>
+        <w:tc>
+          <w:tcPr>
+            <w:tcW w:w="0" w:type="auto"/>
+          </w:tcPr>
+          <w:p>
+            <w:pPr>
+              <w:spacing w:after="0" w:line="240" w:lineRule="auto"/>
+              <w:rPr>
+                <w:rFonts w:ascii="Futura" w:hAnsi="Futura" w:cs="Futura"/>
+                <w:i/>
+                <w:iCs/>
+                <w:sz w:val="20"/>
+                <w:szCs w:val="20"/>
+                <w:lang w:bidi="he-IL"/>
+              </w:rPr>
+            </w:pPr>
             <w:r>
               <w:rPr>
                 <w:rFonts w:ascii="Futura" w:hAnsi="Futura" w:cs="Futura"/>
@@ -5304,7 +4880,6 @@
               </w:rPr>
               <w:t>agarivorans</w:t>
             </w:r>
-            <w:proofErr w:type="spellEnd"/>
           </w:p>
         </w:tc>
         <w:tc>
@@ -5378,7 +4953,6 @@
                 <w:lang w:bidi="he-IL"/>
               </w:rPr>
             </w:pPr>
-            <w:proofErr w:type="spellStart"/>
             <w:r>
               <w:rPr>
                 <w:rFonts w:ascii="Futura" w:hAnsi="Futura" w:cs="Futura"/>
@@ -5390,7 +4964,6 @@
               </w:rPr>
               <w:t>Agarivorans</w:t>
             </w:r>
-            <w:proofErr w:type="spellEnd"/>
           </w:p>
         </w:tc>
         <w:tc>
@@ -5502,7 +5075,6 @@
                 <w:szCs w:val="20"/>
                 <w:lang w:bidi="he-IL"/>
               </w:rPr>
-              <w:lastRenderedPageBreak/>
               <w:t>Enterobacter</w:t>
             </w:r>
           </w:p>
@@ -5523,7 +5095,6 @@
                 <w:lang w:bidi="he-IL"/>
               </w:rPr>
             </w:pPr>
-            <w:proofErr w:type="spellStart"/>
             <w:r>
               <w:rPr>
                 <w:rFonts w:ascii="Futura" w:hAnsi="Futura" w:cs="Futura"/>
@@ -5535,7 +5106,6 @@
               </w:rPr>
               <w:t>tabaci</w:t>
             </w:r>
-            <w:proofErr w:type="spellEnd"/>
           </w:p>
         </w:tc>
         <w:tc>
@@ -5711,7 +5281,6 @@
                 <w:lang w:bidi="he-IL"/>
               </w:rPr>
             </w:pPr>
-            <w:proofErr w:type="spellStart"/>
             <w:r>
               <w:rPr>
                 <w:rFonts w:ascii="Futura" w:hAnsi="Futura" w:cs="Futura"/>
@@ -5723,7 +5292,6 @@
               </w:rPr>
               <w:t>Glaciecola</w:t>
             </w:r>
-            <w:proofErr w:type="spellEnd"/>
           </w:p>
         </w:tc>
         <w:tc>
@@ -5815,7 +5383,6 @@
                 <w:lang w:bidi="he-IL"/>
               </w:rPr>
             </w:pPr>
-            <w:proofErr w:type="spellStart"/>
             <w:r>
               <w:rPr>
                 <w:rFonts w:ascii="Futura" w:hAnsi="Futura" w:cs="Futura"/>
@@ -5827,7 +5394,6 @@
               </w:rPr>
               <w:t>Psychromonas</w:t>
             </w:r>
-            <w:proofErr w:type="spellEnd"/>
           </w:p>
         </w:tc>
         <w:tc>
@@ -5919,7 +5485,6 @@
                 <w:lang w:bidi="he-IL"/>
               </w:rPr>
             </w:pPr>
-            <w:proofErr w:type="spellStart"/>
             <w:r>
               <w:rPr>
                 <w:rFonts w:ascii="Futura" w:hAnsi="Futura" w:cs="Futura"/>
@@ -5931,7 +5496,6 @@
               </w:rPr>
               <w:t>Polaribacter</w:t>
             </w:r>
-            <w:proofErr w:type="spellEnd"/>
           </w:p>
         </w:tc>
         <w:tc>
@@ -6023,7 +5587,6 @@
                 <w:lang w:bidi="he-IL"/>
               </w:rPr>
             </w:pPr>
-            <w:proofErr w:type="spellStart"/>
             <w:r>
               <w:rPr>
                 <w:rFonts w:ascii="Futura" w:hAnsi="Futura" w:cs="Futura"/>
@@ -6035,110 +5598,35 @@
               </w:rPr>
               <w:t>Halobacillus</w:t>
             </w:r>
-            <w:proofErr w:type="spellEnd"/>
-          </w:p>
-        </w:tc>
-        <w:tc>
-          <w:tcPr>
-            <w:tcW w:w="0" w:type="auto"/>
-          </w:tcPr>
-          <w:p>
-            <w:pPr>
-              <w:spacing w:after="0" w:line="240" w:lineRule="auto"/>
-              <w:rPr>
-                <w:rFonts w:ascii="Futura" w:hAnsi="Futura" w:cs="Futura"/>
-                <w:i/>
-                <w:iCs/>
-                <w:sz w:val="20"/>
-                <w:szCs w:val="20"/>
-                <w:lang w:bidi="he-IL"/>
-              </w:rPr>
-            </w:pPr>
-            <w:proofErr w:type="spellStart"/>
-            <w:r>
-              <w:rPr>
-                <w:rFonts w:ascii="Futura" w:hAnsi="Futura" w:cs="Futura"/>
-                <w:i/>
-                <w:iCs/>
-                <w:sz w:val="20"/>
-                <w:szCs w:val="20"/>
-                <w:lang w:bidi="he-IL"/>
-              </w:rPr>
-              <w:t>dabanensis</w:t>
-            </w:r>
-            <w:proofErr w:type="spellEnd"/>
-            <w:r>
-              <w:rPr>
-                <w:rFonts w:ascii="Futura" w:hAnsi="Futura" w:cs="Futura"/>
-                <w:i/>
-                <w:iCs/>
-                <w:sz w:val="20"/>
-                <w:szCs w:val="20"/>
-                <w:lang w:bidi="he-IL"/>
-              </w:rPr>
-              <w:t xml:space="preserve">, </w:t>
-            </w:r>
-            <w:proofErr w:type="spellStart"/>
-            <w:r>
-              <w:rPr>
-                <w:rFonts w:ascii="Futura" w:hAnsi="Futura" w:cs="Futura"/>
-                <w:i/>
-                <w:iCs/>
-                <w:sz w:val="20"/>
-                <w:szCs w:val="20"/>
-                <w:lang w:bidi="he-IL"/>
-              </w:rPr>
-              <w:t>trueperi</w:t>
-            </w:r>
-            <w:proofErr w:type="spellEnd"/>
-            <w:r>
-              <w:rPr>
-                <w:rFonts w:ascii="Futura" w:hAnsi="Futura" w:cs="Futura"/>
-                <w:i/>
-                <w:iCs/>
-                <w:sz w:val="20"/>
-                <w:szCs w:val="20"/>
-                <w:lang w:bidi="he-IL"/>
-              </w:rPr>
-              <w:t xml:space="preserve">, </w:t>
-            </w:r>
-            <w:proofErr w:type="spellStart"/>
-            <w:r>
-              <w:rPr>
-                <w:rFonts w:ascii="Futura" w:hAnsi="Futura" w:cs="Futura"/>
-                <w:i/>
-                <w:iCs/>
-                <w:sz w:val="20"/>
-                <w:szCs w:val="20"/>
-                <w:lang w:bidi="he-IL"/>
-              </w:rPr>
-              <w:t>kuroshimensis</w:t>
-            </w:r>
-            <w:proofErr w:type="spellEnd"/>
-            <w:r>
-              <w:rPr>
-                <w:rFonts w:ascii="Futura" w:hAnsi="Futura" w:cs="Futura"/>
-                <w:i/>
-                <w:iCs/>
-                <w:sz w:val="20"/>
-                <w:szCs w:val="20"/>
-                <w:lang w:bidi="he-IL"/>
-              </w:rPr>
-              <w:t xml:space="preserve">, </w:t>
-            </w:r>
-            <w:proofErr w:type="spellStart"/>
-            <w:r>
-              <w:rPr>
-                <w:rFonts w:ascii="Futura" w:hAnsi="Futura" w:cs="Futura"/>
-                <w:i/>
-                <w:iCs/>
-                <w:sz w:val="20"/>
-                <w:szCs w:val="20"/>
-                <w:lang w:bidi="he-IL"/>
-              </w:rPr>
-              <w:t>halophilus</w:t>
-            </w:r>
-            <w:proofErr w:type="spellEnd"/>
+          </w:p>
+        </w:tc>
+        <w:tc>
+          <w:tcPr>
+            <w:tcW w:w="0" w:type="auto"/>
+          </w:tcPr>
+          <w:p>
+            <w:pPr>
+              <w:spacing w:after="0" w:line="240" w:lineRule="auto"/>
+              <w:rPr>
+                <w:rFonts w:ascii="Futura" w:hAnsi="Futura" w:cs="Futura"/>
+                <w:i/>
+                <w:iCs/>
+                <w:sz w:val="20"/>
+                <w:szCs w:val="20"/>
+                <w:lang w:bidi="he-IL"/>
+              </w:rPr>
+            </w:pPr>
+            <w:r>
+              <w:rPr>
+                <w:rFonts w:ascii="Futura" w:hAnsi="Futura" w:cs="Futura"/>
+                <w:i/>
+                <w:iCs/>
+                <w:sz w:val="20"/>
+                <w:szCs w:val="20"/>
+                <w:lang w:bidi="he-IL"/>
+              </w:rPr>
+              <w:t>dabanensis, trueperi, kuroshimensis, halophilus</w:t>
+            </w:r>
           </w:p>
         </w:tc>
         <w:tc>
@@ -6212,7 +5700,6 @@
                 <w:lang w:bidi="he-IL"/>
               </w:rPr>
             </w:pPr>
-            <w:proofErr w:type="spellStart"/>
             <w:r>
               <w:rPr>
                 <w:rFonts w:ascii="Futura" w:hAnsi="Futura" w:cs="Futura"/>
@@ -6224,110 +5711,35 @@
               </w:rPr>
               <w:t>Paenibacillus</w:t>
             </w:r>
-            <w:proofErr w:type="spellEnd"/>
-          </w:p>
-        </w:tc>
-        <w:tc>
-          <w:tcPr>
-            <w:tcW w:w="0" w:type="auto"/>
-          </w:tcPr>
-          <w:p>
-            <w:pPr>
-              <w:spacing w:after="0" w:line="240" w:lineRule="auto"/>
-              <w:rPr>
-                <w:rFonts w:ascii="Futura" w:hAnsi="Futura" w:cs="Futura"/>
-                <w:i/>
-                <w:iCs/>
-                <w:sz w:val="20"/>
-                <w:szCs w:val="20"/>
-                <w:lang w:bidi="he-IL"/>
-              </w:rPr>
-            </w:pPr>
-            <w:proofErr w:type="spellStart"/>
-            <w:r>
-              <w:rPr>
-                <w:rFonts w:ascii="Futura" w:hAnsi="Futura" w:cs="Futura"/>
-                <w:i/>
-                <w:iCs/>
-                <w:sz w:val="20"/>
-                <w:szCs w:val="20"/>
-                <w:lang w:bidi="he-IL"/>
-              </w:rPr>
-              <w:t>jamilae</w:t>
-            </w:r>
-            <w:proofErr w:type="spellEnd"/>
-            <w:r>
-              <w:rPr>
-                <w:rFonts w:ascii="Futura" w:hAnsi="Futura" w:cs="Futura"/>
-                <w:i/>
-                <w:iCs/>
-                <w:sz w:val="20"/>
-                <w:szCs w:val="20"/>
-                <w:lang w:bidi="he-IL"/>
-              </w:rPr>
-              <w:t xml:space="preserve">, </w:t>
-            </w:r>
-            <w:proofErr w:type="spellStart"/>
-            <w:r>
-              <w:rPr>
-                <w:rFonts w:ascii="Futura" w:hAnsi="Futura" w:cs="Futura"/>
-                <w:i/>
-                <w:iCs/>
-                <w:sz w:val="20"/>
-                <w:szCs w:val="20"/>
-                <w:lang w:bidi="he-IL"/>
-              </w:rPr>
-              <w:t>lautus</w:t>
-            </w:r>
-            <w:proofErr w:type="spellEnd"/>
-            <w:r>
-              <w:rPr>
-                <w:rFonts w:ascii="Futura" w:hAnsi="Futura" w:cs="Futura"/>
-                <w:i/>
-                <w:iCs/>
-                <w:sz w:val="20"/>
-                <w:szCs w:val="20"/>
-                <w:lang w:bidi="he-IL"/>
-              </w:rPr>
-              <w:t xml:space="preserve">, </w:t>
-            </w:r>
-            <w:proofErr w:type="spellStart"/>
-            <w:r>
-              <w:rPr>
-                <w:rFonts w:ascii="Futura" w:hAnsi="Futura" w:cs="Futura"/>
-                <w:i/>
-                <w:iCs/>
-                <w:sz w:val="20"/>
-                <w:szCs w:val="20"/>
-                <w:lang w:bidi="he-IL"/>
-              </w:rPr>
-              <w:t>odorifer</w:t>
-            </w:r>
-            <w:proofErr w:type="spellEnd"/>
-            <w:r>
-              <w:rPr>
-                <w:rFonts w:ascii="Futura" w:hAnsi="Futura" w:cs="Futura"/>
-                <w:i/>
-                <w:iCs/>
-                <w:sz w:val="20"/>
-                <w:szCs w:val="20"/>
-                <w:lang w:bidi="he-IL"/>
-              </w:rPr>
-              <w:t xml:space="preserve">, </w:t>
-            </w:r>
-            <w:proofErr w:type="spellStart"/>
-            <w:r>
-              <w:rPr>
-                <w:rFonts w:ascii="Futura" w:hAnsi="Futura" w:cs="Futura"/>
-                <w:i/>
-                <w:iCs/>
-                <w:sz w:val="20"/>
-                <w:szCs w:val="20"/>
-                <w:lang w:bidi="he-IL"/>
-              </w:rPr>
-              <w:t>taichungensis</w:t>
-            </w:r>
-            <w:proofErr w:type="spellEnd"/>
+          </w:p>
+        </w:tc>
+        <w:tc>
+          <w:tcPr>
+            <w:tcW w:w="0" w:type="auto"/>
+          </w:tcPr>
+          <w:p>
+            <w:pPr>
+              <w:spacing w:after="0" w:line="240" w:lineRule="auto"/>
+              <w:rPr>
+                <w:rFonts w:ascii="Futura" w:hAnsi="Futura" w:cs="Futura"/>
+                <w:i/>
+                <w:iCs/>
+                <w:sz w:val="20"/>
+                <w:szCs w:val="20"/>
+                <w:lang w:bidi="he-IL"/>
+              </w:rPr>
+            </w:pPr>
+            <w:r>
+              <w:rPr>
+                <w:rFonts w:ascii="Futura" w:hAnsi="Futura" w:cs="Futura"/>
+                <w:i/>
+                <w:iCs/>
+                <w:sz w:val="20"/>
+                <w:szCs w:val="20"/>
+                <w:lang w:bidi="he-IL"/>
+              </w:rPr>
+              <w:t>jamilae, lautus, odorifer, taichungensis</w:t>
+            </w:r>
           </w:p>
         </w:tc>
         <w:tc>
@@ -6401,7 +5813,6 @@
                 <w:lang w:bidi="he-IL"/>
               </w:rPr>
             </w:pPr>
-            <w:proofErr w:type="spellStart"/>
             <w:r>
               <w:rPr>
                 <w:rFonts w:ascii="Futura" w:hAnsi="Futura" w:cs="Futura"/>
@@ -6413,62 +5824,35 @@
               </w:rPr>
               <w:t>Fictibacillus</w:t>
             </w:r>
-            <w:proofErr w:type="spellEnd"/>
-          </w:p>
-        </w:tc>
-        <w:tc>
-          <w:tcPr>
-            <w:tcW w:w="0" w:type="auto"/>
-          </w:tcPr>
-          <w:p>
-            <w:pPr>
-              <w:spacing w:after="0" w:line="240" w:lineRule="auto"/>
-              <w:rPr>
-                <w:rFonts w:ascii="Futura" w:hAnsi="Futura" w:cs="Futura"/>
-                <w:i/>
-                <w:iCs/>
-                <w:sz w:val="20"/>
-                <w:szCs w:val="20"/>
-                <w:lang w:bidi="he-IL"/>
-              </w:rPr>
-            </w:pPr>
-            <w:proofErr w:type="spellStart"/>
-            <w:r>
-              <w:rPr>
-                <w:rFonts w:ascii="Futura" w:hAnsi="Futura" w:cs="Futura"/>
-                <w:i/>
-                <w:iCs/>
-                <w:sz w:val="20"/>
-                <w:szCs w:val="20"/>
-                <w:lang w:bidi="he-IL"/>
-              </w:rPr>
-              <w:t>nanhaiensis</w:t>
-            </w:r>
-            <w:proofErr w:type="spellEnd"/>
-            <w:r>
-              <w:rPr>
-                <w:rFonts w:ascii="Futura" w:hAnsi="Futura" w:cs="Futura"/>
-                <w:i/>
-                <w:iCs/>
-                <w:sz w:val="20"/>
-                <w:szCs w:val="20"/>
-                <w:lang w:bidi="he-IL"/>
-              </w:rPr>
-              <w:t xml:space="preserve">, </w:t>
-            </w:r>
-            <w:proofErr w:type="spellStart"/>
-            <w:r>
-              <w:rPr>
-                <w:rFonts w:ascii="Futura" w:hAnsi="Futura" w:cs="Futura"/>
-                <w:i/>
-                <w:iCs/>
-                <w:sz w:val="20"/>
-                <w:szCs w:val="20"/>
-                <w:lang w:bidi="he-IL"/>
-              </w:rPr>
-              <w:t>phosphorivorans</w:t>
-            </w:r>
-            <w:proofErr w:type="spellEnd"/>
+          </w:p>
+        </w:tc>
+        <w:tc>
+          <w:tcPr>
+            <w:tcW w:w="0" w:type="auto"/>
+          </w:tcPr>
+          <w:p>
+            <w:pPr>
+              <w:spacing w:after="0" w:line="240" w:lineRule="auto"/>
+              <w:rPr>
+                <w:rFonts w:ascii="Futura" w:hAnsi="Futura" w:cs="Futura"/>
+                <w:i/>
+                <w:iCs/>
+                <w:sz w:val="20"/>
+                <w:szCs w:val="20"/>
+                <w:lang w:bidi="he-IL"/>
+              </w:rPr>
+            </w:pPr>
+            <w:r>
+              <w:rPr>
+                <w:rFonts w:ascii="Futura" w:hAnsi="Futura" w:cs="Futura"/>
+                <w:i/>
+                <w:iCs/>
+                <w:sz w:val="20"/>
+                <w:szCs w:val="20"/>
+                <w:lang w:bidi="he-IL"/>
+              </w:rPr>
+              <w:t>nanhaiensis, phosphorivorans</w:t>
+            </w:r>
           </w:p>
         </w:tc>
         <w:tc>
@@ -6542,7 +5926,6 @@
                 <w:lang w:bidi="he-IL"/>
               </w:rPr>
             </w:pPr>
-            <w:proofErr w:type="spellStart"/>
             <w:r>
               <w:rPr>
                 <w:rFonts w:ascii="Futura" w:hAnsi="Futura" w:cs="Futura"/>
@@ -6554,49 +5937,35 @@
               </w:rPr>
               <w:t>Lutibacter</w:t>
             </w:r>
-            <w:proofErr w:type="spellEnd"/>
-          </w:p>
-        </w:tc>
-        <w:tc>
-          <w:tcPr>
-            <w:tcW w:w="0" w:type="auto"/>
-          </w:tcPr>
-          <w:p>
-            <w:pPr>
-              <w:spacing w:after="0" w:line="240" w:lineRule="auto"/>
-              <w:rPr>
-                <w:rFonts w:ascii="Futura" w:hAnsi="Futura" w:cs="Futura"/>
-                <w:i/>
-                <w:iCs/>
-                <w:sz w:val="20"/>
-                <w:szCs w:val="20"/>
-                <w:lang w:bidi="he-IL"/>
-              </w:rPr>
-            </w:pPr>
-            <w:r>
-              <w:rPr>
-                <w:rFonts w:ascii="Futura" w:hAnsi="Futura" w:cs="Futura"/>
-                <w:i/>
-                <w:iCs/>
-                <w:sz w:val="20"/>
-                <w:szCs w:val="20"/>
-                <w:lang w:bidi="he-IL"/>
-              </w:rPr>
-              <w:t xml:space="preserve">litoralis, </w:t>
-            </w:r>
-            <w:proofErr w:type="spellStart"/>
-            <w:r>
-              <w:rPr>
-                <w:rFonts w:ascii="Futura" w:hAnsi="Futura" w:cs="Futura"/>
-                <w:i/>
-                <w:iCs/>
-                <w:sz w:val="20"/>
-                <w:szCs w:val="20"/>
-                <w:lang w:bidi="he-IL"/>
-              </w:rPr>
-              <w:t>crassostreae</w:t>
-            </w:r>
-            <w:proofErr w:type="spellEnd"/>
+          </w:p>
+        </w:tc>
+        <w:tc>
+          <w:tcPr>
+            <w:tcW w:w="0" w:type="auto"/>
+          </w:tcPr>
+          <w:p>
+            <w:pPr>
+              <w:spacing w:after="0" w:line="240" w:lineRule="auto"/>
+              <w:rPr>
+                <w:rFonts w:ascii="Futura" w:hAnsi="Futura" w:cs="Futura"/>
+                <w:i/>
+                <w:iCs/>
+                <w:sz w:val="20"/>
+                <w:szCs w:val="20"/>
+                <w:lang w:bidi="he-IL"/>
+              </w:rPr>
+            </w:pPr>
+            <w:r>
+              <w:rPr>
+                <w:rFonts w:ascii="Futura" w:hAnsi="Futura" w:cs="Futura"/>
+                <w:i/>
+                <w:iCs/>
+                <w:sz w:val="20"/>
+                <w:szCs w:val="20"/>
+                <w:lang w:bidi="he-IL"/>
+              </w:rPr>
+              <w:t>litoralis, crassostreae</w:t>
+            </w:r>
           </w:p>
         </w:tc>
         <w:tc>
@@ -6670,7 +6039,6 @@
                 <w:lang w:bidi="he-IL"/>
               </w:rPr>
             </w:pPr>
-            <w:proofErr w:type="spellStart"/>
             <w:r>
               <w:rPr>
                 <w:rFonts w:ascii="Futura" w:hAnsi="Futura" w:cs="Futura"/>
@@ -6682,48 +6050,34 @@
               </w:rPr>
               <w:t>Algoriphagus</w:t>
             </w:r>
-            <w:proofErr w:type="spellEnd"/>
-          </w:p>
-        </w:tc>
-        <w:tc>
-          <w:tcPr>
-            <w:tcW w:w="0" w:type="auto"/>
-          </w:tcPr>
-          <w:p>
-            <w:pPr>
-              <w:spacing w:after="0" w:line="240" w:lineRule="auto"/>
-              <w:rPr>
-                <w:rFonts w:ascii="Futura" w:hAnsi="Futura" w:cs="Futura"/>
-                <w:i/>
-                <w:iCs/>
-                <w:sz w:val="20"/>
-                <w:szCs w:val="20"/>
-                <w:lang w:bidi="he-IL"/>
-              </w:rPr>
-            </w:pPr>
-            <w:proofErr w:type="spellStart"/>
-            <w:r>
-              <w:rPr>
-                <w:rFonts w:ascii="Futura" w:hAnsi="Futura" w:cs="Futura"/>
-                <w:i/>
-                <w:iCs/>
-                <w:sz w:val="20"/>
-                <w:szCs w:val="20"/>
-                <w:lang w:bidi="he-IL"/>
-              </w:rPr>
-              <w:t>winogradskyi</w:t>
-            </w:r>
-            <w:proofErr w:type="spellEnd"/>
-            <w:r>
-              <w:rPr>
-                <w:rFonts w:ascii="Futura" w:hAnsi="Futura" w:cs="Futura"/>
-                <w:i/>
-                <w:iCs/>
-                <w:sz w:val="20"/>
-                <w:szCs w:val="20"/>
-                <w:lang w:bidi="he-IL"/>
-              </w:rPr>
-              <w:t>, chordae</w:t>
+          </w:p>
+        </w:tc>
+        <w:tc>
+          <w:tcPr>
+            <w:tcW w:w="0" w:type="auto"/>
+          </w:tcPr>
+          <w:p>
+            <w:pPr>
+              <w:spacing w:after="0" w:line="240" w:lineRule="auto"/>
+              <w:rPr>
+                <w:rFonts w:ascii="Futura" w:hAnsi="Futura" w:cs="Futura"/>
+                <w:i/>
+                <w:iCs/>
+                <w:sz w:val="20"/>
+                <w:szCs w:val="20"/>
+                <w:lang w:bidi="he-IL"/>
+              </w:rPr>
+            </w:pPr>
+            <w:r>
+              <w:rPr>
+                <w:rFonts w:ascii="Futura" w:hAnsi="Futura" w:cs="Futura"/>
+                <w:i/>
+                <w:iCs/>
+                <w:sz w:val="20"/>
+                <w:szCs w:val="20"/>
+                <w:lang w:bidi="he-IL"/>
+              </w:rPr>
+              <w:t>winogradskyi, chordae</w:t>
             </w:r>
           </w:p>
         </w:tc>
@@ -6798,7 +6152,6 @@
                 <w:lang w:bidi="he-IL"/>
               </w:rPr>
             </w:pPr>
-            <w:proofErr w:type="spellStart"/>
             <w:r>
               <w:rPr>
                 <w:rFonts w:ascii="Futura" w:hAnsi="Futura" w:cs="Futura"/>
@@ -6810,49 +6163,35 @@
               </w:rPr>
               <w:t>Enterovibrio</w:t>
             </w:r>
-            <w:proofErr w:type="spellEnd"/>
-          </w:p>
-        </w:tc>
-        <w:tc>
-          <w:tcPr>
-            <w:tcW w:w="0" w:type="auto"/>
-          </w:tcPr>
-          <w:p>
-            <w:pPr>
-              <w:spacing w:after="0" w:line="240" w:lineRule="auto"/>
-              <w:rPr>
-                <w:rFonts w:ascii="Futura" w:hAnsi="Futura" w:cs="Futura"/>
-                <w:i/>
-                <w:iCs/>
-                <w:sz w:val="20"/>
-                <w:szCs w:val="20"/>
-                <w:lang w:bidi="he-IL"/>
-              </w:rPr>
-            </w:pPr>
-            <w:r>
-              <w:rPr>
-                <w:rFonts w:ascii="Futura" w:hAnsi="Futura" w:cs="Futura"/>
-                <w:i/>
-                <w:iCs/>
-                <w:sz w:val="20"/>
-                <w:szCs w:val="20"/>
-                <w:lang w:bidi="he-IL"/>
-              </w:rPr>
-              <w:t xml:space="preserve">norvegicus, </w:t>
-            </w:r>
-            <w:proofErr w:type="spellStart"/>
-            <w:r>
-              <w:rPr>
-                <w:rFonts w:ascii="Futura" w:hAnsi="Futura" w:cs="Futura"/>
-                <w:i/>
-                <w:iCs/>
-                <w:sz w:val="20"/>
-                <w:szCs w:val="20"/>
-                <w:lang w:bidi="he-IL"/>
-              </w:rPr>
-              <w:t>calviensis</w:t>
-            </w:r>
-            <w:proofErr w:type="spellEnd"/>
+          </w:p>
+        </w:tc>
+        <w:tc>
+          <w:tcPr>
+            <w:tcW w:w="0" w:type="auto"/>
+          </w:tcPr>
+          <w:p>
+            <w:pPr>
+              <w:spacing w:after="0" w:line="240" w:lineRule="auto"/>
+              <w:rPr>
+                <w:rFonts w:ascii="Futura" w:hAnsi="Futura" w:cs="Futura"/>
+                <w:i/>
+                <w:iCs/>
+                <w:sz w:val="20"/>
+                <w:szCs w:val="20"/>
+                <w:lang w:bidi="he-IL"/>
+              </w:rPr>
+            </w:pPr>
+            <w:r>
+              <w:rPr>
+                <w:rFonts w:ascii="Futura" w:hAnsi="Futura" w:cs="Futura"/>
+                <w:i/>
+                <w:iCs/>
+                <w:sz w:val="20"/>
+                <w:szCs w:val="20"/>
+                <w:lang w:bidi="he-IL"/>
+              </w:rPr>
+              <w:t>norvegicus, calviensis</w:t>
+            </w:r>
           </w:p>
         </w:tc>
         <w:tc>
@@ -6926,7 +6265,6 @@
                 <w:lang w:bidi="he-IL"/>
               </w:rPr>
             </w:pPr>
-            <w:proofErr w:type="spellStart"/>
             <w:r>
               <w:rPr>
                 <w:rFonts w:ascii="Futura" w:hAnsi="Futura" w:cs="Futura"/>
@@ -6938,62 +6276,35 @@
               </w:rPr>
               <w:t>Paracoccus</w:t>
             </w:r>
-            <w:proofErr w:type="spellEnd"/>
-          </w:p>
-        </w:tc>
-        <w:tc>
-          <w:tcPr>
-            <w:tcW w:w="0" w:type="auto"/>
-          </w:tcPr>
-          <w:p>
-            <w:pPr>
-              <w:spacing w:after="0" w:line="240" w:lineRule="auto"/>
-              <w:rPr>
-                <w:rFonts w:ascii="Futura" w:hAnsi="Futura" w:cs="Futura"/>
-                <w:i/>
-                <w:iCs/>
-                <w:sz w:val="20"/>
-                <w:szCs w:val="20"/>
-                <w:lang w:bidi="he-IL"/>
-              </w:rPr>
-            </w:pPr>
-            <w:proofErr w:type="spellStart"/>
-            <w:r>
-              <w:rPr>
-                <w:rFonts w:ascii="Futura" w:hAnsi="Futura" w:cs="Futura"/>
-                <w:i/>
-                <w:iCs/>
-                <w:sz w:val="20"/>
-                <w:szCs w:val="20"/>
-                <w:lang w:bidi="he-IL"/>
-              </w:rPr>
-              <w:t>homiensis</w:t>
-            </w:r>
-            <w:proofErr w:type="spellEnd"/>
-            <w:r>
-              <w:rPr>
-                <w:rFonts w:ascii="Futura" w:hAnsi="Futura" w:cs="Futura"/>
-                <w:i/>
-                <w:iCs/>
-                <w:sz w:val="20"/>
-                <w:szCs w:val="20"/>
-                <w:lang w:bidi="he-IL"/>
-              </w:rPr>
-              <w:t xml:space="preserve">, </w:t>
-            </w:r>
-            <w:proofErr w:type="spellStart"/>
-            <w:r>
-              <w:rPr>
-                <w:rFonts w:ascii="Futura" w:hAnsi="Futura" w:cs="Futura"/>
-                <w:i/>
-                <w:iCs/>
-                <w:sz w:val="20"/>
-                <w:szCs w:val="20"/>
-                <w:lang w:bidi="he-IL"/>
-              </w:rPr>
-              <w:t>fistulariae</w:t>
-            </w:r>
-            <w:proofErr w:type="spellEnd"/>
+          </w:p>
+        </w:tc>
+        <w:tc>
+          <w:tcPr>
+            <w:tcW w:w="0" w:type="auto"/>
+          </w:tcPr>
+          <w:p>
+            <w:pPr>
+              <w:spacing w:after="0" w:line="240" w:lineRule="auto"/>
+              <w:rPr>
+                <w:rFonts w:ascii="Futura" w:hAnsi="Futura" w:cs="Futura"/>
+                <w:i/>
+                <w:iCs/>
+                <w:sz w:val="20"/>
+                <w:szCs w:val="20"/>
+                <w:lang w:bidi="he-IL"/>
+              </w:rPr>
+            </w:pPr>
+            <w:r>
+              <w:rPr>
+                <w:rFonts w:ascii="Futura" w:hAnsi="Futura" w:cs="Futura"/>
+                <w:i/>
+                <w:iCs/>
+                <w:sz w:val="20"/>
+                <w:szCs w:val="20"/>
+                <w:lang w:bidi="he-IL"/>
+              </w:rPr>
+              <w:t>homiensis, fistulariae</w:t>
+            </w:r>
           </w:p>
         </w:tc>
         <w:tc>
@@ -7067,7 +6378,6 @@
                 <w:lang w:bidi="he-IL"/>
               </w:rPr>
             </w:pPr>
-            <w:proofErr w:type="spellStart"/>
             <w:r>
               <w:rPr>
                 <w:rFonts w:ascii="Futura" w:hAnsi="Futura" w:cs="Futura"/>
@@ -7079,62 +6389,35 @@
               </w:rPr>
               <w:t>Pontiella</w:t>
             </w:r>
-            <w:proofErr w:type="spellEnd"/>
-          </w:p>
-        </w:tc>
-        <w:tc>
-          <w:tcPr>
-            <w:tcW w:w="0" w:type="auto"/>
-          </w:tcPr>
-          <w:p>
-            <w:pPr>
-              <w:spacing w:after="0" w:line="240" w:lineRule="auto"/>
-              <w:rPr>
-                <w:rFonts w:ascii="Futura" w:hAnsi="Futura" w:cs="Futura"/>
-                <w:i/>
-                <w:iCs/>
-                <w:sz w:val="20"/>
-                <w:szCs w:val="20"/>
-                <w:lang w:bidi="he-IL"/>
-              </w:rPr>
-            </w:pPr>
-            <w:proofErr w:type="spellStart"/>
-            <w:r>
-              <w:rPr>
-                <w:rFonts w:ascii="Futura" w:hAnsi="Futura" w:cs="Futura"/>
-                <w:i/>
-                <w:iCs/>
-                <w:sz w:val="20"/>
-                <w:szCs w:val="20"/>
-                <w:lang w:bidi="he-IL"/>
-              </w:rPr>
-              <w:t>desulfatans</w:t>
-            </w:r>
-            <w:proofErr w:type="spellEnd"/>
-            <w:r>
-              <w:rPr>
-                <w:rFonts w:ascii="Futura" w:hAnsi="Futura" w:cs="Futura"/>
-                <w:i/>
-                <w:iCs/>
-                <w:sz w:val="20"/>
-                <w:szCs w:val="20"/>
-                <w:lang w:bidi="he-IL"/>
-              </w:rPr>
-              <w:t xml:space="preserve">, </w:t>
-            </w:r>
-            <w:proofErr w:type="spellStart"/>
-            <w:r>
-              <w:rPr>
-                <w:rFonts w:ascii="Futura" w:hAnsi="Futura" w:cs="Futura"/>
-                <w:i/>
-                <w:iCs/>
-                <w:sz w:val="20"/>
-                <w:szCs w:val="20"/>
-                <w:lang w:bidi="he-IL"/>
-              </w:rPr>
-              <w:t>sulfatireligans</w:t>
-            </w:r>
-            <w:proofErr w:type="spellEnd"/>
+          </w:p>
+        </w:tc>
+        <w:tc>
+          <w:tcPr>
+            <w:tcW w:w="0" w:type="auto"/>
+          </w:tcPr>
+          <w:p>
+            <w:pPr>
+              <w:spacing w:after="0" w:line="240" w:lineRule="auto"/>
+              <w:rPr>
+                <w:rFonts w:ascii="Futura" w:hAnsi="Futura" w:cs="Futura"/>
+                <w:i/>
+                <w:iCs/>
+                <w:sz w:val="20"/>
+                <w:szCs w:val="20"/>
+                <w:lang w:bidi="he-IL"/>
+              </w:rPr>
+            </w:pPr>
+            <w:r>
+              <w:rPr>
+                <w:rFonts w:ascii="Futura" w:hAnsi="Futura" w:cs="Futura"/>
+                <w:i/>
+                <w:iCs/>
+                <w:sz w:val="20"/>
+                <w:szCs w:val="20"/>
+                <w:lang w:bidi="he-IL"/>
+              </w:rPr>
+              <w:t>desulfatans, sulfatireligans</w:t>
+            </w:r>
           </w:p>
         </w:tc>
         <w:tc>
@@ -7208,7 +6491,6 @@
                 <w:lang w:bidi="he-IL"/>
               </w:rPr>
             </w:pPr>
-            <w:proofErr w:type="spellStart"/>
             <w:r>
               <w:rPr>
                 <w:rFonts w:ascii="Futura" w:hAnsi="Futura" w:cs="Futura"/>
@@ -7220,26 +6502,24 @@
               </w:rPr>
               <w:t>Loktanella</w:t>
             </w:r>
-            <w:proofErr w:type="spellEnd"/>
-          </w:p>
-        </w:tc>
-        <w:tc>
-          <w:tcPr>
-            <w:tcW w:w="0" w:type="auto"/>
-          </w:tcPr>
-          <w:p>
-            <w:pPr>
-              <w:spacing w:after="0" w:line="240" w:lineRule="auto"/>
-              <w:rPr>
-                <w:rFonts w:ascii="Futura" w:hAnsi="Futura" w:cs="Futura"/>
-                <w:i/>
-                <w:iCs/>
-                <w:sz w:val="20"/>
-                <w:szCs w:val="20"/>
-                <w:lang w:bidi="he-IL"/>
-              </w:rPr>
-            </w:pPr>
-            <w:proofErr w:type="spellStart"/>
+          </w:p>
+        </w:tc>
+        <w:tc>
+          <w:tcPr>
+            <w:tcW w:w="0" w:type="auto"/>
+          </w:tcPr>
+          <w:p>
+            <w:pPr>
+              <w:spacing w:after="0" w:line="240" w:lineRule="auto"/>
+              <w:rPr>
+                <w:rFonts w:ascii="Futura" w:hAnsi="Futura" w:cs="Futura"/>
+                <w:i/>
+                <w:iCs/>
+                <w:sz w:val="20"/>
+                <w:szCs w:val="20"/>
+                <w:lang w:bidi="he-IL"/>
+              </w:rPr>
+            </w:pPr>
             <w:r>
               <w:rPr>
                 <w:rFonts w:ascii="Futura" w:hAnsi="Futura" w:cs="Futura"/>
@@ -7251,7 +6531,6 @@
               </w:rPr>
               <w:t>agnita</w:t>
             </w:r>
-            <w:proofErr w:type="spellEnd"/>
           </w:p>
         </w:tc>
         <w:tc>
@@ -7325,7 +6604,6 @@
                 <w:lang w:bidi="he-IL"/>
               </w:rPr>
             </w:pPr>
-            <w:proofErr w:type="spellStart"/>
             <w:r>
               <w:rPr>
                 <w:rFonts w:ascii="Futura" w:hAnsi="Futura" w:cs="Futura"/>
@@ -7337,62 +6615,35 @@
               </w:rPr>
               <w:t>Tateyamaria</w:t>
             </w:r>
-            <w:proofErr w:type="spellEnd"/>
-          </w:p>
-        </w:tc>
-        <w:tc>
-          <w:tcPr>
-            <w:tcW w:w="0" w:type="auto"/>
-          </w:tcPr>
-          <w:p>
-            <w:pPr>
-              <w:spacing w:after="0" w:line="240" w:lineRule="auto"/>
-              <w:rPr>
-                <w:rFonts w:ascii="Futura" w:hAnsi="Futura" w:cs="Futura"/>
-                <w:i/>
-                <w:iCs/>
-                <w:sz w:val="20"/>
-                <w:szCs w:val="20"/>
-                <w:lang w:bidi="he-IL"/>
-              </w:rPr>
-            </w:pPr>
-            <w:proofErr w:type="spellStart"/>
-            <w:r>
-              <w:rPr>
-                <w:rFonts w:ascii="Futura" w:hAnsi="Futura" w:cs="Futura"/>
-                <w:i/>
-                <w:iCs/>
-                <w:sz w:val="20"/>
-                <w:szCs w:val="20"/>
-                <w:lang w:bidi="he-IL"/>
-              </w:rPr>
-              <w:t>omphalii</w:t>
-            </w:r>
-            <w:proofErr w:type="spellEnd"/>
-            <w:r>
-              <w:rPr>
-                <w:rFonts w:ascii="Futura" w:hAnsi="Futura" w:cs="Futura"/>
-                <w:i/>
-                <w:iCs/>
-                <w:sz w:val="20"/>
-                <w:szCs w:val="20"/>
-                <w:lang w:bidi="he-IL"/>
-              </w:rPr>
-              <w:t>/</w:t>
-            </w:r>
-            <w:proofErr w:type="spellStart"/>
-            <w:r>
-              <w:rPr>
-                <w:rFonts w:ascii="Futura" w:hAnsi="Futura" w:cs="Futura"/>
-                <w:i/>
-                <w:iCs/>
-                <w:sz w:val="20"/>
-                <w:szCs w:val="20"/>
-                <w:lang w:bidi="he-IL"/>
-              </w:rPr>
-              <w:t>pelophila</w:t>
-            </w:r>
-            <w:proofErr w:type="spellEnd"/>
+          </w:p>
+        </w:tc>
+        <w:tc>
+          <w:tcPr>
+            <w:tcW w:w="0" w:type="auto"/>
+          </w:tcPr>
+          <w:p>
+            <w:pPr>
+              <w:spacing w:after="0" w:line="240" w:lineRule="auto"/>
+              <w:rPr>
+                <w:rFonts w:ascii="Futura" w:hAnsi="Futura" w:cs="Futura"/>
+                <w:i/>
+                <w:iCs/>
+                <w:sz w:val="20"/>
+                <w:szCs w:val="20"/>
+                <w:lang w:bidi="he-IL"/>
+              </w:rPr>
+            </w:pPr>
+            <w:r>
+              <w:rPr>
+                <w:rFonts w:ascii="Futura" w:hAnsi="Futura" w:cs="Futura"/>
+                <w:i/>
+                <w:iCs/>
+                <w:sz w:val="20"/>
+                <w:szCs w:val="20"/>
+                <w:lang w:bidi="he-IL"/>
+              </w:rPr>
+              <w:t>omphalii/pelophila</w:t>
+            </w:r>
           </w:p>
         </w:tc>
         <w:tc>
@@ -7466,7 +6717,6 @@
                 <w:lang w:bidi="he-IL"/>
               </w:rPr>
             </w:pPr>
-            <w:proofErr w:type="spellStart"/>
             <w:r>
               <w:rPr>
                 <w:rFonts w:ascii="Futura" w:hAnsi="Futura" w:cs="Futura"/>
@@ -7478,7 +6728,6 @@
               </w:rPr>
               <w:t>Phaeobacter</w:t>
             </w:r>
-            <w:proofErr w:type="spellEnd"/>
           </w:p>
         </w:tc>
         <w:tc>
@@ -7581,7 +6830,6 @@
                 <w:lang w:bidi="he-IL"/>
               </w:rPr>
             </w:pPr>
-            <w:proofErr w:type="spellStart"/>
             <w:r>
               <w:rPr>
                 <w:rFonts w:ascii="Futura" w:hAnsi="Futura" w:cs="Futura"/>
@@ -7593,26 +6841,24 @@
               </w:rPr>
               <w:t>Jannaschia</w:t>
             </w:r>
-            <w:proofErr w:type="spellEnd"/>
-          </w:p>
-        </w:tc>
-        <w:tc>
-          <w:tcPr>
-            <w:tcW w:w="0" w:type="auto"/>
-          </w:tcPr>
-          <w:p>
-            <w:pPr>
-              <w:spacing w:after="0" w:line="240" w:lineRule="auto"/>
-              <w:rPr>
-                <w:rFonts w:ascii="Futura" w:hAnsi="Futura" w:cs="Futura"/>
-                <w:i/>
-                <w:iCs/>
-                <w:sz w:val="20"/>
-                <w:szCs w:val="20"/>
-                <w:lang w:bidi="he-IL"/>
-              </w:rPr>
-            </w:pPr>
-            <w:proofErr w:type="spellStart"/>
+          </w:p>
+        </w:tc>
+        <w:tc>
+          <w:tcPr>
+            <w:tcW w:w="0" w:type="auto"/>
+          </w:tcPr>
+          <w:p>
+            <w:pPr>
+              <w:spacing w:after="0" w:line="240" w:lineRule="auto"/>
+              <w:rPr>
+                <w:rFonts w:ascii="Futura" w:hAnsi="Futura" w:cs="Futura"/>
+                <w:i/>
+                <w:iCs/>
+                <w:sz w:val="20"/>
+                <w:szCs w:val="20"/>
+                <w:lang w:bidi="he-IL"/>
+              </w:rPr>
+            </w:pPr>
             <w:r>
               <w:rPr>
                 <w:rFonts w:ascii="Futura" w:hAnsi="Futura" w:cs="Futura"/>
@@ -7624,7 +6870,6 @@
               </w:rPr>
               <w:t>donghaensis</w:t>
             </w:r>
-            <w:proofErr w:type="spellEnd"/>
           </w:p>
         </w:tc>
         <w:tc>
@@ -7698,7 +6943,6 @@
                 <w:lang w:bidi="he-IL"/>
               </w:rPr>
             </w:pPr>
-            <w:proofErr w:type="spellStart"/>
             <w:r>
               <w:rPr>
                 <w:rFonts w:ascii="Futura" w:hAnsi="Futura" w:cs="Futura"/>
@@ -7710,7 +6954,6 @@
               </w:rPr>
               <w:t>Labrenzia</w:t>
             </w:r>
-            <w:proofErr w:type="spellEnd"/>
           </w:p>
         </w:tc>
         <w:tc>
@@ -7813,7 +7056,6 @@
                 <w:lang w:bidi="he-IL"/>
               </w:rPr>
             </w:pPr>
-            <w:proofErr w:type="spellStart"/>
             <w:r>
               <w:rPr>
                 <w:rFonts w:ascii="Futura" w:hAnsi="Futura" w:cs="Futura"/>
@@ -7825,7 +7067,6 @@
               </w:rPr>
               <w:t>Altererythrobacter</w:t>
             </w:r>
-            <w:proofErr w:type="spellEnd"/>
           </w:p>
         </w:tc>
         <w:tc>
@@ -7928,7 +7169,6 @@
                 <w:lang w:bidi="he-IL"/>
               </w:rPr>
             </w:pPr>
-            <w:proofErr w:type="spellStart"/>
             <w:r>
               <w:rPr>
                 <w:rFonts w:ascii="Futura" w:hAnsi="Futura" w:cs="Futura"/>
@@ -7940,7 +7180,6 @@
               </w:rPr>
               <w:t>Croceicoccus</w:t>
             </w:r>
-            <w:proofErr w:type="spellEnd"/>
           </w:p>
         </w:tc>
         <w:tc>
@@ -8043,7 +7282,6 @@
                 <w:lang w:bidi="he-IL"/>
               </w:rPr>
             </w:pPr>
-            <w:proofErr w:type="spellStart"/>
             <w:r>
               <w:rPr>
                 <w:rFonts w:ascii="Futura" w:hAnsi="Futura" w:cs="Futura"/>
@@ -8055,26 +7293,24 @@
               </w:rPr>
               <w:t>Alginovibrio</w:t>
             </w:r>
-            <w:proofErr w:type="spellEnd"/>
-          </w:p>
-        </w:tc>
-        <w:tc>
-          <w:tcPr>
-            <w:tcW w:w="0" w:type="auto"/>
-          </w:tcPr>
-          <w:p>
-            <w:pPr>
-              <w:spacing w:after="0" w:line="240" w:lineRule="auto"/>
-              <w:rPr>
-                <w:rFonts w:ascii="Futura" w:hAnsi="Futura" w:cs="Futura"/>
-                <w:i/>
-                <w:iCs/>
-                <w:sz w:val="20"/>
-                <w:szCs w:val="20"/>
-                <w:lang w:bidi="he-IL"/>
-              </w:rPr>
-            </w:pPr>
-            <w:proofErr w:type="spellStart"/>
+          </w:p>
+        </w:tc>
+        <w:tc>
+          <w:tcPr>
+            <w:tcW w:w="0" w:type="auto"/>
+          </w:tcPr>
+          <w:p>
+            <w:pPr>
+              <w:spacing w:after="0" w:line="240" w:lineRule="auto"/>
+              <w:rPr>
+                <w:rFonts w:ascii="Futura" w:hAnsi="Futura" w:cs="Futura"/>
+                <w:i/>
+                <w:iCs/>
+                <w:sz w:val="20"/>
+                <w:szCs w:val="20"/>
+                <w:lang w:bidi="he-IL"/>
+              </w:rPr>
+            </w:pPr>
             <w:r>
               <w:rPr>
                 <w:rFonts w:ascii="Futura" w:hAnsi="Futura" w:cs="Futura"/>
@@ -8086,7 +7322,6 @@
               </w:rPr>
               <w:t>aquatilis</w:t>
             </w:r>
-            <w:proofErr w:type="spellEnd"/>
           </w:p>
         </w:tc>
         <w:tc>
@@ -8160,7 +7395,6 @@
                 <w:lang w:bidi="he-IL"/>
               </w:rPr>
             </w:pPr>
-            <w:proofErr w:type="spellStart"/>
             <w:r>
               <w:rPr>
                 <w:rFonts w:ascii="Futura" w:hAnsi="Futura" w:cs="Futura"/>
@@ -8172,7 +7406,6 @@
               </w:rPr>
               <w:t>Deleya</w:t>
             </w:r>
-            <w:proofErr w:type="spellEnd"/>
           </w:p>
         </w:tc>
         <w:tc>
@@ -8275,7 +7508,6 @@
                 <w:lang w:bidi="he-IL"/>
               </w:rPr>
             </w:pPr>
-            <w:proofErr w:type="spellStart"/>
             <w:r>
               <w:rPr>
                 <w:rFonts w:ascii="Futura" w:hAnsi="Futura" w:cs="Futura"/>
@@ -8287,26 +7519,24 @@
               </w:rPr>
               <w:t>Fucophilus</w:t>
             </w:r>
-            <w:proofErr w:type="spellEnd"/>
-          </w:p>
-        </w:tc>
-        <w:tc>
-          <w:tcPr>
-            <w:tcW w:w="0" w:type="auto"/>
-          </w:tcPr>
-          <w:p>
-            <w:pPr>
-              <w:spacing w:after="0" w:line="240" w:lineRule="auto"/>
-              <w:rPr>
-                <w:rFonts w:ascii="Futura" w:hAnsi="Futura" w:cs="Futura"/>
-                <w:i/>
-                <w:iCs/>
-                <w:sz w:val="20"/>
-                <w:szCs w:val="20"/>
-                <w:lang w:bidi="he-IL"/>
-              </w:rPr>
-            </w:pPr>
-            <w:proofErr w:type="spellStart"/>
+          </w:p>
+        </w:tc>
+        <w:tc>
+          <w:tcPr>
+            <w:tcW w:w="0" w:type="auto"/>
+          </w:tcPr>
+          <w:p>
+            <w:pPr>
+              <w:spacing w:after="0" w:line="240" w:lineRule="auto"/>
+              <w:rPr>
+                <w:rFonts w:ascii="Futura" w:hAnsi="Futura" w:cs="Futura"/>
+                <w:i/>
+                <w:iCs/>
+                <w:sz w:val="20"/>
+                <w:szCs w:val="20"/>
+                <w:lang w:bidi="he-IL"/>
+              </w:rPr>
+            </w:pPr>
             <w:r>
               <w:rPr>
                 <w:rFonts w:ascii="Futura" w:hAnsi="Futura" w:cs="Futura"/>
@@ -8318,7 +7548,6 @@
               </w:rPr>
               <w:t>fucoidanolyticus</w:t>
             </w:r>
-            <w:proofErr w:type="spellEnd"/>
           </w:p>
         </w:tc>
         <w:tc>
@@ -8392,7 +7621,6 @@
                 <w:lang w:bidi="he-IL"/>
               </w:rPr>
             </w:pPr>
-            <w:proofErr w:type="spellStart"/>
             <w:r>
               <w:rPr>
                 <w:rFonts w:ascii="Futura" w:hAnsi="Futura" w:cs="Futura"/>
@@ -8404,7 +7632,6 @@
               </w:rPr>
               <w:t>Mesonia</w:t>
             </w:r>
-            <w:proofErr w:type="spellEnd"/>
           </w:p>
         </w:tc>
         <w:tc>
@@ -8507,7 +7734,6 @@
                 <w:lang w:bidi="he-IL"/>
               </w:rPr>
             </w:pPr>
-            <w:proofErr w:type="spellStart"/>
             <w:r>
               <w:rPr>
                 <w:rFonts w:ascii="Futura" w:hAnsi="Futura" w:cs="Futura"/>
@@ -8519,26 +7745,24 @@
               </w:rPr>
               <w:t>Lentimonas</w:t>
             </w:r>
-            <w:proofErr w:type="spellEnd"/>
-          </w:p>
-        </w:tc>
-        <w:tc>
-          <w:tcPr>
-            <w:tcW w:w="0" w:type="auto"/>
-          </w:tcPr>
-          <w:p>
-            <w:pPr>
-              <w:spacing w:after="0" w:line="240" w:lineRule="auto"/>
-              <w:rPr>
-                <w:rFonts w:ascii="Futura" w:hAnsi="Futura" w:cs="Futura"/>
-                <w:i/>
-                <w:iCs/>
-                <w:sz w:val="20"/>
-                <w:szCs w:val="20"/>
-                <w:lang w:bidi="he-IL"/>
-              </w:rPr>
-            </w:pPr>
-            <w:proofErr w:type="spellStart"/>
+          </w:p>
+        </w:tc>
+        <w:tc>
+          <w:tcPr>
+            <w:tcW w:w="0" w:type="auto"/>
+          </w:tcPr>
+          <w:p>
+            <w:pPr>
+              <w:spacing w:after="0" w:line="240" w:lineRule="auto"/>
+              <w:rPr>
+                <w:rFonts w:ascii="Futura" w:hAnsi="Futura" w:cs="Futura"/>
+                <w:i/>
+                <w:iCs/>
+                <w:sz w:val="20"/>
+                <w:szCs w:val="20"/>
+                <w:lang w:bidi="he-IL"/>
+              </w:rPr>
+            </w:pPr>
             <w:r>
               <w:rPr>
                 <w:rFonts w:ascii="Futura" w:hAnsi="Futura" w:cs="Futura"/>
@@ -8550,7 +7774,6 @@
               </w:rPr>
               <w:t>marisflavi</w:t>
             </w:r>
-            <w:proofErr w:type="spellEnd"/>
           </w:p>
         </w:tc>
         <w:tc>
@@ -8624,7 +7847,6 @@
                 <w:lang w:bidi="he-IL"/>
               </w:rPr>
             </w:pPr>
-            <w:proofErr w:type="spellStart"/>
             <w:r>
               <w:rPr>
                 <w:rFonts w:ascii="Futura" w:hAnsi="Futura" w:cs="Futura"/>
@@ -8636,26 +7858,24 @@
               </w:rPr>
               <w:t>Marineflexile</w:t>
             </w:r>
-            <w:proofErr w:type="spellEnd"/>
-          </w:p>
-        </w:tc>
-        <w:tc>
-          <w:tcPr>
-            <w:tcW w:w="0" w:type="auto"/>
-          </w:tcPr>
-          <w:p>
-            <w:pPr>
-              <w:spacing w:after="0" w:line="240" w:lineRule="auto"/>
-              <w:rPr>
-                <w:rFonts w:ascii="Futura" w:hAnsi="Futura" w:cs="Futura"/>
-                <w:i/>
-                <w:iCs/>
-                <w:sz w:val="20"/>
-                <w:szCs w:val="20"/>
-                <w:lang w:bidi="he-IL"/>
-              </w:rPr>
-            </w:pPr>
-            <w:proofErr w:type="spellStart"/>
+          </w:p>
+        </w:tc>
+        <w:tc>
+          <w:tcPr>
+            <w:tcW w:w="0" w:type="auto"/>
+          </w:tcPr>
+          <w:p>
+            <w:pPr>
+              <w:spacing w:after="0" w:line="240" w:lineRule="auto"/>
+              <w:rPr>
+                <w:rFonts w:ascii="Futura" w:hAnsi="Futura" w:cs="Futura"/>
+                <w:i/>
+                <w:iCs/>
+                <w:sz w:val="20"/>
+                <w:szCs w:val="20"/>
+                <w:lang w:bidi="he-IL"/>
+              </w:rPr>
+            </w:pPr>
             <w:r>
               <w:rPr>
                 <w:rFonts w:ascii="Futura" w:hAnsi="Futura" w:cs="Futura"/>
@@ -8667,7 +7887,6 @@
               </w:rPr>
               <w:t>fucanivorans</w:t>
             </w:r>
-            <w:proofErr w:type="spellEnd"/>
           </w:p>
         </w:tc>
         <w:tc>
@@ -8741,7 +7960,6 @@
                 <w:lang w:bidi="he-IL"/>
               </w:rPr>
             </w:pPr>
-            <w:proofErr w:type="spellStart"/>
             <w:r>
               <w:rPr>
                 <w:rFonts w:ascii="Futura" w:hAnsi="Futura" w:cs="Futura"/>
@@ -8753,26 +7971,24 @@
               </w:rPr>
               <w:t>Limimaricola</w:t>
             </w:r>
-            <w:proofErr w:type="spellEnd"/>
-          </w:p>
-        </w:tc>
-        <w:tc>
-          <w:tcPr>
-            <w:tcW w:w="0" w:type="auto"/>
-          </w:tcPr>
-          <w:p>
-            <w:pPr>
-              <w:spacing w:after="0" w:line="240" w:lineRule="auto"/>
-              <w:rPr>
-                <w:rFonts w:ascii="Futura" w:hAnsi="Futura" w:cs="Futura"/>
-                <w:i/>
-                <w:iCs/>
-                <w:sz w:val="20"/>
-                <w:szCs w:val="20"/>
-                <w:lang w:bidi="he-IL"/>
-              </w:rPr>
-            </w:pPr>
-            <w:proofErr w:type="spellStart"/>
+          </w:p>
+        </w:tc>
+        <w:tc>
+          <w:tcPr>
+            <w:tcW w:w="0" w:type="auto"/>
+          </w:tcPr>
+          <w:p>
+            <w:pPr>
+              <w:spacing w:after="0" w:line="240" w:lineRule="auto"/>
+              <w:rPr>
+                <w:rFonts w:ascii="Futura" w:hAnsi="Futura" w:cs="Futura"/>
+                <w:i/>
+                <w:iCs/>
+                <w:sz w:val="20"/>
+                <w:szCs w:val="20"/>
+                <w:lang w:bidi="he-IL"/>
+              </w:rPr>
+            </w:pPr>
             <w:r>
               <w:rPr>
                 <w:rFonts w:ascii="Futura" w:hAnsi="Futura" w:cs="Futura"/>
@@ -8784,7 +8000,6 @@
               </w:rPr>
               <w:t>soesokkakensis</w:t>
             </w:r>
-            <w:proofErr w:type="spellEnd"/>
           </w:p>
         </w:tc>
         <w:tc>
@@ -8858,7 +8073,6 @@
                 <w:lang w:bidi="he-IL"/>
               </w:rPr>
             </w:pPr>
-            <w:proofErr w:type="spellStart"/>
             <w:r>
               <w:rPr>
                 <w:rFonts w:ascii="Futura" w:hAnsi="Futura" w:cs="Futura"/>
@@ -8870,26 +8084,24 @@
               </w:rPr>
               <w:t>Marinovum</w:t>
             </w:r>
-            <w:proofErr w:type="spellEnd"/>
-          </w:p>
-        </w:tc>
-        <w:tc>
-          <w:tcPr>
-            <w:tcW w:w="0" w:type="auto"/>
-          </w:tcPr>
-          <w:p>
-            <w:pPr>
-              <w:spacing w:after="0" w:line="240" w:lineRule="auto"/>
-              <w:rPr>
-                <w:rFonts w:ascii="Futura" w:hAnsi="Futura" w:cs="Futura"/>
-                <w:i/>
-                <w:iCs/>
-                <w:sz w:val="20"/>
-                <w:szCs w:val="20"/>
-                <w:lang w:bidi="he-IL"/>
-              </w:rPr>
-            </w:pPr>
-            <w:proofErr w:type="spellStart"/>
+          </w:p>
+        </w:tc>
+        <w:tc>
+          <w:tcPr>
+            <w:tcW w:w="0" w:type="auto"/>
+          </w:tcPr>
+          <w:p>
+            <w:pPr>
+              <w:spacing w:after="0" w:line="240" w:lineRule="auto"/>
+              <w:rPr>
+                <w:rFonts w:ascii="Futura" w:hAnsi="Futura" w:cs="Futura"/>
+                <w:i/>
+                <w:iCs/>
+                <w:sz w:val="20"/>
+                <w:szCs w:val="20"/>
+                <w:lang w:bidi="he-IL"/>
+              </w:rPr>
+            </w:pPr>
             <w:r>
               <w:rPr>
                 <w:rFonts w:ascii="Futura" w:hAnsi="Futura" w:cs="Futura"/>
@@ -8901,7 +8113,6 @@
               </w:rPr>
               <w:t>algicola</w:t>
             </w:r>
-            <w:proofErr w:type="spellEnd"/>
           </w:p>
         </w:tc>
         <w:tc>
@@ -8975,7 +8186,6 @@
                 <w:lang w:bidi="he-IL"/>
               </w:rPr>
             </w:pPr>
-            <w:proofErr w:type="spellStart"/>
             <w:r>
               <w:rPr>
                 <w:rFonts w:ascii="Futura" w:hAnsi="Futura" w:cs="Futura"/>
@@ -8987,7 +8197,6 @@
               </w:rPr>
               <w:t>Pseudophaeobacter</w:t>
             </w:r>
-            <w:proofErr w:type="spellEnd"/>
           </w:p>
         </w:tc>
         <w:tc>
@@ -9090,7 +8299,6 @@
                 <w:lang w:bidi="he-IL"/>
               </w:rPr>
             </w:pPr>
-            <w:proofErr w:type="spellStart"/>
             <w:r>
               <w:rPr>
                 <w:rFonts w:ascii="Futura" w:hAnsi="Futura" w:cs="Futura"/>
@@ -9102,26 +8310,24 @@
               </w:rPr>
               <w:t>Celeribacter</w:t>
             </w:r>
-            <w:proofErr w:type="spellEnd"/>
-          </w:p>
-        </w:tc>
-        <w:tc>
-          <w:tcPr>
-            <w:tcW w:w="0" w:type="auto"/>
-          </w:tcPr>
-          <w:p>
-            <w:pPr>
-              <w:spacing w:after="0" w:line="240" w:lineRule="auto"/>
-              <w:rPr>
-                <w:rFonts w:ascii="Futura" w:hAnsi="Futura" w:cs="Futura"/>
-                <w:i/>
-                <w:iCs/>
-                <w:sz w:val="20"/>
-                <w:szCs w:val="20"/>
-                <w:lang w:bidi="he-IL"/>
-              </w:rPr>
-            </w:pPr>
-            <w:proofErr w:type="spellStart"/>
+          </w:p>
+        </w:tc>
+        <w:tc>
+          <w:tcPr>
+            <w:tcW w:w="0" w:type="auto"/>
+          </w:tcPr>
+          <w:p>
+            <w:pPr>
+              <w:spacing w:after="0" w:line="240" w:lineRule="auto"/>
+              <w:rPr>
+                <w:rFonts w:ascii="Futura" w:hAnsi="Futura" w:cs="Futura"/>
+                <w:i/>
+                <w:iCs/>
+                <w:sz w:val="20"/>
+                <w:szCs w:val="20"/>
+                <w:lang w:bidi="he-IL"/>
+              </w:rPr>
+            </w:pPr>
             <w:r>
               <w:rPr>
                 <w:rFonts w:ascii="Futura" w:hAnsi="Futura" w:cs="Futura"/>
@@ -9133,7 +8339,6 @@
               </w:rPr>
               <w:t>halophilus</w:t>
             </w:r>
-            <w:proofErr w:type="spellEnd"/>
           </w:p>
         </w:tc>
         <w:tc>
@@ -9207,7 +8412,6 @@
                 <w:lang w:bidi="he-IL"/>
               </w:rPr>
             </w:pPr>
-            <w:proofErr w:type="spellStart"/>
             <w:r>
               <w:rPr>
                 <w:rFonts w:ascii="Futura" w:hAnsi="Futura" w:cs="Futura"/>
@@ -9219,26 +8423,24 @@
               </w:rPr>
               <w:t>Thalassobacillus</w:t>
             </w:r>
-            <w:proofErr w:type="spellEnd"/>
-          </w:p>
-        </w:tc>
-        <w:tc>
-          <w:tcPr>
-            <w:tcW w:w="0" w:type="auto"/>
-          </w:tcPr>
-          <w:p>
-            <w:pPr>
-              <w:spacing w:after="0" w:line="240" w:lineRule="auto"/>
-              <w:rPr>
-                <w:rFonts w:ascii="Futura" w:hAnsi="Futura" w:cs="Futura"/>
-                <w:i/>
-                <w:iCs/>
-                <w:sz w:val="20"/>
-                <w:szCs w:val="20"/>
-                <w:lang w:bidi="he-IL"/>
-              </w:rPr>
-            </w:pPr>
-            <w:proofErr w:type="spellStart"/>
+          </w:p>
+        </w:tc>
+        <w:tc>
+          <w:tcPr>
+            <w:tcW w:w="0" w:type="auto"/>
+          </w:tcPr>
+          <w:p>
+            <w:pPr>
+              <w:spacing w:after="0" w:line="240" w:lineRule="auto"/>
+              <w:rPr>
+                <w:rFonts w:ascii="Futura" w:hAnsi="Futura" w:cs="Futura"/>
+                <w:i/>
+                <w:iCs/>
+                <w:sz w:val="20"/>
+                <w:szCs w:val="20"/>
+                <w:lang w:bidi="he-IL"/>
+              </w:rPr>
+            </w:pPr>
             <w:r>
               <w:rPr>
                 <w:rFonts w:ascii="Futura" w:hAnsi="Futura" w:cs="Futura"/>
@@ -9250,7 +8452,6 @@
               </w:rPr>
               <w:t>devorans</w:t>
             </w:r>
-            <w:proofErr w:type="spellEnd"/>
           </w:p>
         </w:tc>
         <w:tc>
@@ -9324,7 +8525,6 @@
                 <w:lang w:bidi="he-IL"/>
               </w:rPr>
             </w:pPr>
-            <w:proofErr w:type="spellStart"/>
             <w:r>
               <w:rPr>
                 <w:rFonts w:ascii="Futura" w:hAnsi="Futura" w:cs="Futura"/>
@@ -9336,26 +8536,24 @@
               </w:rPr>
               <w:t>Lacinutrix</w:t>
             </w:r>
-            <w:proofErr w:type="spellEnd"/>
-          </w:p>
-        </w:tc>
-        <w:tc>
-          <w:tcPr>
-            <w:tcW w:w="0" w:type="auto"/>
-          </w:tcPr>
-          <w:p>
-            <w:pPr>
-              <w:spacing w:after="0" w:line="240" w:lineRule="auto"/>
-              <w:rPr>
-                <w:rFonts w:ascii="Futura" w:hAnsi="Futura" w:cs="Futura"/>
-                <w:i/>
-                <w:iCs/>
-                <w:sz w:val="20"/>
-                <w:szCs w:val="20"/>
-                <w:lang w:bidi="he-IL"/>
-              </w:rPr>
-            </w:pPr>
-            <w:proofErr w:type="spellStart"/>
+          </w:p>
+        </w:tc>
+        <w:tc>
+          <w:tcPr>
+            <w:tcW w:w="0" w:type="auto"/>
+          </w:tcPr>
+          <w:p>
+            <w:pPr>
+              <w:spacing w:after="0" w:line="240" w:lineRule="auto"/>
+              <w:rPr>
+                <w:rFonts w:ascii="Futura" w:hAnsi="Futura" w:cs="Futura"/>
+                <w:i/>
+                <w:iCs/>
+                <w:sz w:val="20"/>
+                <w:szCs w:val="20"/>
+                <w:lang w:bidi="he-IL"/>
+              </w:rPr>
+            </w:pPr>
             <w:r>
               <w:rPr>
                 <w:rFonts w:ascii="Futura" w:hAnsi="Futura" w:cs="Futura"/>
@@ -9367,7 +8565,6 @@
               </w:rPr>
               <w:t>gracilariae</w:t>
             </w:r>
-            <w:proofErr w:type="spellEnd"/>
           </w:p>
         </w:tc>
         <w:tc>
@@ -9441,7 +8638,6 @@
                 <w:lang w:bidi="he-IL"/>
               </w:rPr>
             </w:pPr>
-            <w:proofErr w:type="spellStart"/>
             <w:r>
               <w:rPr>
                 <w:rFonts w:ascii="Futura" w:hAnsi="Futura" w:cs="Futura"/>
@@ -9453,26 +8649,24 @@
               </w:rPr>
               <w:t>Winogradskyella</w:t>
             </w:r>
-            <w:proofErr w:type="spellEnd"/>
-          </w:p>
-        </w:tc>
-        <w:tc>
-          <w:tcPr>
-            <w:tcW w:w="0" w:type="auto"/>
-          </w:tcPr>
-          <w:p>
-            <w:pPr>
-              <w:spacing w:after="0" w:line="240" w:lineRule="auto"/>
-              <w:rPr>
-                <w:rFonts w:ascii="Futura" w:hAnsi="Futura" w:cs="Futura"/>
-                <w:i/>
-                <w:iCs/>
-                <w:sz w:val="20"/>
-                <w:szCs w:val="20"/>
-                <w:lang w:bidi="he-IL"/>
-              </w:rPr>
-            </w:pPr>
-            <w:proofErr w:type="spellStart"/>
+          </w:p>
+        </w:tc>
+        <w:tc>
+          <w:tcPr>
+            <w:tcW w:w="0" w:type="auto"/>
+          </w:tcPr>
+          <w:p>
+            <w:pPr>
+              <w:spacing w:after="0" w:line="240" w:lineRule="auto"/>
+              <w:rPr>
+                <w:rFonts w:ascii="Futura" w:hAnsi="Futura" w:cs="Futura"/>
+                <w:i/>
+                <w:iCs/>
+                <w:sz w:val="20"/>
+                <w:szCs w:val="20"/>
+                <w:lang w:bidi="he-IL"/>
+              </w:rPr>
+            </w:pPr>
             <w:r>
               <w:rPr>
                 <w:rFonts w:ascii="Futura" w:hAnsi="Futura" w:cs="Futura"/>
@@ -9484,7 +8678,6 @@
               </w:rPr>
               <w:t>sediminis</w:t>
             </w:r>
-            <w:proofErr w:type="spellEnd"/>
           </w:p>
         </w:tc>
         <w:tc>
@@ -9558,7 +8751,6 @@
                 <w:lang w:bidi="he-IL"/>
               </w:rPr>
             </w:pPr>
-            <w:proofErr w:type="spellStart"/>
             <w:r>
               <w:rPr>
                 <w:rFonts w:ascii="Futura" w:hAnsi="Futura" w:cs="Futura"/>
@@ -9570,26 +8762,24 @@
               </w:rPr>
               <w:t>Alcanivorax</w:t>
             </w:r>
-            <w:proofErr w:type="spellEnd"/>
-          </w:p>
-        </w:tc>
-        <w:tc>
-          <w:tcPr>
-            <w:tcW w:w="0" w:type="auto"/>
-          </w:tcPr>
-          <w:p>
-            <w:pPr>
-              <w:spacing w:after="0" w:line="240" w:lineRule="auto"/>
-              <w:rPr>
-                <w:rFonts w:ascii="Futura" w:hAnsi="Futura" w:cs="Futura"/>
-                <w:i/>
-                <w:iCs/>
-                <w:sz w:val="20"/>
-                <w:szCs w:val="20"/>
-                <w:lang w:bidi="he-IL"/>
-              </w:rPr>
-            </w:pPr>
-            <w:proofErr w:type="spellStart"/>
+          </w:p>
+        </w:tc>
+        <w:tc>
+          <w:tcPr>
+            <w:tcW w:w="0" w:type="auto"/>
+          </w:tcPr>
+          <w:p>
+            <w:pPr>
+              <w:spacing w:after="0" w:line="240" w:lineRule="auto"/>
+              <w:rPr>
+                <w:rFonts w:ascii="Futura" w:hAnsi="Futura" w:cs="Futura"/>
+                <w:i/>
+                <w:iCs/>
+                <w:sz w:val="20"/>
+                <w:szCs w:val="20"/>
+                <w:lang w:bidi="he-IL"/>
+              </w:rPr>
+            </w:pPr>
             <w:r>
               <w:rPr>
                 <w:rFonts w:ascii="Futura" w:hAnsi="Futura" w:cs="Futura"/>
@@ -9601,7 +8791,6 @@
               </w:rPr>
               <w:t>venustensis</w:t>
             </w:r>
-            <w:proofErr w:type="spellEnd"/>
           </w:p>
         </w:tc>
         <w:tc>
@@ -9675,7 +8864,6 @@
                 <w:lang w:bidi="he-IL"/>
               </w:rPr>
             </w:pPr>
-            <w:proofErr w:type="spellStart"/>
             <w:r>
               <w:rPr>
                 <w:rFonts w:ascii="Futura" w:hAnsi="Futura" w:cs="Futura"/>
@@ -9687,26 +8875,24 @@
               </w:rPr>
               <w:t>Leclercia</w:t>
             </w:r>
-            <w:proofErr w:type="spellEnd"/>
-          </w:p>
-        </w:tc>
-        <w:tc>
-          <w:tcPr>
-            <w:tcW w:w="0" w:type="auto"/>
-          </w:tcPr>
-          <w:p>
-            <w:pPr>
-              <w:spacing w:after="0" w:line="240" w:lineRule="auto"/>
-              <w:rPr>
-                <w:rFonts w:ascii="Futura" w:hAnsi="Futura" w:cs="Futura"/>
-                <w:i/>
-                <w:iCs/>
-                <w:sz w:val="20"/>
-                <w:szCs w:val="20"/>
-                <w:lang w:bidi="he-IL"/>
-              </w:rPr>
-            </w:pPr>
-            <w:proofErr w:type="spellStart"/>
+          </w:p>
+        </w:tc>
+        <w:tc>
+          <w:tcPr>
+            <w:tcW w:w="0" w:type="auto"/>
+          </w:tcPr>
+          <w:p>
+            <w:pPr>
+              <w:spacing w:after="0" w:line="240" w:lineRule="auto"/>
+              <w:rPr>
+                <w:rFonts w:ascii="Futura" w:hAnsi="Futura" w:cs="Futura"/>
+                <w:i/>
+                <w:iCs/>
+                <w:sz w:val="20"/>
+                <w:szCs w:val="20"/>
+                <w:lang w:bidi="he-IL"/>
+              </w:rPr>
+            </w:pPr>
             <w:r>
               <w:rPr>
                 <w:rFonts w:ascii="Futura" w:hAnsi="Futura" w:cs="Futura"/>
@@ -9718,7 +8904,6 @@
               </w:rPr>
               <w:t>adecarboxylata</w:t>
             </w:r>
-            <w:proofErr w:type="spellEnd"/>
           </w:p>
         </w:tc>
         <w:tc>
@@ -9792,7 +8977,6 @@
                 <w:lang w:bidi="he-IL"/>
               </w:rPr>
             </w:pPr>
-            <w:proofErr w:type="spellStart"/>
             <w:r>
               <w:rPr>
                 <w:rFonts w:ascii="Futura" w:hAnsi="Futura" w:cs="Futura"/>
@@ -9804,26 +8988,24 @@
               </w:rPr>
               <w:t>Planomicrobium</w:t>
             </w:r>
-            <w:proofErr w:type="spellEnd"/>
-          </w:p>
-        </w:tc>
-        <w:tc>
-          <w:tcPr>
-            <w:tcW w:w="0" w:type="auto"/>
-          </w:tcPr>
-          <w:p>
-            <w:pPr>
-              <w:spacing w:after="0" w:line="240" w:lineRule="auto"/>
-              <w:rPr>
-                <w:rFonts w:ascii="Futura" w:hAnsi="Futura" w:cs="Futura"/>
-                <w:i/>
-                <w:iCs/>
-                <w:sz w:val="20"/>
-                <w:szCs w:val="20"/>
-                <w:lang w:bidi="he-IL"/>
-              </w:rPr>
-            </w:pPr>
-            <w:proofErr w:type="spellStart"/>
+          </w:p>
+        </w:tc>
+        <w:tc>
+          <w:tcPr>
+            <w:tcW w:w="0" w:type="auto"/>
+          </w:tcPr>
+          <w:p>
+            <w:pPr>
+              <w:spacing w:after="0" w:line="240" w:lineRule="auto"/>
+              <w:rPr>
+                <w:rFonts w:ascii="Futura" w:hAnsi="Futura" w:cs="Futura"/>
+                <w:i/>
+                <w:iCs/>
+                <w:sz w:val="20"/>
+                <w:szCs w:val="20"/>
+                <w:lang w:bidi="he-IL"/>
+              </w:rPr>
+            </w:pPr>
             <w:r>
               <w:rPr>
                 <w:rFonts w:ascii="Futura" w:hAnsi="Futura" w:cs="Futura"/>
@@ -9835,7 +9017,6 @@
               </w:rPr>
               <w:t>okeanokoites</w:t>
             </w:r>
-            <w:proofErr w:type="spellEnd"/>
           </w:p>
         </w:tc>
         <w:tc>
@@ -9909,38 +9090,36 @@
                 <w:lang w:bidi="he-IL"/>
               </w:rPr>
             </w:pPr>
-            <w:proofErr w:type="spellStart"/>
-            <w:r>
-              <w:rPr>
-                <w:rFonts w:ascii="Futura" w:hAnsi="Futura" w:cs="Futura"/>
-                <w:i/>
-                <w:iCs/>
-                <w:sz w:val="20"/>
-                <w:szCs w:val="20"/>
-                <w:lang w:bidi="he-IL"/>
-              </w:rPr>
+            <w:r>
+              <w:rPr>
+                <w:rFonts w:ascii="Futura" w:hAnsi="Futura" w:cs="Futura"/>
+                <w:i/>
+                <w:iCs/>
+                <w:sz w:val="20"/>
+                <w:szCs w:val="20"/>
+                <w:lang w:bidi="he-IL"/>
+              </w:rPr>
+              <w:lastRenderedPageBreak/>
               <w:t>Isoptericola</w:t>
             </w:r>
-            <w:proofErr w:type="spellEnd"/>
-          </w:p>
-        </w:tc>
-        <w:tc>
-          <w:tcPr>
-            <w:tcW w:w="0" w:type="auto"/>
-          </w:tcPr>
-          <w:p>
-            <w:pPr>
-              <w:spacing w:after="0" w:line="240" w:lineRule="auto"/>
-              <w:rPr>
-                <w:rFonts w:ascii="Futura" w:hAnsi="Futura" w:cs="Futura"/>
-                <w:i/>
-                <w:iCs/>
-                <w:sz w:val="20"/>
-                <w:szCs w:val="20"/>
-                <w:lang w:bidi="he-IL"/>
-              </w:rPr>
-            </w:pPr>
-            <w:proofErr w:type="spellStart"/>
+          </w:p>
+        </w:tc>
+        <w:tc>
+          <w:tcPr>
+            <w:tcW w:w="0" w:type="auto"/>
+          </w:tcPr>
+          <w:p>
+            <w:pPr>
+              <w:spacing w:after="0" w:line="240" w:lineRule="auto"/>
+              <w:rPr>
+                <w:rFonts w:ascii="Futura" w:hAnsi="Futura" w:cs="Futura"/>
+                <w:i/>
+                <w:iCs/>
+                <w:sz w:val="20"/>
+                <w:szCs w:val="20"/>
+                <w:lang w:bidi="he-IL"/>
+              </w:rPr>
+            </w:pPr>
             <w:r>
               <w:rPr>
                 <w:rFonts w:ascii="Futura" w:hAnsi="Futura" w:cs="Futura"/>
@@ -9952,7 +9131,6 @@
               </w:rPr>
               <w:t>halotolerans</w:t>
             </w:r>
-            <w:proofErr w:type="spellEnd"/>
           </w:p>
         </w:tc>
         <w:tc>
@@ -10026,7 +9204,6 @@
                 <w:lang w:bidi="he-IL"/>
               </w:rPr>
             </w:pPr>
-            <w:proofErr w:type="spellStart"/>
             <w:r>
               <w:rPr>
                 <w:rFonts w:ascii="Futura" w:hAnsi="Futura" w:cs="Futura"/>
@@ -10038,26 +9215,24 @@
               </w:rPr>
               <w:t>Lysinibacillus</w:t>
             </w:r>
-            <w:proofErr w:type="spellEnd"/>
-          </w:p>
-        </w:tc>
-        <w:tc>
-          <w:tcPr>
-            <w:tcW w:w="0" w:type="auto"/>
-          </w:tcPr>
-          <w:p>
-            <w:pPr>
-              <w:spacing w:after="0" w:line="240" w:lineRule="auto"/>
-              <w:rPr>
-                <w:rFonts w:ascii="Futura" w:hAnsi="Futura" w:cs="Futura"/>
-                <w:i/>
-                <w:iCs/>
-                <w:sz w:val="20"/>
-                <w:szCs w:val="20"/>
-                <w:lang w:bidi="he-IL"/>
-              </w:rPr>
-            </w:pPr>
-            <w:proofErr w:type="spellStart"/>
+          </w:p>
+        </w:tc>
+        <w:tc>
+          <w:tcPr>
+            <w:tcW w:w="0" w:type="auto"/>
+          </w:tcPr>
+          <w:p>
+            <w:pPr>
+              <w:spacing w:after="0" w:line="240" w:lineRule="auto"/>
+              <w:rPr>
+                <w:rFonts w:ascii="Futura" w:hAnsi="Futura" w:cs="Futura"/>
+                <w:i/>
+                <w:iCs/>
+                <w:sz w:val="20"/>
+                <w:szCs w:val="20"/>
+                <w:lang w:bidi="he-IL"/>
+              </w:rPr>
+            </w:pPr>
             <w:r>
               <w:rPr>
                 <w:rFonts w:ascii="Futura" w:hAnsi="Futura" w:cs="Futura"/>
@@ -10069,7 +9244,6 @@
               </w:rPr>
               <w:t>macroides</w:t>
             </w:r>
-            <w:proofErr w:type="spellEnd"/>
           </w:p>
         </w:tc>
         <w:tc>
@@ -10172,7 +9346,6 @@
                 <w:lang w:bidi="he-IL"/>
               </w:rPr>
             </w:pPr>
-            <w:proofErr w:type="spellStart"/>
             <w:r>
               <w:rPr>
                 <w:rFonts w:ascii="Futura" w:hAnsi="Futura" w:cs="Futura"/>
@@ -10184,7 +9357,6 @@
               </w:rPr>
               <w:t>oxydans</w:t>
             </w:r>
-            <w:proofErr w:type="spellEnd"/>
           </w:p>
         </w:tc>
         <w:tc>
@@ -10258,7 +9430,6 @@
                 <w:lang w:bidi="he-IL"/>
               </w:rPr>
             </w:pPr>
-            <w:proofErr w:type="spellStart"/>
             <w:r>
               <w:rPr>
                 <w:rFonts w:ascii="Futura" w:hAnsi="Futura" w:cs="Futura"/>
@@ -10270,7 +9441,6 @@
               </w:rPr>
               <w:t>Pseudooceanicola</w:t>
             </w:r>
-            <w:proofErr w:type="spellEnd"/>
           </w:p>
         </w:tc>
         <w:tc>
@@ -10373,7 +9543,6 @@
                 <w:lang w:bidi="he-IL"/>
               </w:rPr>
             </w:pPr>
-            <w:proofErr w:type="spellStart"/>
             <w:r>
               <w:rPr>
                 <w:rFonts w:ascii="Futura" w:hAnsi="Futura" w:cs="Futura"/>
@@ -10385,26 +9554,24 @@
               </w:rPr>
               <w:t>Hydrogenophaga</w:t>
             </w:r>
-            <w:proofErr w:type="spellEnd"/>
-          </w:p>
-        </w:tc>
-        <w:tc>
-          <w:tcPr>
-            <w:tcW w:w="0" w:type="auto"/>
-          </w:tcPr>
-          <w:p>
-            <w:pPr>
-              <w:spacing w:after="0" w:line="240" w:lineRule="auto"/>
-              <w:rPr>
-                <w:rFonts w:ascii="Futura" w:hAnsi="Futura" w:cs="Futura"/>
-                <w:i/>
-                <w:iCs/>
-                <w:sz w:val="20"/>
-                <w:szCs w:val="20"/>
-                <w:lang w:bidi="he-IL"/>
-              </w:rPr>
-            </w:pPr>
-            <w:proofErr w:type="spellStart"/>
+          </w:p>
+        </w:tc>
+        <w:tc>
+          <w:tcPr>
+            <w:tcW w:w="0" w:type="auto"/>
+          </w:tcPr>
+          <w:p>
+            <w:pPr>
+              <w:spacing w:after="0" w:line="240" w:lineRule="auto"/>
+              <w:rPr>
+                <w:rFonts w:ascii="Futura" w:hAnsi="Futura" w:cs="Futura"/>
+                <w:i/>
+                <w:iCs/>
+                <w:sz w:val="20"/>
+                <w:szCs w:val="20"/>
+                <w:lang w:bidi="he-IL"/>
+              </w:rPr>
+            </w:pPr>
             <w:r>
               <w:rPr>
                 <w:rFonts w:ascii="Futura" w:hAnsi="Futura" w:cs="Futura"/>
@@ -10416,7 +9583,6 @@
               </w:rPr>
               <w:t>taeniospralis</w:t>
             </w:r>
-            <w:proofErr w:type="spellEnd"/>
           </w:p>
         </w:tc>
         <w:tc>
@@ -10490,7 +9656,6 @@
                 <w:lang w:bidi="he-IL"/>
               </w:rPr>
             </w:pPr>
-            <w:proofErr w:type="spellStart"/>
             <w:r>
               <w:rPr>
                 <w:rFonts w:ascii="Futura" w:hAnsi="Futura" w:cs="Futura"/>
@@ -10502,26 +9667,24 @@
               </w:rPr>
               <w:t>Aquimarina</w:t>
             </w:r>
-            <w:proofErr w:type="spellEnd"/>
-          </w:p>
-        </w:tc>
-        <w:tc>
-          <w:tcPr>
-            <w:tcW w:w="0" w:type="auto"/>
-          </w:tcPr>
-          <w:p>
-            <w:pPr>
-              <w:spacing w:after="0" w:line="240" w:lineRule="auto"/>
-              <w:rPr>
-                <w:rFonts w:ascii="Futura" w:hAnsi="Futura" w:cs="Futura"/>
-                <w:i/>
-                <w:iCs/>
-                <w:sz w:val="20"/>
-                <w:szCs w:val="20"/>
-                <w:lang w:bidi="he-IL"/>
-              </w:rPr>
-            </w:pPr>
-            <w:proofErr w:type="spellStart"/>
+          </w:p>
+        </w:tc>
+        <w:tc>
+          <w:tcPr>
+            <w:tcW w:w="0" w:type="auto"/>
+          </w:tcPr>
+          <w:p>
+            <w:pPr>
+              <w:spacing w:after="0" w:line="240" w:lineRule="auto"/>
+              <w:rPr>
+                <w:rFonts w:ascii="Futura" w:hAnsi="Futura" w:cs="Futura"/>
+                <w:i/>
+                <w:iCs/>
+                <w:sz w:val="20"/>
+                <w:szCs w:val="20"/>
+                <w:lang w:bidi="he-IL"/>
+              </w:rPr>
+            </w:pPr>
             <w:r>
               <w:rPr>
                 <w:rFonts w:ascii="Futura" w:hAnsi="Futura" w:cs="Futura"/>
@@ -10533,7 +9696,6 @@
               </w:rPr>
               <w:t>latercula</w:t>
             </w:r>
-            <w:proofErr w:type="spellEnd"/>
           </w:p>
         </w:tc>
         <w:tc>
@@ -10607,7 +9769,6 @@
                 <w:lang w:bidi="he-IL"/>
               </w:rPr>
             </w:pPr>
-            <w:proofErr w:type="spellStart"/>
             <w:r>
               <w:rPr>
                 <w:rFonts w:ascii="Futura" w:hAnsi="Futura" w:cs="Futura"/>
@@ -10619,7 +9780,6 @@
               </w:rPr>
               <w:t>Huaishuia</w:t>
             </w:r>
-            <w:proofErr w:type="spellEnd"/>
           </w:p>
         </w:tc>
         <w:tc>
@@ -10722,7 +9882,6 @@
                 <w:lang w:bidi="he-IL"/>
               </w:rPr>
             </w:pPr>
-            <w:proofErr w:type="spellStart"/>
             <w:r>
               <w:rPr>
                 <w:rFonts w:ascii="Futura" w:hAnsi="Futura" w:cs="Futura"/>
@@ -10734,26 +9893,24 @@
               </w:rPr>
               <w:t>Pseudozobellia</w:t>
             </w:r>
-            <w:proofErr w:type="spellEnd"/>
-          </w:p>
-        </w:tc>
-        <w:tc>
-          <w:tcPr>
-            <w:tcW w:w="0" w:type="auto"/>
-          </w:tcPr>
-          <w:p>
-            <w:pPr>
-              <w:spacing w:after="0" w:line="240" w:lineRule="auto"/>
-              <w:rPr>
-                <w:rFonts w:ascii="Futura" w:hAnsi="Futura" w:cs="Futura"/>
-                <w:i/>
-                <w:iCs/>
-                <w:sz w:val="20"/>
-                <w:szCs w:val="20"/>
-                <w:lang w:bidi="he-IL"/>
-              </w:rPr>
-            </w:pPr>
-            <w:proofErr w:type="spellStart"/>
+          </w:p>
+        </w:tc>
+        <w:tc>
+          <w:tcPr>
+            <w:tcW w:w="0" w:type="auto"/>
+          </w:tcPr>
+          <w:p>
+            <w:pPr>
+              <w:spacing w:after="0" w:line="240" w:lineRule="auto"/>
+              <w:rPr>
+                <w:rFonts w:ascii="Futura" w:hAnsi="Futura" w:cs="Futura"/>
+                <w:i/>
+                <w:iCs/>
+                <w:sz w:val="20"/>
+                <w:szCs w:val="20"/>
+                <w:lang w:bidi="he-IL"/>
+              </w:rPr>
+            </w:pPr>
             <w:r>
               <w:rPr>
                 <w:rFonts w:ascii="Futura" w:hAnsi="Futura" w:cs="Futura"/>
@@ -10765,7 +9922,6 @@
               </w:rPr>
               <w:t>thermophila</w:t>
             </w:r>
-            <w:proofErr w:type="spellEnd"/>
           </w:p>
         </w:tc>
         <w:tc>
@@ -10839,7 +9995,6 @@
                 <w:lang w:bidi="he-IL"/>
               </w:rPr>
             </w:pPr>
-            <w:proofErr w:type="spellStart"/>
             <w:r>
               <w:rPr>
                 <w:rFonts w:ascii="Futura" w:hAnsi="Futura" w:cs="Futura"/>
@@ -10851,7 +10006,6 @@
               </w:rPr>
               <w:t>Aliivibrio</w:t>
             </w:r>
-            <w:proofErr w:type="spellEnd"/>
           </w:p>
         </w:tc>
         <w:tc>
@@ -10983,7 +10137,6 @@
                 <w:lang w:bidi="he-IL"/>
               </w:rPr>
             </w:pPr>
-            <w:proofErr w:type="spellStart"/>
             <w:r>
               <w:rPr>
                 <w:rFonts w:ascii="Futura" w:hAnsi="Futura" w:cs="Futura"/>
@@ -10995,7 +10148,6 @@
               </w:rPr>
               <w:t>butyricum</w:t>
             </w:r>
-            <w:proofErr w:type="spellEnd"/>
           </w:p>
         </w:tc>
         <w:tc>
@@ -11069,7 +10221,6 @@
                 <w:lang w:bidi="he-IL"/>
               </w:rPr>
             </w:pPr>
-            <w:proofErr w:type="spellStart"/>
             <w:r>
               <w:rPr>
                 <w:rFonts w:ascii="Futura" w:hAnsi="Futura" w:cs="Futura"/>
@@ -11081,26 +10232,24 @@
               </w:rPr>
               <w:t>Saccharophagus</w:t>
             </w:r>
-            <w:proofErr w:type="spellEnd"/>
-          </w:p>
-        </w:tc>
-        <w:tc>
-          <w:tcPr>
-            <w:tcW w:w="0" w:type="auto"/>
-          </w:tcPr>
-          <w:p>
-            <w:pPr>
-              <w:spacing w:after="0" w:line="240" w:lineRule="auto"/>
-              <w:rPr>
-                <w:rFonts w:ascii="Futura" w:hAnsi="Futura" w:cs="Futura"/>
-                <w:i/>
-                <w:iCs/>
-                <w:sz w:val="20"/>
-                <w:szCs w:val="20"/>
-                <w:lang w:bidi="he-IL"/>
-              </w:rPr>
-            </w:pPr>
-            <w:proofErr w:type="spellStart"/>
+          </w:p>
+        </w:tc>
+        <w:tc>
+          <w:tcPr>
+            <w:tcW w:w="0" w:type="auto"/>
+          </w:tcPr>
+          <w:p>
+            <w:pPr>
+              <w:spacing w:after="0" w:line="240" w:lineRule="auto"/>
+              <w:rPr>
+                <w:rFonts w:ascii="Futura" w:hAnsi="Futura" w:cs="Futura"/>
+                <w:i/>
+                <w:iCs/>
+                <w:sz w:val="20"/>
+                <w:szCs w:val="20"/>
+                <w:lang w:bidi="he-IL"/>
+              </w:rPr>
+            </w:pPr>
             <w:r>
               <w:rPr>
                 <w:rFonts w:ascii="Futura" w:hAnsi="Futura" w:cs="Futura"/>
@@ -11112,7 +10261,6 @@
               </w:rPr>
               <w:t>degradans</w:t>
             </w:r>
-            <w:proofErr w:type="spellEnd"/>
           </w:p>
         </w:tc>
         <w:tc>
@@ -11186,7 +10334,6 @@
                 <w:lang w:bidi="he-IL"/>
               </w:rPr>
             </w:pPr>
-            <w:proofErr w:type="spellStart"/>
             <w:r>
               <w:rPr>
                 <w:rFonts w:ascii="Futura" w:hAnsi="Futura" w:cs="Futura"/>
@@ -11198,26 +10345,24 @@
               </w:rPr>
               <w:t>Sinomicrobium</w:t>
             </w:r>
-            <w:proofErr w:type="spellEnd"/>
-          </w:p>
-        </w:tc>
-        <w:tc>
-          <w:tcPr>
-            <w:tcW w:w="0" w:type="auto"/>
-          </w:tcPr>
-          <w:p>
-            <w:pPr>
-              <w:spacing w:after="0" w:line="240" w:lineRule="auto"/>
-              <w:rPr>
-                <w:rFonts w:ascii="Futura" w:hAnsi="Futura" w:cs="Futura"/>
-                <w:i/>
-                <w:iCs/>
-                <w:sz w:val="20"/>
-                <w:szCs w:val="20"/>
-                <w:lang w:bidi="he-IL"/>
-              </w:rPr>
-            </w:pPr>
-            <w:proofErr w:type="spellStart"/>
+          </w:p>
+        </w:tc>
+        <w:tc>
+          <w:tcPr>
+            <w:tcW w:w="0" w:type="auto"/>
+          </w:tcPr>
+          <w:p>
+            <w:pPr>
+              <w:spacing w:after="0" w:line="240" w:lineRule="auto"/>
+              <w:rPr>
+                <w:rFonts w:ascii="Futura" w:hAnsi="Futura" w:cs="Futura"/>
+                <w:i/>
+                <w:iCs/>
+                <w:sz w:val="20"/>
+                <w:szCs w:val="20"/>
+                <w:lang w:bidi="he-IL"/>
+              </w:rPr>
+            </w:pPr>
             <w:r>
               <w:rPr>
                 <w:rFonts w:ascii="Futura" w:hAnsi="Futura" w:cs="Futura"/>
@@ -11229,7 +10374,6 @@
               </w:rPr>
               <w:t>oceani</w:t>
             </w:r>
-            <w:proofErr w:type="spellEnd"/>
           </w:p>
         </w:tc>
         <w:tc>
@@ -11303,7 +10447,6 @@
                 <w:lang w:bidi="he-IL"/>
               </w:rPr>
             </w:pPr>
-            <w:proofErr w:type="spellStart"/>
             <w:r>
               <w:rPr>
                 <w:rFonts w:ascii="Futura" w:hAnsi="Futura" w:cs="Futura"/>
@@ -11315,26 +10458,24 @@
               </w:rPr>
               <w:t>Rhodopirellula</w:t>
             </w:r>
-            <w:proofErr w:type="spellEnd"/>
-          </w:p>
-        </w:tc>
-        <w:tc>
-          <w:tcPr>
-            <w:tcW w:w="0" w:type="auto"/>
-          </w:tcPr>
-          <w:p>
-            <w:pPr>
-              <w:spacing w:after="0" w:line="240" w:lineRule="auto"/>
-              <w:rPr>
-                <w:rFonts w:ascii="Futura" w:hAnsi="Futura" w:cs="Futura"/>
-                <w:i/>
-                <w:iCs/>
-                <w:sz w:val="20"/>
-                <w:szCs w:val="20"/>
-                <w:lang w:bidi="he-IL"/>
-              </w:rPr>
-            </w:pPr>
-            <w:proofErr w:type="spellStart"/>
+          </w:p>
+        </w:tc>
+        <w:tc>
+          <w:tcPr>
+            <w:tcW w:w="0" w:type="auto"/>
+          </w:tcPr>
+          <w:p>
+            <w:pPr>
+              <w:spacing w:after="0" w:line="240" w:lineRule="auto"/>
+              <w:rPr>
+                <w:rFonts w:ascii="Futura" w:hAnsi="Futura" w:cs="Futura"/>
+                <w:i/>
+                <w:iCs/>
+                <w:sz w:val="20"/>
+                <w:szCs w:val="20"/>
+                <w:lang w:bidi="he-IL"/>
+              </w:rPr>
+            </w:pPr>
             <w:r>
               <w:rPr>
                 <w:rFonts w:ascii="Futura" w:hAnsi="Futura" w:cs="Futura"/>
@@ -11346,7 +10487,6 @@
               </w:rPr>
               <w:t>gimesia</w:t>
             </w:r>
-            <w:proofErr w:type="spellEnd"/>
           </w:p>
         </w:tc>
         <w:tc>
@@ -11420,7 +10560,6 @@
                 <w:lang w:bidi="he-IL"/>
               </w:rPr>
             </w:pPr>
-            <w:proofErr w:type="spellStart"/>
             <w:r>
               <w:rPr>
                 <w:rFonts w:ascii="Futura" w:hAnsi="Futura" w:cs="Futura"/>
@@ -11432,26 +10571,24 @@
               </w:rPr>
               <w:t>Neorhodopirellula</w:t>
             </w:r>
-            <w:proofErr w:type="spellEnd"/>
-          </w:p>
-        </w:tc>
-        <w:tc>
-          <w:tcPr>
-            <w:tcW w:w="0" w:type="auto"/>
-          </w:tcPr>
-          <w:p>
-            <w:pPr>
-              <w:spacing w:after="0" w:line="240" w:lineRule="auto"/>
-              <w:rPr>
-                <w:rFonts w:ascii="Futura" w:hAnsi="Futura" w:cs="Futura"/>
-                <w:i/>
-                <w:iCs/>
-                <w:sz w:val="20"/>
-                <w:szCs w:val="20"/>
-                <w:lang w:bidi="he-IL"/>
-              </w:rPr>
-            </w:pPr>
-            <w:proofErr w:type="spellStart"/>
+          </w:p>
+        </w:tc>
+        <w:tc>
+          <w:tcPr>
+            <w:tcW w:w="0" w:type="auto"/>
+          </w:tcPr>
+          <w:p>
+            <w:pPr>
+              <w:spacing w:after="0" w:line="240" w:lineRule="auto"/>
+              <w:rPr>
+                <w:rFonts w:ascii="Futura" w:hAnsi="Futura" w:cs="Futura"/>
+                <w:i/>
+                <w:iCs/>
+                <w:sz w:val="20"/>
+                <w:szCs w:val="20"/>
+                <w:lang w:bidi="he-IL"/>
+              </w:rPr>
+            </w:pPr>
             <w:r>
               <w:rPr>
                 <w:rFonts w:ascii="Futura" w:hAnsi="Futura" w:cs="Futura"/>
@@ -11463,7 +10600,6 @@
               </w:rPr>
               <w:t>lusitana</w:t>
             </w:r>
-            <w:proofErr w:type="spellEnd"/>
           </w:p>
         </w:tc>
         <w:tc>
@@ -11537,7 +10673,6 @@
                 <w:lang w:bidi="he-IL"/>
               </w:rPr>
             </w:pPr>
-            <w:proofErr w:type="spellStart"/>
             <w:r>
               <w:rPr>
                 <w:rFonts w:ascii="Futura" w:hAnsi="Futura" w:cs="Futura"/>
@@ -11549,7 +10684,6 @@
               </w:rPr>
               <w:t>Roseobacter</w:t>
             </w:r>
-            <w:proofErr w:type="spellEnd"/>
           </w:p>
         </w:tc>
         <w:tc>
@@ -11641,7 +10775,6 @@
                 <w:lang w:bidi="he-IL"/>
               </w:rPr>
             </w:pPr>
-            <w:proofErr w:type="spellStart"/>
             <w:r>
               <w:rPr>
                 <w:rFonts w:ascii="Futura" w:hAnsi="Futura" w:cs="Futura"/>
@@ -11653,7 +10786,6 @@
               </w:rPr>
               <w:t>Alginomonas</w:t>
             </w:r>
-            <w:proofErr w:type="spellEnd"/>
           </w:p>
         </w:tc>
         <w:tc>
@@ -11754,7 +10886,6 @@
                 <w:szCs w:val="20"/>
                 <w:lang w:bidi="he-IL"/>
               </w:rPr>
-              <w:lastRenderedPageBreak/>
               <w:t>Moraxella</w:t>
             </w:r>
           </w:p>
@@ -11848,7 +10979,6 @@
                 <w:lang w:bidi="he-IL"/>
               </w:rPr>
             </w:pPr>
-            <w:proofErr w:type="spellStart"/>
             <w:r>
               <w:rPr>
                 <w:rFonts w:ascii="Futura" w:hAnsi="Futura" w:cs="Futura"/>
@@ -11860,7 +10990,6 @@
               </w:rPr>
               <w:t>Ochrobactrum</w:t>
             </w:r>
-            <w:proofErr w:type="spellEnd"/>
           </w:p>
         </w:tc>
         <w:tc>
@@ -11952,7 +11081,6 @@
                 <w:lang w:bidi="he-IL"/>
               </w:rPr>
             </w:pPr>
-            <w:proofErr w:type="spellStart"/>
             <w:r>
               <w:rPr>
                 <w:rFonts w:ascii="Futura" w:hAnsi="Futura" w:cs="Futura"/>
@@ -11964,7 +11092,6 @@
               </w:rPr>
               <w:t>Arenibacter</w:t>
             </w:r>
-            <w:proofErr w:type="spellEnd"/>
           </w:p>
         </w:tc>
         <w:tc>
@@ -12056,7 +11183,6 @@
                 <w:lang w:bidi="he-IL"/>
               </w:rPr>
             </w:pPr>
-            <w:proofErr w:type="spellStart"/>
             <w:r>
               <w:rPr>
                 <w:rFonts w:ascii="Futura" w:hAnsi="Futura" w:cs="Futura"/>
@@ -12068,7 +11194,6 @@
               </w:rPr>
               <w:t>Gramella</w:t>
             </w:r>
-            <w:proofErr w:type="spellEnd"/>
           </w:p>
         </w:tc>
         <w:tc>
@@ -12262,7 +11387,6 @@
                 <w:lang w:bidi="he-IL"/>
               </w:rPr>
             </w:pPr>
-            <w:proofErr w:type="spellStart"/>
             <w:r>
               <w:rPr>
                 <w:rFonts w:ascii="Futura" w:hAnsi="Futura" w:cs="Futura"/>
@@ -12274,7 +11398,6 @@
               </w:rPr>
               <w:t>Psychrobium</w:t>
             </w:r>
-            <w:proofErr w:type="spellEnd"/>
           </w:p>
         </w:tc>
         <w:tc>
@@ -12366,7 +11489,6 @@
                 <w:lang w:bidi="he-IL"/>
               </w:rPr>
             </w:pPr>
-            <w:proofErr w:type="spellStart"/>
             <w:r>
               <w:rPr>
                 <w:rFonts w:ascii="Futura" w:hAnsi="Futura" w:cs="Futura"/>
@@ -12378,7 +11500,6 @@
               </w:rPr>
               <w:t>Wenyingzhuangia</w:t>
             </w:r>
-            <w:proofErr w:type="spellEnd"/>
           </w:p>
         </w:tc>
         <w:tc>
@@ -12470,7 +11591,6 @@
                 <w:lang w:bidi="he-IL"/>
               </w:rPr>
             </w:pPr>
-            <w:proofErr w:type="spellStart"/>
             <w:r>
               <w:rPr>
                 <w:rFonts w:ascii="Futura" w:hAnsi="Futura" w:cs="Futura"/>
@@ -12482,7 +11602,6 @@
               </w:rPr>
               <w:t>Tenacibaculum</w:t>
             </w:r>
-            <w:proofErr w:type="spellEnd"/>
           </w:p>
         </w:tc>
         <w:tc>
@@ -12574,7 +11693,6 @@
                 <w:lang w:bidi="he-IL"/>
               </w:rPr>
             </w:pPr>
-            <w:proofErr w:type="spellStart"/>
             <w:r>
               <w:rPr>
                 <w:rFonts w:ascii="Futura" w:hAnsi="Futura" w:cs="Futura"/>
@@ -12586,7 +11704,6 @@
               </w:rPr>
               <w:t>Leucothrix</w:t>
             </w:r>
-            <w:proofErr w:type="spellEnd"/>
           </w:p>
         </w:tc>
         <w:tc>
@@ -12678,7 +11795,6 @@
                 <w:lang w:bidi="he-IL"/>
               </w:rPr>
             </w:pPr>
-            <w:proofErr w:type="spellStart"/>
             <w:r>
               <w:rPr>
                 <w:rFonts w:ascii="Futura" w:hAnsi="Futura" w:cs="Futura"/>
@@ -12690,7 +11806,6 @@
               </w:rPr>
               <w:t>Psychrosphaera</w:t>
             </w:r>
-            <w:proofErr w:type="spellEnd"/>
           </w:p>
         </w:tc>
         <w:tc>
@@ -12884,7 +11999,6 @@
                 <w:lang w:bidi="he-IL"/>
               </w:rPr>
             </w:pPr>
-            <w:proofErr w:type="spellStart"/>
             <w:r>
               <w:rPr>
                 <w:rFonts w:ascii="Futura" w:hAnsi="Futura" w:cs="Futura"/>
@@ -12896,7 +12010,6 @@
               </w:rPr>
               <w:t>Idiomarina</w:t>
             </w:r>
-            <w:proofErr w:type="spellEnd"/>
           </w:p>
         </w:tc>
         <w:tc>
@@ -12988,7 +12101,6 @@
                 <w:lang w:bidi="he-IL"/>
               </w:rPr>
             </w:pPr>
-            <w:proofErr w:type="spellStart"/>
             <w:r>
               <w:rPr>
                 <w:rFonts w:ascii="Futura" w:hAnsi="Futura" w:cs="Futura"/>
@@ -13000,7 +12112,6 @@
               </w:rPr>
               <w:t>Litoreibacter</w:t>
             </w:r>
-            <w:proofErr w:type="spellEnd"/>
           </w:p>
         </w:tc>
         <w:tc>
@@ -13092,7 +12203,6 @@
                 <w:lang w:bidi="he-IL"/>
               </w:rPr>
             </w:pPr>
-            <w:proofErr w:type="spellStart"/>
             <w:r>
               <w:rPr>
                 <w:rFonts w:ascii="Futura" w:hAnsi="Futura" w:cs="Futura"/>
@@ -13104,7 +12214,6 @@
               </w:rPr>
               <w:t>Paraglaciecola</w:t>
             </w:r>
-            <w:proofErr w:type="spellEnd"/>
           </w:p>
         </w:tc>
         <w:tc>
@@ -13196,7 +12305,6 @@
                 <w:lang w:bidi="he-IL"/>
               </w:rPr>
             </w:pPr>
-            <w:proofErr w:type="spellStart"/>
             <w:r>
               <w:rPr>
                 <w:rFonts w:ascii="Futura" w:hAnsi="Futura" w:cs="Futura"/>
@@ -13208,7 +12316,6 @@
               </w:rPr>
               <w:t>Rheinheimera</w:t>
             </w:r>
-            <w:proofErr w:type="spellEnd"/>
           </w:p>
         </w:tc>
         <w:tc>
@@ -13300,7 +12407,6 @@
                 <w:lang w:bidi="he-IL"/>
               </w:rPr>
             </w:pPr>
-            <w:proofErr w:type="spellStart"/>
             <w:r>
               <w:rPr>
                 <w:rFonts w:ascii="Futura" w:hAnsi="Futura" w:cs="Futura"/>
@@ -13312,7 +12418,6 @@
               </w:rPr>
               <w:t>Rhodococcus</w:t>
             </w:r>
-            <w:proofErr w:type="spellEnd"/>
           </w:p>
         </w:tc>
         <w:tc>
@@ -13506,7 +12611,6 @@
                 <w:lang w:bidi="he-IL"/>
               </w:rPr>
             </w:pPr>
-            <w:proofErr w:type="spellStart"/>
             <w:r>
               <w:rPr>
                 <w:rFonts w:ascii="Futura" w:hAnsi="Futura" w:cs="Futura"/>
@@ -13518,7 +12622,6 @@
               </w:rPr>
               <w:t>Salegentibacter</w:t>
             </w:r>
-            <w:proofErr w:type="spellEnd"/>
           </w:p>
         </w:tc>
         <w:tc>
@@ -13610,7 +12713,6 @@
                 <w:lang w:bidi="he-IL"/>
               </w:rPr>
             </w:pPr>
-            <w:proofErr w:type="spellStart"/>
             <w:r>
               <w:rPr>
                 <w:rFonts w:ascii="Futura" w:hAnsi="Futura" w:cs="Futura"/>
@@ -13622,7 +12724,6 @@
               </w:rPr>
               <w:t>Prevotella</w:t>
             </w:r>
-            <w:proofErr w:type="spellEnd"/>
           </w:p>
         </w:tc>
         <w:tc>
@@ -13819,7 +12920,6 @@
                 <w:lang w:bidi="he-IL"/>
               </w:rPr>
             </w:pPr>
-            <w:proofErr w:type="spellStart"/>
             <w:r>
               <w:rPr>
                 <w:rFonts w:ascii="Futura" w:hAnsi="Futura" w:cs="Futura"/>
@@ -13831,7 +12931,6 @@
               </w:rPr>
               <w:t>Simiduia</w:t>
             </w:r>
-            <w:proofErr w:type="spellEnd"/>
           </w:p>
         </w:tc>
         <w:tc>
@@ -14086,13 +13185,13 @@
       </w:r>
       <w:r>
         <w:rPr>
-          <w:rFonts w:ascii="Futura Medium" w:hAnsi="Futura Medium" w:cs="Futura Medium" w:hint="cs"/>
+          <w:rFonts w:ascii="Helvetica Neue Medium" w:hAnsi="Helvetica Neue Medium" w:cs="Futura"/>
           <w:i/>
           <w:iCs/>
           <w:sz w:val="20"/>
           <w:szCs w:val="20"/>
         </w:rPr>
-        <w:t>D</w:t>
+        <w:t>λ</w:t>
       </w:r>
       <w:r>
         <w:rPr>
@@ -14176,13 +13275,13 @@
       </w:r>
       <w:r>
         <w:rPr>
-          <w:rFonts w:ascii="Futura Medium" w:hAnsi="Futura Medium" w:cs="Futura Medium" w:hint="cs"/>
+          <w:rFonts w:ascii="Helvetica Neue Medium" w:hAnsi="Helvetica Neue Medium" w:cs="Futura"/>
           <w:i/>
           <w:iCs/>
           <w:sz w:val="20"/>
           <w:szCs w:val="20"/>
         </w:rPr>
-        <w:t>D</w:t>
+        <w:t>λ</w:t>
       </w:r>
       <w:r>
         <w:rPr>
@@ -15025,6 +14124,7 @@
                 <w:sz w:val="20"/>
                 <w:szCs w:val="20"/>
               </w:rPr>
+              <w:lastRenderedPageBreak/>
               <w:t>Evenness (%)</w:t>
             </w:r>
           </w:p>
@@ -15179,13 +14279,13 @@
             </w:r>
             <w:r>
               <w:rPr>
-                <w:rFonts w:ascii="Futura Medium" w:hAnsi="Futura Medium" w:cs="Futura Medium" w:hint="cs"/>
-                <w:i/>
-                <w:iCs/>
-                <w:sz w:val="20"/>
-                <w:szCs w:val="20"/>
-              </w:rPr>
-              <w:t>D</w:t>
+                <w:rFonts w:ascii="Helvetica Neue Medium" w:hAnsi="Helvetica Neue Medium" w:cs="Futura"/>
+                <w:i/>
+                <w:iCs/>
+                <w:sz w:val="20"/>
+                <w:szCs w:val="20"/>
+              </w:rPr>
+              <w:t>λ</w:t>
             </w:r>
             <w:r>
               <w:rPr>
@@ -15557,20 +14657,22 @@
             <w:pPr>
               <w:rPr>
                 <w:rFonts w:ascii="Futura Medium" w:hAnsi="Futura Medium" w:cs="Futura Medium"/>
-                <w:sz w:val="20"/>
-                <w:szCs w:val="20"/>
-              </w:rPr>
-            </w:pPr>
-            <w:proofErr w:type="spellStart"/>
+                <w:i/>
+                <w:iCs/>
+                <w:sz w:val="20"/>
+                <w:szCs w:val="20"/>
+              </w:rPr>
+            </w:pPr>
             <w:r>
               <w:rPr>
                 <w:rFonts w:ascii="Futura Medium" w:hAnsi="Futura Medium" w:cs="Futura Medium" w:hint="cs"/>
+                <w:i/>
+                <w:iCs/>
                 <w:sz w:val="20"/>
                 <w:szCs w:val="20"/>
               </w:rPr>
               <w:t>Alphaproteobacteria</w:t>
             </w:r>
-            <w:proofErr w:type="spellEnd"/>
           </w:p>
         </w:tc>
         <w:tc>
@@ -15693,6 +14795,8 @@
             <w:pPr>
               <w:rPr>
                 <w:rFonts w:ascii="Futura Medium" w:hAnsi="Futura Medium" w:cs="Futura Medium"/>
+                <w:i/>
+                <w:iCs/>
                 <w:sz w:val="20"/>
                 <w:szCs w:val="20"/>
               </w:rPr>
@@ -15700,6 +14804,8 @@
             <w:r>
               <w:rPr>
                 <w:rFonts w:ascii="Futura Medium" w:hAnsi="Futura Medium" w:cs="Futura Medium" w:hint="cs"/>
+                <w:i/>
+                <w:iCs/>
                 <w:sz w:val="20"/>
                 <w:szCs w:val="20"/>
               </w:rPr>
@@ -15827,20 +14933,22 @@
             <w:pPr>
               <w:rPr>
                 <w:rFonts w:ascii="Futura Medium" w:hAnsi="Futura Medium" w:cs="Futura Medium"/>
-                <w:sz w:val="20"/>
-                <w:szCs w:val="20"/>
-              </w:rPr>
-            </w:pPr>
-            <w:proofErr w:type="spellStart"/>
+                <w:i/>
+                <w:iCs/>
+                <w:sz w:val="20"/>
+                <w:szCs w:val="20"/>
+              </w:rPr>
+            </w:pPr>
             <w:r>
               <w:rPr>
                 <w:rFonts w:ascii="Futura Medium" w:hAnsi="Futura Medium" w:cs="Futura Medium" w:hint="cs"/>
+                <w:i/>
+                <w:iCs/>
                 <w:sz w:val="20"/>
                 <w:szCs w:val="20"/>
               </w:rPr>
               <w:t>Bacteroidia</w:t>
             </w:r>
-            <w:proofErr w:type="spellEnd"/>
           </w:p>
         </w:tc>
         <w:tc>
@@ -15963,20 +15071,22 @@
             <w:pPr>
               <w:rPr>
                 <w:rFonts w:ascii="Futura Medium" w:hAnsi="Futura Medium" w:cs="Futura Medium"/>
-                <w:sz w:val="20"/>
-                <w:szCs w:val="20"/>
-              </w:rPr>
-            </w:pPr>
-            <w:proofErr w:type="spellStart"/>
+                <w:i/>
+                <w:iCs/>
+                <w:sz w:val="20"/>
+                <w:szCs w:val="20"/>
+              </w:rPr>
+            </w:pPr>
             <w:r>
               <w:rPr>
                 <w:rFonts w:ascii="Futura Medium" w:hAnsi="Futura Medium" w:cs="Futura Medium" w:hint="cs"/>
+                <w:i/>
+                <w:iCs/>
                 <w:sz w:val="20"/>
                 <w:szCs w:val="20"/>
               </w:rPr>
               <w:t>Verrucomicrobiia</w:t>
             </w:r>
-            <w:proofErr w:type="spellEnd"/>
           </w:p>
         </w:tc>
         <w:tc>
@@ -16541,7 +15651,6 @@
           <w:sz w:val="20"/>
           <w:szCs w:val="20"/>
         </w:rPr>
-        <w:lastRenderedPageBreak/>
         <w:fldChar w:fldCharType="begin"/>
       </w:r>
       <w:r>
@@ -18278,6 +17387,7 @@
           <w:sz w:val="20"/>
           <w:szCs w:val="20"/>
         </w:rPr>
+        <w:lastRenderedPageBreak/>
         <w:fldChar w:fldCharType="begin"/>
       </w:r>
       <w:r>
@@ -19062,7 +18172,6 @@
           <w:sz w:val="20"/>
           <w:szCs w:val="20"/>
         </w:rPr>
-        <w:lastRenderedPageBreak/>
         <w:fldChar w:fldCharType="begin"/>
       </w:r>
       <w:r>
@@ -20799,6 +19908,7 @@
           <w:sz w:val="20"/>
           <w:szCs w:val="20"/>
         </w:rPr>
+        <w:lastRenderedPageBreak/>
         <w:fldChar w:fldCharType="begin"/>
       </w:r>
       <w:r>
@@ -21508,6 +20618,56 @@
     </w:p>
     <w:p>
       <w:pPr>
+        <w:pStyle w:val="ListParagraph"/>
+        <w:numPr>
+          <w:ilvl w:val="0"/>
+          <w:numId w:val="1"/>
+        </w:numPr>
+        <w:spacing w:after="0"/>
+        <w:rPr>
+          <w:rFonts w:ascii="Futura Medium" w:hAnsi="Futura Medium" w:cs="Futura Medium"/>
+          <w:sz w:val="20"/>
+          <w:szCs w:val="20"/>
+          <w:lang w:val="en-US" w:bidi="he-IL"/>
+        </w:rPr>
+      </w:pPr>
+      <w:r>
+        <w:rPr>
+          <w:rFonts w:ascii="Futura Medium" w:hAnsi="Futura Medium" w:cs="Futura Medium"/>
+          <w:sz w:val="20"/>
+          <w:szCs w:val="20"/>
+          <w:lang w:val="en-US" w:bidi="he-IL"/>
+        </w:rPr>
+        <w:t>{Saha and Weinberger, 2019 #91511}</w:t>
+      </w:r>
+    </w:p>
+    <w:p>
+      <w:pPr>
+        <w:pStyle w:val="ListParagraph"/>
+        <w:numPr>
+          <w:ilvl w:val="0"/>
+          <w:numId w:val="1"/>
+        </w:numPr>
+        <w:spacing w:after="0"/>
+        <w:rPr>
+          <w:rFonts w:ascii="Futura Medium" w:hAnsi="Futura Medium" w:cs="Futura Medium"/>
+          <w:sz w:val="20"/>
+          <w:szCs w:val="20"/>
+          <w:lang w:val="en-US" w:bidi="he-IL"/>
+        </w:rPr>
+      </w:pPr>
+      <w:r>
+        <w:rPr>
+          <w:rFonts w:ascii="Futura Medium" w:hAnsi="Futura Medium" w:cs="Futura Medium"/>
+          <w:sz w:val="20"/>
+          <w:szCs w:val="20"/>
+          <w:lang w:val="en-US" w:bidi="he-IL"/>
+        </w:rPr>
+        <w:t>{Zhu et al., 2017 #80561}</w:t>
+      </w:r>
+    </w:p>
+    <w:p>
+      <w:pPr>
         <w:spacing w:after="0"/>
         <w:rPr>
           <w:rFonts w:ascii="Futura Medium" w:hAnsi="Futura Medium" w:cs="Futura Medium"/>
@@ -21537,7 +20697,6 @@
           <w:sz w:val="20"/>
           <w:szCs w:val="20"/>
         </w:rPr>
-        <w:lastRenderedPageBreak/>
         <w:fldChar w:fldCharType="begin"/>
       </w:r>
       <w:r>
@@ -21969,6 +21128,7 @@
           <w:sz w:val="20"/>
           <w:szCs w:val="20"/>
         </w:rPr>
+        <w:lastRenderedPageBreak/>
         <w:t xml:space="preserve">Corzett CH, Elsherbini J, Chien DM, Hehemann J-H, Henschel A, Preheim SP, Yu X, Alm EJ, Polz MF (2018) Evolution of a vegetarian </w:t>
       </w:r>
       <w:r>
@@ -22241,7 +21401,6 @@
           <w:sz w:val="20"/>
           <w:szCs w:val="20"/>
         </w:rPr>
-        <w:lastRenderedPageBreak/>
         <w:t xml:space="preserve">Goecke F, Thiel V, Wiese J, Labes A, Imhoff JF (2013) Algae as an important environment for bacteria – phylogenetic relationships among new bacterial species isolated from algae. </w:t>
       </w:r>
       <w:r>
@@ -22641,6 +21800,7 @@
           <w:sz w:val="20"/>
           <w:szCs w:val="20"/>
         </w:rPr>
+        <w:lastRenderedPageBreak/>
         <w:t xml:space="preserve">Jain A, Krishnan KP (2017) A glimpse of the diversity of complex polysaccharide-degrading culturable bacteria from Kongsfjorden, Arctic Ocean. </w:t>
       </w:r>
       <w:r>
@@ -22813,7 +21973,6 @@
           <w:sz w:val="20"/>
           <w:szCs w:val="20"/>
         </w:rPr>
-        <w:lastRenderedPageBreak/>
         <w:t xml:space="preserve">Kalenborn S, Zühlke D, Reintjes G, Riedel K, Amann RI, Harder J (2024) Genes for laminarin degradation are dispersed in the genomes of particle-associated Maribacter species. </w:t>
       </w:r>
       <w:r>
@@ -23177,6 +22336,7 @@
           <w:sz w:val="20"/>
           <w:szCs w:val="20"/>
         </w:rPr>
+        <w:lastRenderedPageBreak/>
         <w:t xml:space="preserve">Küpper FC, Müller DG, Peters AF, Kloareg B, Potin P (2002) Oligoalginate recognition and oxidative burst play a key role in natural and induced resistance of sporophytes of Laminariales. </w:t>
       </w:r>
       <w:r>
@@ -23392,7 +22552,6 @@
           <w:sz w:val="20"/>
           <w:szCs w:val="20"/>
         </w:rPr>
-        <w:lastRenderedPageBreak/>
         <w:t xml:space="preserve">Liang J, Liu J, Zhan Y, Zhou S, Xue CX, Sun C, Lin Y, Luo C, Wang X, Zhang XH (2021) Succession of marine bacteria in response to Ulva prolifera-derived dissolved organic matter. </w:t>
       </w:r>
       <w:r>
@@ -23774,6 +22933,7 @@
           <w:sz w:val="20"/>
           <w:szCs w:val="20"/>
         </w:rPr>
+        <w:lastRenderedPageBreak/>
         <w:t xml:space="preserve">Maruyama Y, Hashimoto W, Murata K (2019) Structural studies on bacterial system used in the recognition and uptake of the macromolecule alginate. </w:t>
       </w:r>
       <w:r>
@@ -23989,7 +23149,6 @@
           <w:sz w:val="20"/>
           <w:szCs w:val="20"/>
         </w:rPr>
-        <w:lastRenderedPageBreak/>
         <w:t xml:space="preserve">Nakamura S, Yumioka J, Kachi S, Baba Y, Kawai S (2022) Bacterial and fungal gut microbiota of supralittoral talitrid amphipods feeding on brown macroalgae and paper. </w:t>
       </w:r>
       <w:r>
@@ -24248,7 +23407,17 @@
           <w:sz w:val="20"/>
           <w:szCs w:val="20"/>
         </w:rPr>
-        <w:t xml:space="preserve">Pérez-Cruz C, Moraleda-Montoya A, Liébana R, Terrones O, Arrizabalaga U, García-Alija M, Lorizate M, Martínez Gascueña A, García-Álvarez I, Nieto-Garai JA et al. (2024) Mechanisms of recalcitrant fucoidan breakdown in marine Planctomycetota. </w:t>
+        <w:t xml:space="preserve">Pérez-Cruz C, Moraleda-Montoya A, Liébana R, Terrones O, Arrizabalaga U, García-Alija M, Lorizate M, Martínez Gascueña A, García-Álvarez I, Nieto-Garai JA et al. (2024) </w:t>
+      </w:r>
+      <w:r>
+        <w:rPr>
+          <w:rFonts w:ascii="Futura Medium" w:hAnsi="Futura Medium" w:cs="Futura Medium" w:hint="cs"/>
+          <w:kern w:val="0"/>
+          <w:sz w:val="20"/>
+          <w:szCs w:val="20"/>
+        </w:rPr>
+        <w:lastRenderedPageBreak/>
+        <w:t xml:space="preserve">Mechanisms of recalcitrant fucoidan breakdown in marine Planctomycetota. </w:t>
       </w:r>
       <w:r>
         <w:rPr>
@@ -24463,7 +23632,6 @@
           <w:sz w:val="20"/>
           <w:szCs w:val="20"/>
         </w:rPr>
-        <w:lastRenderedPageBreak/>
         <w:t xml:space="preserve">Sakatoku A, Wakabayashi M, Tanaka Y, Tanaka D, Nakamura S (2012) Isolation of a novel Saccharophagus species (Myt-1) capable of degrading a variety of seaweeds and polysaccharides. </w:t>
       </w:r>
       <w:r>
@@ -24808,6 +23976,7 @@
           <w:sz w:val="20"/>
           <w:szCs w:val="20"/>
         </w:rPr>
+        <w:lastRenderedPageBreak/>
         <w:t xml:space="preserve">Tang J, Wang M, Zhou Q, Nagata S (2011) Improved composting of Undaria pinnatifida seaweed by inoculation with Halomonas and Gracilibacillus sp. isolated from marine environments. </w:t>
       </w:r>
       <w:r>
@@ -25042,7 +24211,6 @@
           <w:sz w:val="20"/>
           <w:szCs w:val="20"/>
         </w:rPr>
-        <w:lastRenderedPageBreak/>
         <w:t xml:space="preserve">Uchida M (1996) Formation of single cell detritus densely covered with bacteria during experimental degradation of </w:t>
       </w:r>
       <w:r>
@@ -25406,6 +24574,7 @@
           <w:sz w:val="20"/>
           <w:szCs w:val="20"/>
         </w:rPr>
+        <w:lastRenderedPageBreak/>
         <w:t xml:space="preserve">Williams AG, Withers S, Sutherland AD (2013) The potential of bacteria isolated from ruminal contents of seaweed-eating North Ronaldsay sheep to hydrolyse seaweed components and produce methane by anaerobic digestion in vitro. </w:t>
       </w:r>
       <w:r>
@@ -25621,7 +24790,6 @@
           <w:sz w:val="20"/>
           <w:szCs w:val="20"/>
         </w:rPr>
-        <w:lastRenderedPageBreak/>
         <w:t xml:space="preserve">Yang J, Cui D, Shen H (2021) Microbulbifer sp. SH-1 degrades brown seaweed via the synergistic effect of alginate lyase AlgSH6, AlgSH7 and AlgSH17. </w:t>
       </w:r>
       <w:r>
